--- a/downloads/student/ai-6-week-18.docx
+++ b/downloads/student/ai-6-week-18.docx
@@ -799,6 +799,16 @@
     <w:p>
       <w:r>
         <w:t>Some systems normalise inputs explicitly; this fictional contract deliberately does not.</w:t>
+      </w:r>
+    </w:p>
+    <w:p>
+      <w:r>
+        <w:t>Read the labelled picture: Classify h3, H3, h30 and the trailing-space input by the stated shape contract. Does a valid z0 grant record access, and which separate gate still remains?</w:t>
+      </w:r>
+    </w:p>
+    <w:p>
+      <w:r>
+        <w:t>Change one thing: Replace h3 with z0. Predict the result before checking the explanation. What remains the same?</w:t>
       </w:r>
     </w:p>
     <w:p>
@@ -1914,6 +1924,187 @@
         <w:t>Attempt the independent case before hints. Record whether you worked alone, used a hint or followed a model. After feedback, fix the first unsupported step and explain why it changed. A later check uses a changed case, not a copied answer.</w:t>
       </w:r>
     </w:p>
+    <w:p>
+      <w:pPr>
+        <w:pStyle w:val="Heading1"/>
+      </w:pPr>
+      <w:r>
+        <w:t>15. Your lesson route</w:t>
+      </w:r>
+    </w:p>
+    <w:p>
+      <w:r>
+        <w:t>Start with this question: Check shape before permission. A toy tool accepts exactly one ASCII lowercase letter followed by one digit, with no trimming.</w:t>
+      </w:r>
+    </w:p>
+    <w:tbl>
+      <w:tblPr>
+        <w:tblStyle w:val="LightShading-Accent1"/>
+        <w:tblW w:type="auto" w:w="0"/>
+        <w:tblLook w:firstColumn="1" w:firstRow="1" w:lastColumn="0" w:lastRow="0" w:noHBand="0" w:noVBand="1" w:val="04A0"/>
+      </w:tblPr>
+      <w:tblGrid>
+        <w:gridCol w:w="5112"/>
+        <w:gridCol w:w="5112"/>
+      </w:tblGrid>
+      <w:tr>
+        <w:trPr>
+          <w:tblHeader/>
+        </w:trPr>
+        <w:tc>
+          <w:tcPr>
+            <w:tcW w:type="dxa" w:w="5112"/>
+          </w:tcPr>
+          <w:p>
+            <w:r>
+              <w:t>By the end, I can</w:t>
+            </w:r>
+          </w:p>
+        </w:tc>
+        <w:tc>
+          <w:tcPr>
+            <w:tcW w:type="dxa" w:w="5112"/>
+          </w:tcPr>
+          <w:p>
+            <w:r>
+              <w:t>How I will show it</w:t>
+            </w:r>
+          </w:p>
+        </w:tc>
+      </w:tr>
+      <w:tr>
+        <w:tc>
+          <w:tcPr>
+            <w:tcW w:type="dxa" w:w="5112"/>
+          </w:tcPr>
+          <w:p>
+            <w:r>
+              <w:t>Explain the mechanism and terminology of untrusted input boundaries</w:t>
+            </w:r>
+          </w:p>
+        </w:tc>
+        <w:tc>
+          <w:tcPr>
+            <w:tcW w:type="dxa" w:w="5112"/>
+          </w:tcPr>
+          <w:p>
+            <w:r>
+              <w:t>Explain the deciding step, show a trace or test, and state one limit.</w:t>
+            </w:r>
+          </w:p>
+        </w:tc>
+      </w:tr>
+      <w:tr>
+        <w:tc>
+          <w:tcPr>
+            <w:tcW w:type="dxa" w:w="5112"/>
+          </w:tcPr>
+          <w:p>
+            <w:r>
+              <w:t>Apply the stated procedure to a new case with a traceable result</w:t>
+            </w:r>
+          </w:p>
+        </w:tc>
+        <w:tc>
+          <w:tcPr>
+            <w:tcW w:type="dxa" w:w="5112"/>
+          </w:tcPr>
+          <w:p>
+            <w:r>
+              <w:t>Explain the deciding step, show a trace or test, and state one limit.</w:t>
+            </w:r>
+          </w:p>
+        </w:tc>
+      </w:tr>
+      <w:tr>
+        <w:tc>
+          <w:tcPr>
+            <w:tcW w:type="dxa" w:w="5112"/>
+          </w:tcPr>
+          <w:p>
+            <w:r>
+              <w:t>Identify an assumption or limitation and design a revealing follow-up</w:t>
+            </w:r>
+          </w:p>
+        </w:tc>
+        <w:tc>
+          <w:tcPr>
+            <w:tcW w:type="dxa" w:w="5112"/>
+          </w:tcPr>
+          <w:p>
+            <w:r>
+              <w:t>Explain the deciding step, show a trace or test, and state one limit.</w:t>
+            </w:r>
+          </w:p>
+        </w:tc>
+      </w:tr>
+    </w:tbl>
+    <w:p>
+      <w:r>
+        <w:t>Remember → watch and explain → try with help → investigate → try independently → keep project evidence. Your teacher may spread this lesson across several classes.</w:t>
+      </w:r>
+    </w:p>
+    <w:p>
+      <w:r>
+        <w:t>Keep your first prediction. Compare it with what the evidence shows and explain any change.</w:t>
+      </w:r>
+    </w:p>
+    <w:p>
+      <w:pPr>
+        <w:pStyle w:val="Heading1"/>
+      </w:pPr>
+      <w:r>
+        <w:t>16. Finish and return</w:t>
+      </w:r>
+    </w:p>
+    <w:p>
+      <w:r>
+        <w:t>Close your notes. Explain this goal in your own words: Explain the mechanism and terminology of untrusted input boundaries</w:t>
+      </w:r>
+    </w:p>
+    <w:p>
+      <w:pPr>
+        <w:pStyle w:val="Heading3"/>
+      </w:pPr>
+      <w:r>
+        <w:t>My deciding step, evidence and one remaining question</w:t>
+      </w:r>
+    </w:p>
+    <w:p>
+      <w:r>
+        <w:t>________________________________________________________________</w:t>
+      </w:r>
+    </w:p>
+    <w:p>
+      <w:r>
+        <w:t>________________________________________________________________</w:t>
+      </w:r>
+    </w:p>
+    <w:p>
+      <w:r>
+        <w:t>________________________________________________________________</w:t>
+      </w:r>
+    </w:p>
+    <w:p>
+      <w:r>
+        <w:t>________________________________________________________________</w:t>
+      </w:r>
+    </w:p>
+    <w:p>
+      <w:r>
+        <w:t>________________________________________________________________</w:t>
+      </w:r>
+    </w:p>
+    <w:p>
+      <w:r>
+        <w:t>If you are unsure, return to the worked picture and explain one arrow. If you are ready, change an input or assumption and justify your prediction.</w:t>
+      </w:r>
+    </w:p>
+    <w:p>
+      <w:r>
+        <w:t>Save your workbook evidence. At the next review, try a different case before opening your old answer.</w:t>
+      </w:r>
+    </w:p>
     <w:sectPr>
       <w:pgSz w:w="12240" w:h="15840"/>
       <w:pgMar w:top="936" w:right="1008" w:bottom="936" w:left="1008" w:header="720" w:footer="720" w:gutter="0"/>

--- a/downloads/student/ai-6-week-18.docx
+++ b/downloads/student/ai-6-week-18.docx
@@ -2105,6 +2105,215 @@
         <w:t>Save your workbook evidence. At the next review, try a different case before opening your old answer.</w:t>
       </w:r>
     </w:p>
+    <w:p>
+      <w:pPr>
+        <w:pStyle w:val="Heading1"/>
+      </w:pPr>
+      <w:r>
+        <w:t>17. Supported practice, repair and portfolio</w:t>
+      </w:r>
+    </w:p>
+    <w:p>
+      <w:r>
+        <w:t>Use this supported practice once, in the browser or on paper. Keep the reserved independent assessment for a separate first attempt before teacher feedback.</w:t>
+      </w:r>
+    </w:p>
+    <w:p>
+      <w:r>
+        <w:t>Check shape before permission. A toy tool accepts exactly one ASCII lowercase letter followed by one digit, with no trimming.</w:t>
+      </w:r>
+    </w:p>
+    <w:p>
+      <w:pPr>
+        <w:pStyle w:val="Heading3"/>
+      </w:pPr>
+      <w:r>
+        <w:t>Practice 1: explain the deciding evidence</w:t>
+      </w:r>
+    </w:p>
+    <w:p>
+      <w:r>
+        <w:t>Which labelled step matches this detail? An accepted identifier still needs trusted authorisation.</w:t>
+      </w:r>
+    </w:p>
+    <w:p>
+      <w:r>
+        <w:t>1. Reject wrong shapes</w:t>
+      </w:r>
+    </w:p>
+    <w:p>
+      <w:r>
+        <w:t>2. Check authority next</w:t>
+      </w:r>
+    </w:p>
+    <w:p>
+      <w:r>
+        <w:t>3. Validate h3</w:t>
+      </w:r>
+    </w:p>
+    <w:p>
+      <w:pPr>
+        <w:pStyle w:val="Heading3"/>
+      </w:pPr>
+      <w:r>
+        <w:t>My selected conclusion, deciding fact and explanation</w:t>
+      </w:r>
+    </w:p>
+    <w:p>
+      <w:r>
+        <w:t>________________________________________________________________</w:t>
+      </w:r>
+    </w:p>
+    <w:p>
+      <w:r>
+        <w:t>________________________________________________________________</w:t>
+      </w:r>
+    </w:p>
+    <w:p>
+      <w:r>
+        <w:t>________________________________________________________________</w:t>
+      </w:r>
+    </w:p>
+    <w:p>
+      <w:r>
+        <w:t>________________________________________________________________</w:t>
+      </w:r>
+    </w:p>
+    <w:p>
+      <w:r>
+        <w:t>________________________________________________________________</w:t>
+      </w:r>
+    </w:p>
+    <w:p>
+      <w:r>
+        <w:t>Hint if needed: Read the steps in the pictorial case. Match the supplied detail to the stage that performs or records it.</w:t>
+      </w:r>
+    </w:p>
+    <w:p>
+      <w:r>
+        <w:t>After your attempt, compare with the supported explanation: Check authority next An accepted identifier still needs trusted authorisation. Input shape and permission answer different questions. Silently normalising these inputs would change the stated contract.</w:t>
+      </w:r>
+    </w:p>
+    <w:p>
+      <w:pPr>
+        <w:pStyle w:val="Heading3"/>
+      </w:pPr>
+      <w:r>
+        <w:t>Practice 2: explain the deciding evidence</w:t>
+      </w:r>
+    </w:p>
+    <w:p>
+      <w:r>
+        <w:t>Changed-case practice: Replace h3 with z0. Which conclusion is supported by the supplied facts?</w:t>
+      </w:r>
+    </w:p>
+    <w:p>
+      <w:r>
+        <w:t>1. We can decide the result without examining the changed input or the procedure.</w:t>
+      </w:r>
+    </w:p>
+    <w:p>
+      <w:r>
+        <w:t>2. The shape passes; resource access is still undecided.</w:t>
+      </w:r>
+    </w:p>
+    <w:p>
+      <w:r>
+        <w:t>3. This one example guarantees correct results for every future input.</w:t>
+      </w:r>
+    </w:p>
+    <w:p>
+      <w:pPr>
+        <w:pStyle w:val="Heading3"/>
+      </w:pPr>
+      <w:r>
+        <w:t>My selected conclusion, deciding fact and explanation</w:t>
+      </w:r>
+    </w:p>
+    <w:p>
+      <w:r>
+        <w:t>________________________________________________________________</w:t>
+      </w:r>
+    </w:p>
+    <w:p>
+      <w:r>
+        <w:t>________________________________________________________________</w:t>
+      </w:r>
+    </w:p>
+    <w:p>
+      <w:r>
+        <w:t>________________________________________________________________</w:t>
+      </w:r>
+    </w:p>
+    <w:p>
+      <w:r>
+        <w:t>________________________________________________________________</w:t>
+      </w:r>
+    </w:p>
+    <w:p>
+      <w:r>
+        <w:t>________________________________________________________________</w:t>
+      </w:r>
+    </w:p>
+    <w:p>
+      <w:r>
+        <w:t>Hint if needed: Use the changed condition and the deciding step in the pictorial trace. The answer must say what follows from those facts.</w:t>
+      </w:r>
+    </w:p>
+    <w:p>
+      <w:r>
+        <w:t>After your attempt, compare with the supported explanation: The shape passes; resource access is still undecided. Structure contains no evidence of ownership or user permission.</w:t>
+      </w:r>
+    </w:p>
+    <w:p>
+      <w:pPr>
+        <w:pStyle w:val="Heading3"/>
+      </w:pPr>
+      <w:r>
+        <w:t>Repair a missing building block</w:t>
+      </w:r>
+    </w:p>
+    <w:p>
+      <w:r>
+        <w:t>Review External side effects and recovery (ai-6/17). Goal: Explain the mechanism and terminology of external side effects and recovery. Short practice: Distinguish a missing printer acknowledgement from confirmed failure. What should happen if J6 is complete, and what evidence changes when J6 is reliably reported absent?. Return to this week and explain what you changed.</w:t>
+      </w:r>
+    </w:p>
+    <w:p>
+      <w:r>
+        <w:t>Review Approval gates and idempotency (ai-6/15). Goal: Explain the mechanism and terminology of approval gates and idempotency. Short practice: Trace the two deliveries of approved K9. How many reservations should occur, and why can a new K10 for desk 5 not borrow K9’s approval?. Return to this week and explain what you changed.</w:t>
+      </w:r>
+    </w:p>
+    <w:p>
+      <w:r>
+        <w:t>Review Logs traces and privacy (ai-6/12). Goal: Explain the mechanism and terminology of logs traces and privacy. Short practice: Identify the purpose of R17, C8 and 240 ms in the trace. Which field is deliberately omitted, and why would logging the whole question violate this design?. Return to this week and explain what you changed.</w:t>
+      </w:r>
+    </w:p>
+    <w:p>
+      <w:pPr>
+        <w:pStyle w:val="Heading3"/>
+      </w:pPr>
+      <w:r>
+        <w:t>Predict, run and debug</w:t>
+      </w:r>
+    </w:p>
+    <w:p>
+      <w:r>
+        <w:t>The browser lab lets you edit the supported Python examples already included in this lesson. Predict first, run, inspect the actual output or error, change one input, then run again. Keep code, predictions, actual results and a reasoned revision together. On paper, label your result as a trace rather than an execution.</w:t>
+      </w:r>
+    </w:p>
+    <w:p>
+      <w:pPr>
+        <w:pStyle w:val="Heading3"/>
+      </w:pPr>
+      <w:r>
+        <w:t>Keep your completed work</w:t>
+      </w:r>
+    </w:p>
+    <w:p>
+      <w:r>
+        <w:t>Use Download completed work in the hosted lesson to export your answers, reflections, practice feedback and code-run evidence. Open the HTML copy to read or print it. Drafts stay in this browser when storage is available; clear drafts on a shared device.</w:t>
+      </w:r>
+    </w:p>
     <w:sectPr>
       <w:pgSz w:w="12240" w:h="15840"/>
       <w:pgMar w:top="936" w:right="1008" w:bottom="936" w:left="1008" w:header="720" w:footer="720" w:gutter="0"/>

--- a/downloads/student/ai-6-week-18.docx
+++ b/downloads/student/ai-6-week-18.docx
@@ -42,6 +42,11 @@
       </w:r>
     </w:p>
     <w:p>
+      <w:r>
+        <w:t>Start with the target: Explain the mechanism and terminology of untrusted input boundaries. Try the recall before opening notes.</w:t>
+      </w:r>
+    </w:p>
+    <w:p>
       <w:pPr>
         <w:pStyle w:val="Heading3"/>
       </w:pPr>
@@ -50,17 +55,59 @@
       </w:r>
     </w:p>
     <w:p>
-      <w:r>
-        <w:t>I can explain the mechanism and terminology of untrusted input boundaries.</w:t>
-      </w:r>
-    </w:p>
-    <w:p>
-      <w:r>
+      <w:pPr>
+        <w:spacing w:line="336" w:lineRule="auto" w:after="180"/>
+      </w:pPr>
+      <w:r>
+        <w:rPr>
+          <w:b w:val="0"/>
+        </w:rPr>
+        <w:t xml:space="preserve">I can explain the </w:t>
+      </w:r>
+      <w:r>
+        <w:rPr>
+          <w:b/>
+        </w:rPr>
+        <w:t>mechanism</w:t>
+      </w:r>
+      <w:r>
+        <w:rPr>
+          <w:b w:val="0"/>
+        </w:rPr>
+        <w:t xml:space="preserve"> and terminology of </w:t>
+      </w:r>
+      <w:r>
+        <w:rPr>
+          <w:b/>
+        </w:rPr>
+        <w:t>untrusted input</w:t>
+      </w:r>
+      <w:r>
+        <w:rPr>
+          <w:b w:val="0"/>
+        </w:rPr>
+        <w:t xml:space="preserve"> boundaries.</w:t>
+      </w:r>
+    </w:p>
+    <w:p>
+      <w:pPr>
+        <w:spacing w:line="336" w:lineRule="auto" w:after="180"/>
+      </w:pPr>
+      <w:r>
+        <w:rPr>
+          <w:b w:val="0"/>
+        </w:rPr>
         <w:t>I can apply the stated procedure to a new case with a traceable result.</w:t>
       </w:r>
     </w:p>
     <w:p>
-      <w:r>
+      <w:pPr>
+        <w:spacing w:line="336" w:lineRule="auto" w:after="180"/>
+      </w:pPr>
+      <w:r>
+        <w:rPr>
+          <w:b w:val="0"/>
+        </w:rPr>
         <w:t>I can identify an assumption or limitation and design a revealing follow-up.</w:t>
       </w:r>
     </w:p>
@@ -73,47 +120,137 @@
       </w:r>
     </w:p>
     <w:p>
-      <w:r>
+      <w:pPr>
+        <w:spacing w:line="336" w:lineRule="auto" w:after="180"/>
+      </w:pPr>
+      <w:r>
+        <w:rPr>
+          <w:b w:val="0"/>
+        </w:rPr>
         <w:t>Close your notes first. A rough first answer helps us choose the right starting point; it is not a score for your ability.</w:t>
       </w:r>
     </w:p>
     <w:p>
-      <w:r>
+      <w:pPr>
+        <w:spacing w:line="336" w:lineRule="auto" w:after="180"/>
+      </w:pPr>
+      <w:r>
+        <w:rPr>
+          <w:b w:val="0"/>
+        </w:rPr>
         <w:t>Without opening the old lesson, explain one key idea from External side effects and recovery. Give an example and a mistake that the idea helps you avoid.</w:t>
       </w:r>
     </w:p>
     <w:p>
-      <w:r>
+      <w:pPr>
+        <w:spacing w:line="336" w:lineRule="auto" w:after="180"/>
+      </w:pPr>
+      <w:r>
+        <w:rPr>
+          <w:b w:val="0"/>
+        </w:rPr>
         <w:t>Without opening the old lesson, explain one key idea from Approval gates and idempotency. Give an example and a mistake that the idea helps you avoid.</w:t>
       </w:r>
     </w:p>
     <w:p>
-      <w:r>
+      <w:pPr>
+        <w:spacing w:line="336" w:lineRule="auto" w:after="180"/>
+      </w:pPr>
+      <w:r>
+        <w:rPr>
+          <w:b w:val="0"/>
+        </w:rPr>
         <w:t>Without opening the old lesson, explain one key idea from Logs traces and privacy. Give an example and a mistake that the idea helps you avoid.</w:t>
       </w:r>
     </w:p>
     <w:p>
-      <w:r>
-        <w:t>After trying, check the relevant lesson or ask your teacher. Change the part of your explanation that the evidence shows was wrong.</w:t>
-      </w:r>
-    </w:p>
-    <w:p>
-      <w:r>
+      <w:pPr>
+        <w:spacing w:line="336" w:lineRule="auto" w:after="180"/>
+      </w:pPr>
+      <w:r>
+        <w:rPr>
+          <w:b w:val="0"/>
+        </w:rPr>
+        <w:t xml:space="preserve">After trying, check the relevant lesson or ask your teacher. Change the part of your explanation that the </w:t>
+      </w:r>
+      <w:r>
+        <w:rPr>
+          <w:b/>
+        </w:rPr>
+        <w:t>evidence</w:t>
+      </w:r>
+      <w:r>
+        <w:rPr>
+          <w:b w:val="0"/>
+        </w:rPr>
+        <w:t xml:space="preserve"> shows was wrong.</w:t>
+      </w:r>
+    </w:p>
+    <w:p>
+      <w:pPr>
+        <w:spacing w:line="336" w:lineRule="auto" w:after="180"/>
+      </w:pPr>
+      <w:r>
+        <w:rPr>
+          <w:b w:val="0"/>
+        </w:rPr>
         <w:t>This week you will practise:</w:t>
       </w:r>
     </w:p>
     <w:p>
-      <w:r>
-        <w:t>Explain the mechanism and terminology of untrusted input boundaries</w:t>
-      </w:r>
-    </w:p>
-    <w:p>
-      <w:r>
+      <w:pPr>
+        <w:spacing w:line="336" w:lineRule="auto" w:after="180"/>
+      </w:pPr>
+      <w:r>
+        <w:rPr>
+          <w:b w:val="0"/>
+        </w:rPr>
+        <w:t xml:space="preserve">Explain the </w:t>
+      </w:r>
+      <w:r>
+        <w:rPr>
+          <w:b/>
+        </w:rPr>
+        <w:t>mechanism</w:t>
+      </w:r>
+      <w:r>
+        <w:rPr>
+          <w:b w:val="0"/>
+        </w:rPr>
+        <w:t xml:space="preserve"> and terminology of </w:t>
+      </w:r>
+      <w:r>
+        <w:rPr>
+          <w:b/>
+        </w:rPr>
+        <w:t>untrusted input</w:t>
+      </w:r>
+      <w:r>
+        <w:rPr>
+          <w:b w:val="0"/>
+        </w:rPr>
+        <w:t xml:space="preserve"> boundaries</w:t>
+      </w:r>
+    </w:p>
+    <w:p>
+      <w:pPr>
+        <w:spacing w:line="336" w:lineRule="auto" w:after="180"/>
+      </w:pPr>
+      <w:r>
+        <w:rPr>
+          <w:b w:val="0"/>
+        </w:rPr>
         <w:t>Apply the stated procedure to a new case with a traceable result</w:t>
       </w:r>
     </w:p>
     <w:p>
-      <w:r>
+      <w:pPr>
+        <w:spacing w:line="336" w:lineRule="auto" w:after="180"/>
+      </w:pPr>
+      <w:r>
+        <w:rPr>
+          <w:b w:val="0"/>
+        </w:rPr>
         <w:t>Identify an assumption or limitation and design a revealing follow-up</w:t>
       </w:r>
     </w:p>
@@ -126,8 +263,38 @@
       </w:r>
     </w:p>
     <w:p>
-      <w:r>
-        <w:t>Recall External side effects and recovery. Explain why a recorded result needs its input conditions and evidence source before it can support a claim.</w:t>
+      <w:pPr>
+        <w:spacing w:line="336" w:lineRule="auto" w:after="180"/>
+      </w:pPr>
+      <w:r>
+        <w:rPr>
+          <w:b w:val="0"/>
+        </w:rPr>
+        <w:t xml:space="preserve">Recall External side effects and recovery. Explain why a recorded result needs its </w:t>
+      </w:r>
+      <w:r>
+        <w:rPr>
+          <w:b/>
+        </w:rPr>
+        <w:t>input</w:t>
+      </w:r>
+      <w:r>
+        <w:rPr>
+          <w:b w:val="0"/>
+        </w:rPr>
+        <w:t xml:space="preserve"> conditions and </w:t>
+      </w:r>
+      <w:r>
+        <w:rPr>
+          <w:b/>
+        </w:rPr>
+        <w:t>evidence</w:t>
+      </w:r>
+      <w:r>
+        <w:rPr>
+          <w:b w:val="0"/>
+        </w:rPr>
+        <w:t xml:space="preserve"> source before it can support a claim.</w:t>
       </w:r>
     </w:p>
     <w:p>
@@ -162,8 +329,26 @@
       </w:r>
     </w:p>
     <w:p>
-      <w:r>
-        <w:t>Explain untrusted input boundaries using the deciding step in this fictional service.</w:t>
+      <w:pPr>
+        <w:spacing w:line="336" w:lineRule="auto" w:after="180"/>
+      </w:pPr>
+      <w:r>
+        <w:rPr>
+          <w:b w:val="0"/>
+        </w:rPr>
+        <w:t xml:space="preserve">Explain </w:t>
+      </w:r>
+      <w:r>
+        <w:rPr>
+          <w:b/>
+        </w:rPr>
+        <w:t>untrusted input</w:t>
+      </w:r>
+      <w:r>
+        <w:rPr>
+          <w:b w:val="0"/>
+        </w:rPr>
+        <w:t xml:space="preserve"> boundaries using the deciding step in this fictional service.</w:t>
       </w:r>
     </w:p>
     <w:p>
@@ -176,12 +361,46 @@
     </w:p>
     <w:p>
       <w:r>
-        <w:t>Untrusted input must be treated according to a contract before reaching code, queries or tools. Data that resembles instructions does not acquire execution authority.</w:t>
-      </w:r>
-    </w:p>
-    <w:p>
-      <w:r>
-        <w:t>Begin by writing the question the procedure is intended to answer. Identify the information already supplied, the information it will produce and the information still missing. These are constructed classroom examples; they do not require live accounts, private records or an external service. Do not treat a plausible explanation as a measured outcome.</w:t>
+        <w:t>Investigate the supplied Untrusted input boundaries case. Separate observations, given facts and assumptions before choosing an explanation.</w:t>
+      </w:r>
+    </w:p>
+    <w:p>
+      <w:pPr>
+        <w:spacing w:line="336" w:lineRule="auto" w:after="180"/>
+      </w:pPr>
+      <w:r>
+        <w:rPr>
+          <w:b/>
+        </w:rPr>
+        <w:t>Untrusted input</w:t>
+      </w:r>
+      <w:r>
+        <w:rPr>
+          <w:b w:val="0"/>
+        </w:rPr>
+        <w:t xml:space="preserve"> must be treated according to a contract before reaching code, queries or tools. Data that resembles instructions does not acquire execution authority.</w:t>
+      </w:r>
+    </w:p>
+    <w:p>
+      <w:pPr>
+        <w:spacing w:line="336" w:lineRule="auto" w:after="180"/>
+      </w:pPr>
+      <w:r>
+        <w:rPr>
+          <w:b w:val="0"/>
+        </w:rPr>
+        <w:t>Begin by writing the question the procedure is intended to answer. Identify the information already supplied, the information it will produce and the information still missing.</w:t>
+      </w:r>
+    </w:p>
+    <w:p>
+      <w:pPr>
+        <w:spacing w:line="336" w:lineRule="auto" w:after="180"/>
+      </w:pPr>
+      <w:r>
+        <w:rPr>
+          <w:b w:val="0"/>
+        </w:rPr>
+        <w:t>These are constructed classroom examples; they do not require live accounts, private records or an external service. Do not treat a plausible explanation as a measured outcome.</w:t>
       </w:r>
     </w:p>
     <w:p>
@@ -217,6 +436,17 @@
     </w:p>
     <w:p>
       <w:r>
+        <w:t>Follow the mechanism for Untrusted input boundaries. Connect each labelled input, deciding step and result.</w:t>
+      </w:r>
+    </w:p>
+    <w:p>
+      <w:pPr>
+        <w:spacing w:line="336" w:lineRule="auto" w:after="180"/>
+      </w:pPr>
+      <w:r>
+        <w:rPr>
+          <w:b w:val="0"/>
+        </w:rPr>
         <w:t>For the toy lookup accept room IDs matching one uppercase letter plus one digit. Perform exact dictionary lookup; never evaluate user strings as code. Reject invalid length or characters.</w:t>
       </w:r>
     </w:p>
@@ -313,8 +543,49 @@
       </w:r>
     </w:p>
     <w:p>
-      <w:r>
-        <w:t>Before applying the procedure, write its units, denominator or decision boundary where relevant. A partner should be able to repeat each step using the same inputs. If a required input is absent or violates the stated contract, record that condition explicitly instead of quietly replacing it with a convenient value.</w:t>
+      <w:pPr>
+        <w:spacing w:line="336" w:lineRule="auto" w:after="180"/>
+      </w:pPr>
+      <w:r>
+        <w:rPr>
+          <w:b w:val="0"/>
+        </w:rPr>
+        <w:t xml:space="preserve">Before applying the procedure, write its units, denominator or decision boundary where relevant. A partner should be able to repeat each step using the same </w:t>
+      </w:r>
+      <w:r>
+        <w:rPr>
+          <w:b/>
+        </w:rPr>
+        <w:t>input</w:t>
+      </w:r>
+      <w:r>
+        <w:rPr>
+          <w:b w:val="0"/>
+        </w:rPr>
+        <w:t>s.</w:t>
+      </w:r>
+    </w:p>
+    <w:p>
+      <w:pPr>
+        <w:spacing w:line="336" w:lineRule="auto" w:after="180"/>
+      </w:pPr>
+      <w:r>
+        <w:rPr>
+          <w:b w:val="0"/>
+        </w:rPr>
+        <w:t xml:space="preserve">If a required </w:t>
+      </w:r>
+      <w:r>
+        <w:rPr>
+          <w:b/>
+        </w:rPr>
+        <w:t>input</w:t>
+      </w:r>
+      <w:r>
+        <w:rPr>
+          <w:b w:val="0"/>
+        </w:rPr>
+        <w:t xml:space="preserve"> is absent or violates the stated contract, record that condition explicitly instead of quietly replacing it with a convenient value.</w:t>
       </w:r>
     </w:p>
     <w:p>
@@ -326,8 +597,26 @@
       </w:r>
     </w:p>
     <w:p>
-      <w:r>
-        <w:t>Point to the input, the deciding step and the result in this week’s visual. Explain the same step in ordinary words. A picture helps when you can say what each part represents.</w:t>
+      <w:pPr>
+        <w:spacing w:line="336" w:lineRule="auto" w:after="180"/>
+      </w:pPr>
+      <w:r>
+        <w:rPr>
+          <w:b w:val="0"/>
+        </w:rPr>
+        <w:t xml:space="preserve">Point to the </w:t>
+      </w:r>
+      <w:r>
+        <w:rPr>
+          <w:b/>
+        </w:rPr>
+        <w:t>input</w:t>
+      </w:r>
+      <w:r>
+        <w:rPr>
+          <w:b w:val="0"/>
+        </w:rPr>
+        <w:t>, the deciding step and the result in this week’s visual. Explain the same step in ordinary words. A picture helps when you can say what each part represents.</w:t>
       </w:r>
     </w:p>
     <w:p>
@@ -339,6 +628,11 @@
       </w:r>
     </w:p>
     <w:p>
+      <w:r>
+        <w:t>Compare the supplied cases for Untrusted input boundaries. Identify the detail that changes the conclusion.</w:t>
+      </w:r>
+    </w:p>
+    <w:p>
       <w:pPr>
         <w:pStyle w:val="Heading3"/>
       </w:pPr>
@@ -347,8 +641,20 @@
       </w:r>
     </w:p>
     <w:p>
-      <w:r>
-        <w:t>Inputs A1 and delete_all() are supplied to room lookup. Show the intermediate steps and give the conclusion with its scope.</w:t>
+      <w:pPr>
+        <w:spacing w:line="336" w:lineRule="auto" w:after="180"/>
+      </w:pPr>
+      <w:r>
+        <w:rPr>
+          <w:b/>
+        </w:rPr>
+        <w:t>Input</w:t>
+      </w:r>
+      <w:r>
+        <w:rPr>
+          <w:b w:val="0"/>
+        </w:rPr>
+        <w:t>s A1 and delete_all() are supplied to room lookup. Show the intermediate steps and give the conclusion with its scope.</w:t>
       </w:r>
     </w:p>
     <w:p>
@@ -393,18 +699,81 @@
       </w:r>
     </w:p>
     <w:p>
-      <w:r>
+      <w:pPr>
+        <w:pStyle w:val="Heading3"/>
+      </w:pPr>
+      <w:r>
+        <w:t>Change one thing</w:t>
+      </w:r>
+    </w:p>
+    <w:p>
+      <w:pPr>
+        <w:spacing w:line="336" w:lineRule="auto" w:after="180"/>
+        <w:shd w:fill="F5F1FB"/>
+      </w:pPr>
+      <w:r>
+        <w:rPr>
+          <w:b w:val="0"/>
+        </w:rPr>
         <w:t>Change: Replace h3 with z0.</w:t>
       </w:r>
     </w:p>
     <w:p>
-      <w:r>
-        <w:t>Prediction: The shape passes; resource access is still undecided.</w:t>
-      </w:r>
-    </w:p>
-    <w:p>
-      <w:r>
-        <w:t>Reason: Structure contains no evidence of ownership or user permission.</w:t>
+      <w:pPr>
+        <w:pStyle w:val="Heading3"/>
+      </w:pPr>
+      <w:r>
+        <w:t>Predicted result</w:t>
+      </w:r>
+    </w:p>
+    <w:p>
+      <w:pPr>
+        <w:spacing w:line="336" w:lineRule="auto" w:after="180"/>
+        <w:shd w:fill="F1F6FC"/>
+      </w:pPr>
+      <w:r>
+        <w:rPr>
+          <w:b/>
+        </w:rPr>
+        <w:t>Prediction</w:t>
+      </w:r>
+      <w:r>
+        <w:rPr>
+          <w:b w:val="0"/>
+        </w:rPr>
+        <w:t>: The shape passes; resource access is still undecided.</w:t>
+      </w:r>
+    </w:p>
+    <w:p>
+      <w:pPr>
+        <w:pStyle w:val="Heading3"/>
+      </w:pPr>
+      <w:r>
+        <w:t>Why the result follows</w:t>
+      </w:r>
+    </w:p>
+    <w:p>
+      <w:pPr>
+        <w:spacing w:line="336" w:lineRule="auto" w:after="180"/>
+        <w:shd w:fill="F1F6FC"/>
+      </w:pPr>
+      <w:r>
+        <w:rPr>
+          <w:b w:val="0"/>
+        </w:rPr>
+        <w:t xml:space="preserve">Reason: Structure contains no </w:t>
+      </w:r>
+      <w:r>
+        <w:rPr>
+          <w:b/>
+        </w:rPr>
+        <w:t>evidence</w:t>
+      </w:r>
+      <w:r>
+        <w:rPr>
+          <w:b w:val="0"/>
+        </w:rPr>
+        <w:t xml:space="preserve"> of ownership or user permission.</w:t>
       </w:r>
     </w:p>
     <w:p>
@@ -413,6 +782,11 @@
       </w:pPr>
       <w:r>
         <w:t>05. Words that unlock the idea</w:t>
+      </w:r>
+    </w:p>
+    <w:p>
+      <w:r>
+        <w:t>Use the vocabulary of Untrusted input boundaries to explain a concrete decision, rather than only memorising definitions.</w:t>
       </w:r>
     </w:p>
     <w:tbl>
@@ -550,22 +924,147 @@
     </w:p>
     <w:p>
       <w:r>
-        <w:t>Inputs A1 and delete_all() are supplied to room lookup.</w:t>
-      </w:r>
-    </w:p>
-    <w:p>
-      <w:r>
+        <w:t>Follow the worked trace for Untrusted input boundaries, predict a step, then compare with its explanation.</w:t>
+      </w:r>
+    </w:p>
+    <w:p>
+      <w:pPr>
+        <w:spacing w:line="336" w:lineRule="auto" w:after="180"/>
+      </w:pPr>
+      <w:r>
+        <w:rPr>
+          <w:b/>
+        </w:rPr>
+        <w:t>Input</w:t>
+      </w:r>
+      <w:r>
+        <w:rPr>
+          <w:b w:val="0"/>
+        </w:rPr>
+        <w:t>s A1 and delete_all() are supplied to room lookup.</w:t>
+      </w:r>
+    </w:p>
+    <w:p>
+      <w:pPr>
+        <w:spacing w:line="336" w:lineRule="auto" w:after="180"/>
+      </w:pPr>
+      <w:r>
+        <w:rPr>
+          <w:b w:val="0"/>
+        </w:rPr>
         <w:t>A1 passes the format; delete_all() fails. Neither is executed as code, including any instruction-shaped string.</w:t>
       </w:r>
     </w:p>
     <w:p>
-      <w:r>
-        <w:t>Compare the intermediate evidence with the final statement. Explain why each number or decision follows from the stated inputs. The conclusion belongs to this scenario and procedure; changing the inputs, evaluation population or authority can change what it establishes. Retain the raw record so a later revision can be compared honestly.</w:t>
-      </w:r>
-    </w:p>
-    <w:p>
-      <w:r>
-        <w:t>Optional local lab: predict the printed result before running this standalone Python 3 example. Change one relevant boundary input, record the outcome and state the contract or statistical assumptions. The program uses fictional values and the Python standard library; it performs no external operations.</w:t>
+      <w:pPr>
+        <w:pStyle w:val="Heading3"/>
+      </w:pPr>
+      <w:r>
+        <w:t>Worked explanation · Untrusted input boundaries</w:t>
+      </w:r>
+    </w:p>
+    <w:p>
+      <w:pPr>
+        <w:spacing w:line="336" w:lineRule="auto" w:after="180"/>
+        <w:shd w:fill="F1F6FC"/>
+      </w:pPr>
+      <w:r>
+        <w:rPr>
+          <w:b w:val="0"/>
+        </w:rPr>
+        <w:t xml:space="preserve">Compare the intermediate </w:t>
+      </w:r>
+      <w:r>
+        <w:rPr>
+          <w:b/>
+        </w:rPr>
+        <w:t>evidence</w:t>
+      </w:r>
+      <w:r>
+        <w:rPr>
+          <w:b w:val="0"/>
+        </w:rPr>
+        <w:t xml:space="preserve"> with the final statement. Explain why each number or decision follows from the stated </w:t>
+      </w:r>
+      <w:r>
+        <w:rPr>
+          <w:b/>
+        </w:rPr>
+        <w:t>input</w:t>
+      </w:r>
+      <w:r>
+        <w:rPr>
+          <w:b w:val="0"/>
+        </w:rPr>
+        <w:t>s.</w:t>
+      </w:r>
+    </w:p>
+    <w:p>
+      <w:pPr>
+        <w:spacing w:line="336" w:lineRule="auto" w:after="180"/>
+        <w:shd w:fill="F1F6FC"/>
+      </w:pPr>
+      <w:r>
+        <w:rPr>
+          <w:b w:val="0"/>
+        </w:rPr>
+        <w:t xml:space="preserve">The conclusion belongs to this scenario and procedure; changing the </w:t>
+      </w:r>
+      <w:r>
+        <w:rPr>
+          <w:b/>
+        </w:rPr>
+        <w:t>input</w:t>
+      </w:r>
+      <w:r>
+        <w:rPr>
+          <w:b w:val="0"/>
+        </w:rPr>
+        <w:t>s, evaluation population or authority can change what it establishes. Retain the raw record so a later revision can be compared honestly.</w:t>
+      </w:r>
+    </w:p>
+    <w:p>
+      <w:pPr>
+        <w:pStyle w:val="Heading3"/>
+      </w:pPr>
+      <w:r>
+        <w:t>Worked explanation · Untrusted input boundaries</w:t>
+      </w:r>
+    </w:p>
+    <w:p>
+      <w:pPr>
+        <w:spacing w:line="336" w:lineRule="auto" w:after="180"/>
+        <w:shd w:fill="F1F6FC"/>
+      </w:pPr>
+      <w:r>
+        <w:rPr>
+          <w:b w:val="0"/>
+        </w:rPr>
+        <w:t xml:space="preserve">Optional local lab: predict the printed result before running this standalone Python 3 example. Change one relevant boundary </w:t>
+      </w:r>
+      <w:r>
+        <w:rPr>
+          <w:b/>
+        </w:rPr>
+        <w:t>input</w:t>
+      </w:r>
+      <w:r>
+        <w:rPr>
+          <w:b w:val="0"/>
+        </w:rPr>
+        <w:t>, record the outcome and state the contract or statistical assumptions.</w:t>
+      </w:r>
+    </w:p>
+    <w:p>
+      <w:pPr>
+        <w:spacing w:line="336" w:lineRule="auto" w:after="180"/>
+        <w:shd w:fill="F1F6FC"/>
+      </w:pPr>
+      <w:r>
+        <w:rPr>
+          <w:b w:val="0"/>
+        </w:rPr>
+        <w:t>The program uses fictional values and the Python standard library; it performs no external operations.</w:t>
       </w:r>
     </w:p>
     <w:p>
@@ -594,7 +1093,13 @@
       </w:r>
     </w:p>
     <w:p>
-      <w:r>
+      <w:pPr>
+        <w:spacing w:line="336" w:lineRule="auto" w:after="180"/>
+      </w:pPr>
+      <w:r>
+        <w:rPr>
+          <w:b w:val="0"/>
+        </w:rPr>
         <w:t>Cover the result before checking it. Say what is given, choose the procedure, and follow one step at a time. Then uncover the result and explain your first mismatch. Ask why a step is allowed, not only what number it produces.</w:t>
       </w:r>
     </w:p>
@@ -607,7 +1112,13 @@
       </w:r>
     </w:p>
     <w:p>
-      <w:r>
+      <w:pPr>
+        <w:spacing w:line="336" w:lineRule="auto" w:after="180"/>
+      </w:pPr>
+      <w:r>
+        <w:rPr>
+          <w:b w:val="0"/>
+        </w:rPr>
         <w:t>Check shape before permission. A toy tool accepts exactly one ASCII lowercase letter followed by one digit, with no trimming.</w:t>
       </w:r>
     </w:p>
@@ -620,8 +1131,29 @@
       </w:r>
     </w:p>
     <w:p>
-      <w:r>
-        <w:t>Inputs h3, H3, h30 and "h3 ". Shape acceptance never grants access by itself.</w:t>
+      <w:pPr>
+        <w:pStyle w:val="Heading3"/>
+      </w:pPr>
+      <w:r>
+        <w:t>Supplied facts</w:t>
+      </w:r>
+    </w:p>
+    <w:p>
+      <w:pPr>
+        <w:spacing w:line="336" w:lineRule="auto" w:after="180"/>
+        <w:shd w:fill="F1F6FC"/>
+      </w:pPr>
+      <w:r>
+        <w:rPr>
+          <w:b/>
+        </w:rPr>
+        <w:t>Input</w:t>
+      </w:r>
+      <w:r>
+        <w:rPr>
+          <w:b w:val="0"/>
+        </w:rPr>
+        <w:t>s h3, H3, h30 and "h3 ". Shape acceptance never grants access by itself.</w:t>
       </w:r>
     </w:p>
     <w:p>
@@ -784,30 +1316,132 @@
       </w:r>
     </w:p>
     <w:p>
-      <w:r>
-        <w:t>Input shape and permission answer different questions. Silently normalising these inputs would change the stated contract.</w:t>
-      </w:r>
-    </w:p>
-    <w:p>
       <w:pPr>
         <w:pStyle w:val="Heading3"/>
       </w:pPr>
       <w:r>
+        <w:t>Why the result follows</w:t>
+      </w:r>
+    </w:p>
+    <w:p>
+      <w:pPr>
+        <w:spacing w:line="336" w:lineRule="auto" w:after="180"/>
+        <w:shd w:fill="F1F6FC"/>
+      </w:pPr>
+      <w:r>
+        <w:rPr>
+          <w:b/>
+        </w:rPr>
+        <w:t>Input</w:t>
+      </w:r>
+      <w:r>
+        <w:rPr>
+          <w:b w:val="0"/>
+        </w:rPr>
+        <w:t xml:space="preserve"> shape and permission answer different questions. Silently normalising these </w:t>
+      </w:r>
+      <w:r>
+        <w:rPr>
+          <w:b/>
+        </w:rPr>
+        <w:t>input</w:t>
+      </w:r>
+      <w:r>
+        <w:rPr>
+          <w:b w:val="0"/>
+        </w:rPr>
+        <w:t>s would change the stated contract.</w:t>
+      </w:r>
+    </w:p>
+    <w:p>
+      <w:pPr>
+        <w:pStyle w:val="Heading3"/>
+      </w:pPr>
+      <w:r>
         <w:t>What this example does not establish</w:t>
       </w:r>
     </w:p>
     <w:p>
-      <w:r>
-        <w:t>Some systems normalise inputs explicitly; this fictional contract deliberately does not.</w:t>
-      </w:r>
-    </w:p>
-    <w:p>
-      <w:r>
-        <w:t>Read the labelled picture: Classify h3, H3, h30 and the trailing-space input by the stated shape contract. Does a valid z0 grant record access, and which separate gate still remains?</w:t>
-      </w:r>
-    </w:p>
-    <w:p>
-      <w:r>
+      <w:pPr>
+        <w:pStyle w:val="Heading3"/>
+      </w:pPr>
+      <w:r>
+        <w:t>Keep the stated limit</w:t>
+      </w:r>
+    </w:p>
+    <w:p>
+      <w:pPr>
+        <w:spacing w:line="336" w:lineRule="auto" w:after="180"/>
+        <w:shd w:fill="FFF5E6"/>
+      </w:pPr>
+      <w:r>
+        <w:rPr>
+          <w:b w:val="0"/>
+        </w:rPr>
+        <w:t xml:space="preserve">Some systems normalise </w:t>
+      </w:r>
+      <w:r>
+        <w:rPr>
+          <w:b/>
+        </w:rPr>
+        <w:t>input</w:t>
+      </w:r>
+      <w:r>
+        <w:rPr>
+          <w:b w:val="0"/>
+        </w:rPr>
+        <w:t>s explicitly; this fictional contract deliberately does not.</w:t>
+      </w:r>
+    </w:p>
+    <w:p>
+      <w:pPr>
+        <w:pStyle w:val="Heading3"/>
+      </w:pPr>
+      <w:r>
+        <w:t>Keep the stated limit</w:t>
+      </w:r>
+    </w:p>
+    <w:p>
+      <w:pPr>
+        <w:spacing w:line="336" w:lineRule="auto" w:after="180"/>
+        <w:shd w:fill="FFF5E6"/>
+      </w:pPr>
+      <w:r>
+        <w:rPr>
+          <w:b w:val="0"/>
+        </w:rPr>
+        <w:t xml:space="preserve">Read the labelled picture: Classify h3, H3, h30 and the trailing-space </w:t>
+      </w:r>
+      <w:r>
+        <w:rPr>
+          <w:b/>
+        </w:rPr>
+        <w:t>input</w:t>
+      </w:r>
+      <w:r>
+        <w:rPr>
+          <w:b w:val="0"/>
+        </w:rPr>
+        <w:t xml:space="preserve"> by the stated shape contract. Does a valid z0 grant record access, and which separate gate still remains?</w:t>
+      </w:r>
+    </w:p>
+    <w:p>
+      <w:pPr>
+        <w:pStyle w:val="Heading3"/>
+      </w:pPr>
+      <w:r>
+        <w:t>Keep the stated limit</w:t>
+      </w:r>
+    </w:p>
+    <w:p>
+      <w:pPr>
+        <w:spacing w:line="336" w:lineRule="auto" w:after="180"/>
+        <w:shd w:fill="FFF5E6"/>
+      </w:pPr>
+      <w:r>
+        <w:rPr>
+          <w:b w:val="0"/>
+        </w:rPr>
         <w:t>Change one thing: Replace h3 with z0. Predict the result before checking the explanation. What remains the same?</w:t>
       </w:r>
     </w:p>
@@ -821,19 +1455,69 @@
     </w:p>
     <w:p>
       <w:r>
+        <w:t>Find the unsupported step in the Untrusted input boundaries claim and explain a repair using the supplied evidence.</w:t>
+      </w:r>
+    </w:p>
+    <w:p>
+      <w:pPr>
+        <w:spacing w:line="336" w:lineRule="auto" w:after="180"/>
+      </w:pPr>
+      <w:r>
+        <w:rPr>
+          <w:b w:val="0"/>
+        </w:rPr>
         <w:t>A format check does not grant resource access; authorisation follows separately.</w:t>
       </w:r>
     </w:p>
     <w:p>
-      <w:r>
-        <w:t>A useful check asks what would make the reasoning fail. Distinguish a failure to execute the declared procedure from a weakness in the procedure itself. The first may require a correction; the second requires an explicitly revised method and new evidence. Preserve unsuccessful cases so an improved result cannot hide the original problem.</w:t>
-      </w:r>
-    </w:p>
-    <w:p>
       <w:pPr>
         <w:pStyle w:val="Heading3"/>
       </w:pPr>
       <w:r>
+        <w:t>Check the claim against the facts</w:t>
+      </w:r>
+    </w:p>
+    <w:p>
+      <w:pPr>
+        <w:spacing w:line="336" w:lineRule="auto" w:after="180"/>
+        <w:shd w:fill="FFF5E6"/>
+      </w:pPr>
+      <w:r>
+        <w:rPr>
+          <w:b w:val="0"/>
+        </w:rPr>
+        <w:t>A useful check asks what would make the reasoning fail. Distinguish a failure to execute the declared procedure from a weakness in the procedure itself.</w:t>
+      </w:r>
+    </w:p>
+    <w:p>
+      <w:pPr>
+        <w:spacing w:line="336" w:lineRule="auto" w:after="180"/>
+        <w:shd w:fill="FFF5E6"/>
+      </w:pPr>
+      <w:r>
+        <w:rPr>
+          <w:b w:val="0"/>
+        </w:rPr>
+        <w:t xml:space="preserve">The first may require a correction; the second requires an explicitly revised method and new </w:t>
+      </w:r>
+      <w:r>
+        <w:rPr>
+          <w:b/>
+        </w:rPr>
+        <w:t>evidence</w:t>
+      </w:r>
+      <w:r>
+        <w:rPr>
+          <w:b w:val="0"/>
+        </w:rPr>
+        <w:t>. Preserve unsuccessful cases so an improved result cannot hide the original problem.</w:t>
+      </w:r>
+    </w:p>
+    <w:p>
+      <w:pPr>
+        <w:pStyle w:val="Heading3"/>
+      </w:pPr>
+      <w:r>
         <w:t>Guided: restate the worked result, then name the assumption or limitation that prevents a broader conclusion.</w:t>
       </w:r>
     </w:p>
@@ -871,7 +1555,13 @@
       </w:r>
     </w:p>
     <w:p>
-      <w:r>
+      <w:pPr>
+        <w:spacing w:line="336" w:lineRule="auto" w:after="180"/>
+      </w:pPr>
+      <w:r>
+        <w:rPr>
+          <w:b w:val="0"/>
+        </w:rPr>
         <w:t>A report omits this qualification: A format check does not grant resource access; authorisation follows separately. Explain how omitting it could change a reader's interpretation, and write an accurate replacement.</w:t>
       </w:r>
     </w:p>
@@ -923,7 +1613,54 @@
     </w:p>
     <w:p>
       <w:r>
-        <w:t>Explain the weekly mechanism in your own words. Use the worked scenario to name its input, decision rule and output.</w:t>
+        <w:t>Practise Untrusted input boundaries with support, then explain the deciding step in your own words.</w:t>
+      </w:r>
+    </w:p>
+    <w:p>
+      <w:pPr>
+        <w:spacing w:line="336" w:lineRule="auto" w:after="180"/>
+      </w:pPr>
+      <w:r>
+        <w:rPr>
+          <w:b w:val="0"/>
+        </w:rPr>
+        <w:t xml:space="preserve">Explain the weekly </w:t>
+      </w:r>
+      <w:r>
+        <w:rPr>
+          <w:b/>
+        </w:rPr>
+        <w:t>mechanism</w:t>
+      </w:r>
+      <w:r>
+        <w:rPr>
+          <w:b w:val="0"/>
+        </w:rPr>
+        <w:t xml:space="preserve"> in your own words. Use the worked scenario to name its </w:t>
+      </w:r>
+      <w:r>
+        <w:rPr>
+          <w:b/>
+        </w:rPr>
+        <w:t>input</w:t>
+      </w:r>
+      <w:r>
+        <w:rPr>
+          <w:b w:val="0"/>
+        </w:rPr>
+        <w:t xml:space="preserve">, decision rule and </w:t>
+      </w:r>
+      <w:r>
+        <w:rPr>
+          <w:b/>
+        </w:rPr>
+        <w:t>output</w:t>
+      </w:r>
+      <w:r>
+        <w:rPr>
+          <w:b w:val="0"/>
+        </w:rPr>
+        <w:t>.</w:t>
       </w:r>
     </w:p>
     <w:p>
@@ -996,8 +1733,38 @@
       </w:r>
     </w:p>
     <w:p>
-      <w:r>
-        <w:t>Use workbook W2 for the connected example “Untrusted input boundaries”. First fill the input and rule boxes. Try the middle steps before asking for a hint. After a hint, try the next step yourself.</w:t>
+      <w:pPr>
+        <w:spacing w:line="336" w:lineRule="auto" w:after="180"/>
+      </w:pPr>
+      <w:r>
+        <w:rPr>
+          <w:b w:val="0"/>
+        </w:rPr>
+        <w:t>Use workbook W2 for the connected example “</w:t>
+      </w:r>
+      <w:r>
+        <w:rPr>
+          <w:b/>
+        </w:rPr>
+        <w:t>Untrusted input</w:t>
+      </w:r>
+      <w:r>
+        <w:rPr>
+          <w:b w:val="0"/>
+        </w:rPr>
+        <w:t xml:space="preserve"> boundaries”. First fill the </w:t>
+      </w:r>
+      <w:r>
+        <w:rPr>
+          <w:b/>
+        </w:rPr>
+        <w:t>input</w:t>
+      </w:r>
+      <w:r>
+        <w:rPr>
+          <w:b w:val="0"/>
+        </w:rPr>
+        <w:t xml:space="preserve"> and rule boxes. Try the middle steps before asking for a hint. After a hint, try the next step yourself.</w:t>
       </w:r>
     </w:p>
     <w:tbl>
@@ -1080,7 +1847,13 @@
       </w:tr>
     </w:tbl>
     <w:p>
-      <w:r>
+      <w:pPr>
+        <w:spacing w:line="336" w:lineRule="auto" w:after="180"/>
+      </w:pPr>
+      <w:r>
+        <w:rPr>
+          <w:b w:val="0"/>
+        </w:rPr>
         <w:t>Explain your trace to a partner. Your partner points to one step to check. Swap roles on the next case. Each person writes their own explanation.</w:t>
       </w:r>
     </w:p>
@@ -1093,12 +1866,47 @@
       </w:r>
     </w:p>
     <w:p>
-      <w:r>
-        <w:t>Use the worked case for Untrusted input boundaries. Proposed explanation: “The worked result establishes every future case”. Decide whether this explanation is supported. Point to the step or supplied fact that decides; explain your repair if needed.</w:t>
-      </w:r>
-    </w:p>
-    <w:p>
-      <w:r>
+      <w:pPr>
+        <w:spacing w:line="336" w:lineRule="auto" w:after="180"/>
+      </w:pPr>
+      <w:r>
+        <w:rPr>
+          <w:b w:val="0"/>
+        </w:rPr>
+        <w:t xml:space="preserve">Use the worked case for </w:t>
+      </w:r>
+      <w:r>
+        <w:rPr>
+          <w:b/>
+        </w:rPr>
+        <w:t>Untrusted input</w:t>
+      </w:r>
+      <w:r>
+        <w:rPr>
+          <w:b w:val="0"/>
+        </w:rPr>
+        <w:t xml:space="preserve"> boundaries. Proposed explanation: “The worked result establishes every future case”. Decide whether this explanation is supported.</w:t>
+      </w:r>
+    </w:p>
+    <w:p>
+      <w:pPr>
+        <w:spacing w:line="336" w:lineRule="auto" w:after="180"/>
+      </w:pPr>
+      <w:r>
+        <w:rPr>
+          <w:b w:val="0"/>
+        </w:rPr>
+        <w:t>Point to the step or supplied fact that decides; explain your repair if needed.</w:t>
+      </w:r>
+    </w:p>
+    <w:p>
+      <w:pPr>
+        <w:spacing w:line="336" w:lineRule="auto" w:after="180"/>
+      </w:pPr>
+      <w:r>
+        <w:rPr>
+          <w:b w:val="0"/>
+        </w:rPr>
         <w:t>Answer on your own before discussion. If you are unsure, say which step you need help with.</w:t>
       </w:r>
     </w:p>
@@ -1111,8 +1919,27 @@
       </w:r>
     </w:p>
     <w:p>
-      <w:r>
-        <w:t>Classify h3, H3, h30 and the trailing-space input by the stated shape contract. Does a valid z0 grant record access, and which separate gate still remains?</w:t>
+      <w:pPr>
+        <w:spacing w:line="336" w:lineRule="auto" w:after="180"/>
+        <w:shd w:fill="F5F1FB"/>
+      </w:pPr>
+      <w:r>
+        <w:rPr>
+          <w:b w:val="0"/>
+        </w:rPr>
+        <w:t xml:space="preserve">Classify h3, H3, h30 and the trailing-space </w:t>
+      </w:r>
+      <w:r>
+        <w:rPr>
+          <w:b/>
+        </w:rPr>
+        <w:t>input</w:t>
+      </w:r>
+      <w:r>
+        <w:rPr>
+          <w:b w:val="0"/>
+        </w:rPr>
+        <w:t xml:space="preserve"> by the stated shape contract. Does a valid z0 grant record access, and which separate gate still remains?</w:t>
       </w:r>
     </w:p>
     <w:p>
@@ -1144,7 +1971,13 @@
       </w:r>
     </w:p>
     <w:p>
-      <w:r>
+      <w:pPr>
+        <w:spacing w:line="336" w:lineRule="auto" w:after="180"/>
+      </w:pPr>
+      <w:r>
+        <w:rPr>
+          <w:b w:val="0"/>
+        </w:rPr>
         <w:t>This is supported practice. Keep the separately named independent case for an attempt before feedback.</w:t>
       </w:r>
     </w:p>
@@ -1157,6 +1990,11 @@
       </w:r>
     </w:p>
     <w:p>
+      <w:r>
+        <w:t>Investigate Untrusted input boundaries. Record the prediction, actual observation or labelled paper trace, explanation and next test separately.</w:t>
+      </w:r>
+    </w:p>
+    <w:p>
       <w:pPr>
         <w:pStyle w:val="Heading3"/>
       </w:pPr>
@@ -1165,8 +2003,20 @@
       </w:r>
     </w:p>
     <w:p>
-      <w:r>
-        <w:t>Inputs A1 and delete_all() are supplied to room lookup. Show the intermediate steps and give the conclusion with its scope.</w:t>
+      <w:pPr>
+        <w:spacing w:line="336" w:lineRule="auto" w:after="180"/>
+      </w:pPr>
+      <w:r>
+        <w:rPr>
+          <w:b/>
+        </w:rPr>
+        <w:t>Input</w:t>
+      </w:r>
+      <w:r>
+        <w:rPr>
+          <w:b w:val="0"/>
+        </w:rPr>
+        <w:t>s A1 and delete_all() are supplied to room lookup. Show the intermediate steps and give the conclusion with its scope.</w:t>
       </w:r>
     </w:p>
     <w:p>
@@ -1323,7 +2173,13 @@
       </w:tr>
     </w:tbl>
     <w:p>
-      <w:r>
+      <w:pPr>
+        <w:spacing w:line="336" w:lineRule="auto" w:after="180"/>
+      </w:pPr>
+      <w:r>
+        <w:rPr>
+          <w:b w:val="0"/>
+        </w:rPr>
         <w:t>On paper, trace the supplied procedure. If code is provided, predict before running it in a local practice file. Never write an expected answer as though it were an observed run.</w:t>
       </w:r>
     </w:p>
@@ -1336,7 +2192,13 @@
       </w:r>
     </w:p>
     <w:p>
-      <w:r>
+      <w:pPr>
+        <w:spacing w:line="336" w:lineRule="auto" w:after="180"/>
+      </w:pPr>
+      <w:r>
+        <w:rPr>
+          <w:b w:val="0"/>
+        </w:rPr>
         <w:t>Before trying: what do I expect, and why? While trying: which step could first go wrong? Afterwards: what did I actually observe, and what should change? Keep “not run” if you only traced the procedure.</w:t>
       </w:r>
     </w:p>
@@ -1349,6 +2211,11 @@
       </w:r>
     </w:p>
     <w:p>
+      <w:r>
+        <w:t>Move from recall to tracing, diagnosis and transfer in Untrusted input boundaries. Explain why each step is justified.</w:t>
+      </w:r>
+    </w:p>
+    <w:p>
       <w:pPr>
         <w:pStyle w:val="Heading3"/>
       </w:pPr>
@@ -1357,18 +2224,83 @@
       </w:r>
     </w:p>
     <w:p>
-      <w:r>
-        <w:t>Explain the weekly mechanism in your own words. Use the worked scenario to name its input, decision rule and output.</w:t>
-      </w:r>
-    </w:p>
-    <w:p>
-      <w:r>
+      <w:pPr>
+        <w:spacing w:line="336" w:lineRule="auto" w:after="180"/>
+      </w:pPr>
+      <w:r>
+        <w:rPr>
+          <w:b w:val="0"/>
+        </w:rPr>
+        <w:t xml:space="preserve">Explain the weekly </w:t>
+      </w:r>
+      <w:r>
+        <w:rPr>
+          <w:b/>
+        </w:rPr>
+        <w:t>mechanism</w:t>
+      </w:r>
+      <w:r>
+        <w:rPr>
+          <w:b w:val="0"/>
+        </w:rPr>
+        <w:t xml:space="preserve"> in your own words. Use the worked scenario to name its </w:t>
+      </w:r>
+      <w:r>
+        <w:rPr>
+          <w:b/>
+        </w:rPr>
+        <w:t>input</w:t>
+      </w:r>
+      <w:r>
+        <w:rPr>
+          <w:b w:val="0"/>
+        </w:rPr>
+        <w:t xml:space="preserve">, decision rule and </w:t>
+      </w:r>
+      <w:r>
+        <w:rPr>
+          <w:b/>
+        </w:rPr>
+        <w:t>output</w:t>
+      </w:r>
+      <w:r>
+        <w:rPr>
+          <w:b w:val="0"/>
+        </w:rPr>
+        <w:t>.</w:t>
+      </w:r>
+    </w:p>
+    <w:p>
+      <w:pPr>
+        <w:spacing w:line="336" w:lineRule="auto" w:after="180"/>
+      </w:pPr>
+      <w:r>
+        <w:rPr>
+          <w:b w:val="0"/>
+        </w:rPr>
         <w:t>A report omits this qualification: A format check does not grant resource access; authorisation follows separately. Explain how omitting it could change a reader's interpretation, and write an accurate replacement.</w:t>
       </w:r>
     </w:p>
     <w:p>
-      <w:r>
-        <w:t>For the worked scenario, propose one additional case that could reveal a failure, describe its expected outcome before running it, and explain what would need to remain fixed for a fair comparison. Do not reuse W4 as a new final test after receiving feedback.</w:t>
+      <w:pPr>
+        <w:spacing w:line="336" w:lineRule="auto" w:after="180"/>
+      </w:pPr>
+      <w:r>
+        <w:rPr>
+          <w:b w:val="0"/>
+        </w:rPr>
+        <w:t>For the worked scenario, propose one additional case that could reveal a failure, describe its expected outcome before running it, and explain what would need to remain fixed for a fair comparison.</w:t>
+      </w:r>
+    </w:p>
+    <w:p>
+      <w:pPr>
+        <w:spacing w:line="336" w:lineRule="auto" w:after="180"/>
+      </w:pPr>
+      <w:r>
+        <w:rPr>
+          <w:b w:val="0"/>
+        </w:rPr>
+        <w:t>Do not reuse W4 as a new final test after receiving feedback.</w:t>
       </w:r>
     </w:p>
     <w:p>
@@ -1414,7 +2346,101 @@
     </w:p>
     <w:p>
       <w:r>
-        <w:t>Add a labelled untrusted input boundaries evidence sheet to Grounded Learning Service. Show how you can explain the mechanism and terminology of untrusted input boundaries. Use the supplied fictional case and keep its inputs, intermediate steps, calculation or prediction, and limitation. Connect this record to last week’s record; a matching answer without a trace is insufficient.</w:t>
+        <w:t>Apply this week’s idea to Grounded Learning Service. Keep an annotated decision and the evidence supporting it.</w:t>
+      </w:r>
+    </w:p>
+    <w:p>
+      <w:pPr>
+        <w:spacing w:line="336" w:lineRule="auto" w:after="180"/>
+      </w:pPr>
+      <w:r>
+        <w:rPr>
+          <w:b w:val="0"/>
+        </w:rPr>
+        <w:t xml:space="preserve">Add a labelled </w:t>
+      </w:r>
+      <w:r>
+        <w:rPr>
+          <w:b/>
+        </w:rPr>
+        <w:t>untrusted input</w:t>
+      </w:r>
+      <w:r>
+        <w:rPr>
+          <w:b w:val="0"/>
+        </w:rPr>
+        <w:t xml:space="preserve"> boundaries </w:t>
+      </w:r>
+      <w:r>
+        <w:rPr>
+          <w:b/>
+        </w:rPr>
+        <w:t>evidence</w:t>
+      </w:r>
+      <w:r>
+        <w:rPr>
+          <w:b w:val="0"/>
+        </w:rPr>
+        <w:t xml:space="preserve"> sheet to Grounded Learning Service. Show how you can explain the </w:t>
+      </w:r>
+      <w:r>
+        <w:rPr>
+          <w:b/>
+        </w:rPr>
+        <w:t>mechanism</w:t>
+      </w:r>
+      <w:r>
+        <w:rPr>
+          <w:b w:val="0"/>
+        </w:rPr>
+        <w:t xml:space="preserve"> and terminology of </w:t>
+      </w:r>
+      <w:r>
+        <w:rPr>
+          <w:b/>
+        </w:rPr>
+        <w:t>untrusted input</w:t>
+      </w:r>
+      <w:r>
+        <w:rPr>
+          <w:b w:val="0"/>
+        </w:rPr>
+        <w:t xml:space="preserve"> boundaries.</w:t>
+      </w:r>
+    </w:p>
+    <w:p>
+      <w:pPr>
+        <w:spacing w:line="336" w:lineRule="auto" w:after="180"/>
+      </w:pPr>
+      <w:r>
+        <w:rPr>
+          <w:b w:val="0"/>
+        </w:rPr>
+        <w:t xml:space="preserve">Use the supplied fictional case and keep its </w:t>
+      </w:r>
+      <w:r>
+        <w:rPr>
+          <w:b/>
+        </w:rPr>
+        <w:t>input</w:t>
+      </w:r>
+      <w:r>
+        <w:rPr>
+          <w:b w:val="0"/>
+        </w:rPr>
+        <w:t xml:space="preserve">s, intermediate steps, calculation or </w:t>
+      </w:r>
+      <w:r>
+        <w:rPr>
+          <w:b/>
+        </w:rPr>
+        <w:t>prediction</w:t>
+      </w:r>
+      <w:r>
+        <w:rPr>
+          <w:b w:val="0"/>
+        </w:rPr>
+        <w:t>, and limitation. Connect this record to last week’s record; a matching answer without a trace is insufficient.</w:t>
       </w:r>
     </w:p>
     <w:tbl>
@@ -1542,8 +2568,26 @@
       </w:r>
     </w:p>
     <w:p>
-      <w:r>
-        <w:t>For the Grounded Learning Service, retain an annotated trace and the changed-case result. Name the contract or evidence that makes the deciding step valid, so another team can review it.</w:t>
+      <w:pPr>
+        <w:spacing w:line="336" w:lineRule="auto" w:after="180"/>
+      </w:pPr>
+      <w:r>
+        <w:rPr>
+          <w:b w:val="0"/>
+        </w:rPr>
+        <w:t xml:space="preserve">For the Grounded Learning Service, retain an annotated trace and the changed-case result. Name the contract or </w:t>
+      </w:r>
+      <w:r>
+        <w:rPr>
+          <w:b/>
+        </w:rPr>
+        <w:t>evidence</w:t>
+      </w:r>
+      <w:r>
+        <w:rPr>
+          <w:b w:val="0"/>
+        </w:rPr>
+        <w:t xml:space="preserve"> that makes the deciding step valid, so another team can review it.</w:t>
       </w:r>
     </w:p>
     <w:p>
@@ -1556,7 +2600,29 @@
     </w:p>
     <w:p>
       <w:r>
-        <w:t>Complete the supported workbook tasks before attempting W4 independently. Record any hints or help used. After feedback, use the teacher's fresh retry rather than copying the earlier answer. For a project, select a relevant new case, predict the outcome from the declared rule and preserve the result alongside any revision.</w:t>
+        <w:t>Use a genuinely new case for independent evidence. Previously discussed examples remain practice; use the separately named independent case before feedback.</w:t>
+      </w:r>
+    </w:p>
+    <w:p>
+      <w:pPr>
+        <w:spacing w:line="336" w:lineRule="auto" w:after="180"/>
+      </w:pPr>
+      <w:r>
+        <w:rPr>
+          <w:b w:val="0"/>
+        </w:rPr>
+        <w:t>Complete the supported workbook tasks before attempting W4 independently. Record any hints or help used. After feedback, use the teacher's fresh retry rather than copying the earlier answer.</w:t>
+      </w:r>
+    </w:p>
+    <w:p>
+      <w:pPr>
+        <w:spacing w:line="336" w:lineRule="auto" w:after="180"/>
+      </w:pPr>
+      <w:r>
+        <w:rPr>
+          <w:b w:val="0"/>
+        </w:rPr>
+        <w:t>For a project, select a relevant new case, predict the outcome from the declared rule and preserve the result alongside any revision.</w:t>
       </w:r>
     </w:p>
     <w:p>
@@ -1593,8 +2659,25 @@
       </w:r>
     </w:p>
     <w:p>
-      <w:r>
-        <w:t>For the worked scenario, propose one additional case that could reveal a failure, describe its expected outcome before running it, and explain what would need to remain fixed for a fair comparison. Do not reuse W4 as a new final test after receiving feedback.</w:t>
+      <w:pPr>
+        <w:spacing w:line="336" w:lineRule="auto" w:after="180"/>
+      </w:pPr>
+      <w:r>
+        <w:rPr>
+          <w:b w:val="0"/>
+        </w:rPr>
+        <w:t>For the worked scenario, propose one additional case that could reveal a failure, describe its expected outcome before running it, and explain what would need to remain fixed for a fair comparison.</w:t>
+      </w:r>
+    </w:p>
+    <w:p>
+      <w:pPr>
+        <w:spacing w:line="336" w:lineRule="auto" w:after="180"/>
+      </w:pPr>
+      <w:r>
+        <w:rPr>
+          <w:b w:val="0"/>
+        </w:rPr>
+        <w:t>Do not reuse W4 as a new final test after receiving feedback.</w:t>
       </w:r>
     </w:p>
     <w:p>
@@ -1631,6 +2714,11 @@
       </w:pPr>
       <w:r>
         <w:t>13. Study a complete case</w:t>
+      </w:r>
+    </w:p>
+    <w:p>
+      <w:r>
+        <w:t>Revisit the complete Untrusted input boundaries case for supported practice. Repeated examples do not become fresh assessments.</w:t>
       </w:r>
     </w:p>
     <w:p>
@@ -1734,8 +2822,26 @@
       </w:r>
     </w:p>
     <w:p>
-      <w:r>
-        <w:t>Follow the input through the stated procedure to its result. Cover the result first, predict it, then explain every intermediate step. The text/table accompanies the figure so the example can be read without colour.</w:t>
+      <w:pPr>
+        <w:spacing w:line="336" w:lineRule="auto" w:after="180"/>
+      </w:pPr>
+      <w:r>
+        <w:rPr>
+          <w:b w:val="0"/>
+        </w:rPr>
+        <w:t xml:space="preserve">Follow the </w:t>
+      </w:r>
+      <w:r>
+        <w:rPr>
+          <w:b/>
+        </w:rPr>
+        <w:t>input</w:t>
+      </w:r>
+      <w:r>
+        <w:rPr>
+          <w:b w:val="0"/>
+        </w:rPr>
+        <w:t xml:space="preserve"> through the stated procedure to its result. Cover the result first, predict it, then explain every intermediate step. The text/table accompanies the figure so the example can be read without colour.</w:t>
       </w:r>
     </w:p>
     <w:p>
@@ -1785,6 +2891,11 @@
       </w:r>
     </w:p>
     <w:p>
+      <w:r>
+        <w:t>Attempt the reserved new case before feedback. Record support; the earlier examples below remain additional practice.</w:t>
+      </w:r>
+    </w:p>
+    <w:p>
       <w:pPr>
         <w:pStyle w:val="Heading3"/>
       </w:pPr>
@@ -1793,8 +2904,21 @@
       </w:r>
     </w:p>
     <w:p>
-      <w:r>
-        <w:t>Input format is exactly one ASCII uppercase letter followed by one digit, with no trimming. Evaluate C0, c0, C00, "C0 ", and None. Does a valid format grant access?</w:t>
+      <w:pPr>
+        <w:spacing w:line="336" w:lineRule="auto" w:after="180"/>
+        <w:shd w:fill="F5F1FB"/>
+      </w:pPr>
+      <w:r>
+        <w:rPr>
+          <w:b/>
+        </w:rPr>
+        <w:t>Input</w:t>
+      </w:r>
+      <w:r>
+        <w:rPr>
+          <w:b w:val="0"/>
+        </w:rPr>
+        <w:t xml:space="preserve"> format is exactly one ASCII uppercase letter followed by one digit, with no trimming. Evaluate C0, c0, C00, "C0 ", and None. Does a valid format grant access?</w:t>
       </w:r>
     </w:p>
     <w:p>
@@ -1841,7 +2965,13 @@
       </w:r>
     </w:p>
     <w:p>
-      <w:r>
+      <w:pPr>
+        <w:spacing w:line="336" w:lineRule="auto" w:after="180"/>
+      </w:pPr>
+      <w:r>
+        <w:rPr>
+          <w:b w:val="0"/>
+        </w:rPr>
         <w:t>Attempt this case before feedback. Record any help. Earlier examples below are further practice; a case already practised with feedback cannot establish fresh transfer.</w:t>
       </w:r>
     </w:p>
@@ -1854,7 +2984,13 @@
       </w:r>
     </w:p>
     <w:p>
-      <w:r>
+      <w:pPr>
+        <w:spacing w:line="336" w:lineRule="auto" w:after="180"/>
+      </w:pPr>
+      <w:r>
+        <w:rPr>
+          <w:b w:val="0"/>
+        </w:rPr>
         <w:t>Classify B2, b2, B22 and B2; DROP under the exact format.</w:t>
       </w:r>
     </w:p>
@@ -1907,7 +3043,13 @@
       </w:r>
     </w:p>
     <w:p>
-      <w:r>
+      <w:pPr>
+        <w:spacing w:line="336" w:lineRule="auto" w:after="180"/>
+      </w:pPr>
+      <w:r>
+        <w:rPr>
+          <w:b w:val="0"/>
+        </w:rPr>
         <w:t>Record support used: none, hint or teacher explanation. After feedback, a different case is needed to demonstrate independence.</w:t>
       </w:r>
     </w:p>
@@ -1920,8 +3062,25 @@
       </w:r>
     </w:p>
     <w:p>
-      <w:r>
-        <w:t>Attempt the independent case before hints. Record whether you worked alone, used a hint or followed a model. After feedback, fix the first unsupported step and explain why it changed. A later check uses a changed case, not a copied answer.</w:t>
+      <w:pPr>
+        <w:spacing w:line="336" w:lineRule="auto" w:after="180"/>
+      </w:pPr>
+      <w:r>
+        <w:rPr>
+          <w:b w:val="0"/>
+        </w:rPr>
+        <w:t>Attempt the independent case before hints. Record whether you worked alone, used a hint or followed a model. After feedback, fix the first unsupported step and explain why it changed.</w:t>
+      </w:r>
+    </w:p>
+    <w:p>
+      <w:pPr>
+        <w:spacing w:line="336" w:lineRule="auto" w:after="180"/>
+      </w:pPr>
+      <w:r>
+        <w:rPr>
+          <w:b w:val="0"/>
+        </w:rPr>
+        <w:t>A later check uses a changed case, not a copied answer.</w:t>
       </w:r>
     </w:p>
     <w:p>
@@ -1934,6 +3093,17 @@
     </w:p>
     <w:p>
       <w:r>
+        <w:t>Use this map to navigate Untrusted input boundaries, connect the goals to tasks and keep one evidence record for each attempt.</w:t>
+      </w:r>
+    </w:p>
+    <w:p>
+      <w:pPr>
+        <w:spacing w:line="336" w:lineRule="auto" w:after="180"/>
+      </w:pPr>
+      <w:r>
+        <w:rPr>
+          <w:b w:val="0"/>
+        </w:rPr>
         <w:t>Start with this question: Check shape before permission. A toy tool accepts exactly one ASCII lowercase letter followed by one digit, with no trimming.</w:t>
       </w:r>
     </w:p>
@@ -2040,13 +3210,61 @@
       </w:tr>
     </w:tbl>
     <w:p>
-      <w:r>
-        <w:t>Remember → watch and explain → try with help → investigate → try independently → keep project evidence. Your teacher may spread this lesson across several classes.</w:t>
-      </w:r>
-    </w:p>
-    <w:p>
-      <w:r>
-        <w:t>Keep your first prediction. Compare it with what the evidence shows and explain any change.</w:t>
+      <w:pPr>
+        <w:spacing w:line="336" w:lineRule="auto" w:after="180"/>
+      </w:pPr>
+      <w:r>
+        <w:rPr>
+          <w:b w:val="0"/>
+        </w:rPr>
+        <w:t xml:space="preserve">Remember → watch and explain → try with help → investigate → try independently → keep project </w:t>
+      </w:r>
+      <w:r>
+        <w:rPr>
+          <w:b/>
+        </w:rPr>
+        <w:t>evidence</w:t>
+      </w:r>
+      <w:r>
+        <w:rPr>
+          <w:b w:val="0"/>
+        </w:rPr>
+        <w:t>. Your teacher may spread this lesson across several classes.</w:t>
+      </w:r>
+    </w:p>
+    <w:p>
+      <w:pPr>
+        <w:spacing w:line="336" w:lineRule="auto" w:after="180"/>
+      </w:pPr>
+      <w:r>
+        <w:rPr>
+          <w:b w:val="0"/>
+        </w:rPr>
+        <w:t xml:space="preserve">Keep your first </w:t>
+      </w:r>
+      <w:r>
+        <w:rPr>
+          <w:b/>
+        </w:rPr>
+        <w:t>prediction</w:t>
+      </w:r>
+      <w:r>
+        <w:rPr>
+          <w:b w:val="0"/>
+        </w:rPr>
+        <w:t xml:space="preserve">. Compare it with what the </w:t>
+      </w:r>
+      <w:r>
+        <w:rPr>
+          <w:b/>
+        </w:rPr>
+        <w:t>evidence</w:t>
+      </w:r>
+      <w:r>
+        <w:rPr>
+          <w:b w:val="0"/>
+        </w:rPr>
+        <w:t xml:space="preserve"> shows and explain any change.</w:t>
       </w:r>
     </w:p>
     <w:p>
@@ -2059,7 +3277,42 @@
     </w:p>
     <w:p>
       <w:r>
-        <w:t>Close your notes. Explain this goal in your own words: Explain the mechanism and terminology of untrusted input boundaries</w:t>
+        <w:t>Explain Untrusted input boundaries without notes, identify a remaining question and plan a later check with a changed case.</w:t>
+      </w:r>
+    </w:p>
+    <w:p>
+      <w:pPr>
+        <w:spacing w:line="336" w:lineRule="auto" w:after="180"/>
+      </w:pPr>
+      <w:r>
+        <w:rPr>
+          <w:b w:val="0"/>
+        </w:rPr>
+        <w:t xml:space="preserve">Close your notes. Explain this goal in your own words: Explain the </w:t>
+      </w:r>
+      <w:r>
+        <w:rPr>
+          <w:b/>
+        </w:rPr>
+        <w:t>mechanism</w:t>
+      </w:r>
+      <w:r>
+        <w:rPr>
+          <w:b w:val="0"/>
+        </w:rPr>
+        <w:t xml:space="preserve"> and terminology of </w:t>
+      </w:r>
+      <w:r>
+        <w:rPr>
+          <w:b/>
+        </w:rPr>
+        <w:t>untrusted input</w:t>
+      </w:r>
+      <w:r>
+        <w:rPr>
+          <w:b w:val="0"/>
+        </w:rPr>
+        <w:t xml:space="preserve"> boundaries</w:t>
       </w:r>
     </w:p>
     <w:p>
@@ -2096,13 +3349,61 @@
       </w:r>
     </w:p>
     <w:p>
-      <w:r>
-        <w:t>If you are unsure, return to the worked picture and explain one arrow. If you are ready, change an input or assumption and justify your prediction.</w:t>
-      </w:r>
-    </w:p>
-    <w:p>
-      <w:r>
-        <w:t>Save your workbook evidence. At the next review, try a different case before opening your old answer.</w:t>
+      <w:pPr>
+        <w:spacing w:line="336" w:lineRule="auto" w:after="180"/>
+      </w:pPr>
+      <w:r>
+        <w:rPr>
+          <w:b w:val="0"/>
+        </w:rPr>
+        <w:t xml:space="preserve">If you are unsure, return to the worked picture and explain one arrow. If you are ready, change an </w:t>
+      </w:r>
+      <w:r>
+        <w:rPr>
+          <w:b/>
+        </w:rPr>
+        <w:t>input</w:t>
+      </w:r>
+      <w:r>
+        <w:rPr>
+          <w:b w:val="0"/>
+        </w:rPr>
+        <w:t xml:space="preserve"> or assumption and justify your </w:t>
+      </w:r>
+      <w:r>
+        <w:rPr>
+          <w:b/>
+        </w:rPr>
+        <w:t>prediction</w:t>
+      </w:r>
+      <w:r>
+        <w:rPr>
+          <w:b w:val="0"/>
+        </w:rPr>
+        <w:t>.</w:t>
+      </w:r>
+    </w:p>
+    <w:p>
+      <w:pPr>
+        <w:spacing w:line="336" w:lineRule="auto" w:after="180"/>
+      </w:pPr>
+      <w:r>
+        <w:rPr>
+          <w:b w:val="0"/>
+        </w:rPr>
+        <w:t xml:space="preserve">Save your workbook </w:t>
+      </w:r>
+      <w:r>
+        <w:rPr>
+          <w:b/>
+        </w:rPr>
+        <w:t>evidence</w:t>
+      </w:r>
+      <w:r>
+        <w:rPr>
+          <w:b w:val="0"/>
+        </w:rPr>
+        <w:t>. At the next review, try a different case before opening your old answer.</w:t>
       </w:r>
     </w:p>
     <w:p>
@@ -2115,11 +3416,28 @@
     </w:p>
     <w:p>
       <w:r>
+        <w:t>Attempt supported questions before using hints or feedback. Review a missing building block, then keep the completed work.</w:t>
+      </w:r>
+    </w:p>
+    <w:p>
+      <w:pPr>
+        <w:spacing w:line="336" w:lineRule="auto" w:after="180"/>
+      </w:pPr>
+      <w:r>
+        <w:rPr>
+          <w:b w:val="0"/>
+        </w:rPr>
         <w:t>Use this supported practice once, in the browser or on paper. Keep the reserved independent assessment for a separate first attempt before teacher feedback.</w:t>
       </w:r>
     </w:p>
     <w:p>
-      <w:r>
+      <w:pPr>
+        <w:spacing w:line="336" w:lineRule="auto" w:after="180"/>
+      </w:pPr>
+      <w:r>
+        <w:rPr>
+          <w:b w:val="0"/>
+        </w:rPr>
         <w:t>Check shape before permission. A toy tool accepts exactly one ASCII lowercase letter followed by one digit, with no trimming.</w:t>
       </w:r>
     </w:p>
@@ -2132,22 +3450,49 @@
       </w:r>
     </w:p>
     <w:p>
-      <w:r>
+      <w:pPr>
+        <w:spacing w:line="336" w:lineRule="auto" w:after="180"/>
+      </w:pPr>
+      <w:r>
+        <w:rPr>
+          <w:b w:val="0"/>
+        </w:rPr>
         <w:t>Which labelled step matches this detail? An accepted identifier still needs trusted authorisation.</w:t>
       </w:r>
     </w:p>
     <w:p>
-      <w:r>
+      <w:pPr>
+        <w:spacing w:line="336" w:lineRule="auto" w:after="180"/>
+        <w:shd w:fill="F4F9FC"/>
+      </w:pPr>
+      <w:r>
+        <w:rPr>
+          <w:b w:val="0"/>
+        </w:rPr>
         <w:t>1. Reject wrong shapes</w:t>
       </w:r>
     </w:p>
     <w:p>
-      <w:r>
+      <w:pPr>
+        <w:spacing w:line="336" w:lineRule="auto" w:after="180"/>
+        <w:shd w:fill="F4F9FC"/>
+      </w:pPr>
+      <w:r>
+        <w:rPr>
+          <w:b w:val="0"/>
+        </w:rPr>
         <w:t>2. Check authority next</w:t>
       </w:r>
     </w:p>
     <w:p>
-      <w:r>
+      <w:pPr>
+        <w:spacing w:line="336" w:lineRule="auto" w:after="180"/>
+        <w:shd w:fill="F4F9FC"/>
+      </w:pPr>
+      <w:r>
+        <w:rPr>
+          <w:b w:val="0"/>
+        </w:rPr>
         <w:t>3. Validate h3</w:t>
       </w:r>
     </w:p>
@@ -2185,41 +3530,167 @@
       </w:r>
     </w:p>
     <w:p>
-      <w:r>
+      <w:pPr>
+        <w:pStyle w:val="Heading3"/>
+      </w:pPr>
+      <w:r>
+        <w:t>Hint · try first</w:t>
+      </w:r>
+    </w:p>
+    <w:p>
+      <w:pPr>
+        <w:spacing w:line="336" w:lineRule="auto" w:after="180"/>
+        <w:shd w:fill="F1F6F8"/>
+      </w:pPr>
+      <w:r>
+        <w:rPr>
+          <w:b w:val="0"/>
+        </w:rPr>
         <w:t>Hint if needed: Read the steps in the pictorial case. Match the supplied detail to the stage that performs or records it.</w:t>
       </w:r>
     </w:p>
     <w:p>
-      <w:r>
-        <w:t>After your attempt, compare with the supported explanation: Check authority next An accepted identifier still needs trusted authorisation. Input shape and permission answer different questions. Silently normalising these inputs would change the stated contract.</w:t>
-      </w:r>
-    </w:p>
-    <w:p>
       <w:pPr>
         <w:pStyle w:val="Heading3"/>
       </w:pPr>
       <w:r>
+        <w:t>Feedback · compare after trying</w:t>
+      </w:r>
+    </w:p>
+    <w:p>
+      <w:pPr>
+        <w:spacing w:line="336" w:lineRule="auto" w:after="180"/>
+        <w:shd w:fill="F1F6FC"/>
+      </w:pPr>
+      <w:r>
+        <w:rPr>
+          <w:b w:val="0"/>
+        </w:rPr>
+        <w:t xml:space="preserve">After your attempt, compare with the supported explanation: Check authority next An accepted identifier still needs trusted authorisation. </w:t>
+      </w:r>
+      <w:r>
+        <w:rPr>
+          <w:b/>
+        </w:rPr>
+        <w:t>Input</w:t>
+      </w:r>
+      <w:r>
+        <w:rPr>
+          <w:b w:val="0"/>
+        </w:rPr>
+        <w:t xml:space="preserve"> shape and permission answer different questions.</w:t>
+      </w:r>
+    </w:p>
+    <w:p>
+      <w:pPr>
+        <w:spacing w:line="336" w:lineRule="auto" w:after="180"/>
+        <w:shd w:fill="F1F6FC"/>
+      </w:pPr>
+      <w:r>
+        <w:rPr>
+          <w:b w:val="0"/>
+        </w:rPr>
+        <w:t xml:space="preserve">Silently normalising these </w:t>
+      </w:r>
+      <w:r>
+        <w:rPr>
+          <w:b/>
+        </w:rPr>
+        <w:t>input</w:t>
+      </w:r>
+      <w:r>
+        <w:rPr>
+          <w:b w:val="0"/>
+        </w:rPr>
+        <w:t>s would change the stated contract.</w:t>
+      </w:r>
+    </w:p>
+    <w:p>
+      <w:pPr>
+        <w:pStyle w:val="Heading3"/>
+      </w:pPr>
+      <w:r>
         <w:t>Practice 2: explain the deciding evidence</w:t>
       </w:r>
     </w:p>
     <w:p>
-      <w:r>
+      <w:pPr>
+        <w:pStyle w:val="Heading3"/>
+      </w:pPr>
+      <w:r>
+        <w:t>Changed case · predict first</w:t>
+      </w:r>
+    </w:p>
+    <w:p>
+      <w:pPr>
+        <w:spacing w:line="336" w:lineRule="auto" w:after="180"/>
+        <w:shd w:fill="F5F1FB"/>
+      </w:pPr>
+      <w:r>
+        <w:rPr>
+          <w:b w:val="0"/>
+        </w:rPr>
         <w:t>Changed-case practice: Replace h3 with z0. Which conclusion is supported by the supplied facts?</w:t>
       </w:r>
     </w:p>
     <w:p>
-      <w:r>
-        <w:t>1. We can decide the result without examining the changed input or the procedure.</w:t>
-      </w:r>
-    </w:p>
-    <w:p>
-      <w:r>
+      <w:pPr>
+        <w:spacing w:line="336" w:lineRule="auto" w:after="180"/>
+        <w:shd w:fill="F4F9FC"/>
+      </w:pPr>
+      <w:r>
+        <w:rPr>
+          <w:b w:val="0"/>
+        </w:rPr>
+        <w:t xml:space="preserve">1. We can decide the result without examining the changed </w:t>
+      </w:r>
+      <w:r>
+        <w:rPr>
+          <w:b/>
+        </w:rPr>
+        <w:t>input</w:t>
+      </w:r>
+      <w:r>
+        <w:rPr>
+          <w:b w:val="0"/>
+        </w:rPr>
+        <w:t xml:space="preserve"> or the procedure.</w:t>
+      </w:r>
+    </w:p>
+    <w:p>
+      <w:pPr>
+        <w:spacing w:line="336" w:lineRule="auto" w:after="180"/>
+        <w:shd w:fill="F4F9FC"/>
+      </w:pPr>
+      <w:r>
+        <w:rPr>
+          <w:b w:val="0"/>
+        </w:rPr>
         <w:t>2. The shape passes; resource access is still undecided.</w:t>
       </w:r>
     </w:p>
     <w:p>
-      <w:r>
-        <w:t>3. This one example guarantees correct results for every future input.</w:t>
+      <w:pPr>
+        <w:spacing w:line="336" w:lineRule="auto" w:after="180"/>
+        <w:shd w:fill="F4F9FC"/>
+      </w:pPr>
+      <w:r>
+        <w:rPr>
+          <w:b w:val="0"/>
+        </w:rPr>
+        <w:t xml:space="preserve">3. This one example guarantees correct results for every future </w:t>
+      </w:r>
+      <w:r>
+        <w:rPr>
+          <w:b/>
+        </w:rPr>
+        <w:t>input</w:t>
+      </w:r>
+      <w:r>
+        <w:rPr>
+          <w:b w:val="0"/>
+        </w:rPr>
+        <w:t>.</w:t>
       </w:r>
     </w:p>
     <w:p>
@@ -2256,36 +3727,177 @@
       </w:r>
     </w:p>
     <w:p>
-      <w:r>
+      <w:pPr>
+        <w:pStyle w:val="Heading3"/>
+      </w:pPr>
+      <w:r>
+        <w:t>Hint · try first</w:t>
+      </w:r>
+    </w:p>
+    <w:p>
+      <w:pPr>
+        <w:spacing w:line="336" w:lineRule="auto" w:after="180"/>
+        <w:shd w:fill="F1F6F8"/>
+      </w:pPr>
+      <w:r>
+        <w:rPr>
+          <w:b w:val="0"/>
+        </w:rPr>
         <w:t>Hint if needed: Use the changed condition and the deciding step in the pictorial trace. The answer must say what follows from those facts.</w:t>
       </w:r>
     </w:p>
     <w:p>
-      <w:r>
-        <w:t>After your attempt, compare with the supported explanation: The shape passes; resource access is still undecided. Structure contains no evidence of ownership or user permission.</w:t>
-      </w:r>
-    </w:p>
-    <w:p>
       <w:pPr>
         <w:pStyle w:val="Heading3"/>
       </w:pPr>
       <w:r>
+        <w:t>Feedback · compare after trying</w:t>
+      </w:r>
+    </w:p>
+    <w:p>
+      <w:pPr>
+        <w:spacing w:line="336" w:lineRule="auto" w:after="180"/>
+        <w:shd w:fill="F1F6FC"/>
+      </w:pPr>
+      <w:r>
+        <w:rPr>
+          <w:b w:val="0"/>
+        </w:rPr>
+        <w:t xml:space="preserve">After your attempt, compare with the supported explanation: The shape passes; resource access is still undecided. Structure contains no </w:t>
+      </w:r>
+      <w:r>
+        <w:rPr>
+          <w:b/>
+        </w:rPr>
+        <w:t>evidence</w:t>
+      </w:r>
+      <w:r>
+        <w:rPr>
+          <w:b w:val="0"/>
+        </w:rPr>
+        <w:t xml:space="preserve"> of ownership or user permission.</w:t>
+      </w:r>
+    </w:p>
+    <w:p>
+      <w:pPr>
+        <w:pStyle w:val="Heading3"/>
+      </w:pPr>
+      <w:r>
         <w:t>Repair a missing building block</w:t>
       </w:r>
     </w:p>
     <w:p>
-      <w:r>
-        <w:t>Review External side effects and recovery (ai-6/17). Goal: Explain the mechanism and terminology of external side effects and recovery. Short practice: Distinguish a missing printer acknowledgement from confirmed failure. What should happen if J6 is complete, and what evidence changes when J6 is reliably reported absent?. Return to this week and explain what you changed.</w:t>
-      </w:r>
-    </w:p>
-    <w:p>
-      <w:r>
-        <w:t>Review Approval gates and idempotency (ai-6/15). Goal: Explain the mechanism and terminology of approval gates and idempotency. Short practice: Trace the two deliveries of approved K9. How many reservations should occur, and why can a new K10 for desk 5 not borrow K9’s approval?. Return to this week and explain what you changed.</w:t>
-      </w:r>
-    </w:p>
-    <w:p>
-      <w:r>
-        <w:t>Review Logs traces and privacy (ai-6/12). Goal: Explain the mechanism and terminology of logs traces and privacy. Short practice: Identify the purpose of R17, C8 and 240 ms in the trace. Which field is deliberately omitted, and why would logging the whole question violate this design?. Return to this week and explain what you changed.</w:t>
+      <w:pPr>
+        <w:spacing w:line="336" w:lineRule="auto" w:after="180"/>
+      </w:pPr>
+      <w:r>
+        <w:rPr>
+          <w:b w:val="0"/>
+        </w:rPr>
+        <w:t xml:space="preserve">Review External side effects and recovery (ai-6/17). Goal: Explain the </w:t>
+      </w:r>
+      <w:r>
+        <w:rPr>
+          <w:b/>
+        </w:rPr>
+        <w:t>mechanism</w:t>
+      </w:r>
+      <w:r>
+        <w:rPr>
+          <w:b w:val="0"/>
+        </w:rPr>
+        <w:t xml:space="preserve"> and terminology of external side effects and recovery. Short practice: Distinguish a missing printer acknowledgement from confirmed failure.</w:t>
+      </w:r>
+    </w:p>
+    <w:p>
+      <w:pPr>
+        <w:spacing w:line="336" w:lineRule="auto" w:after="180"/>
+      </w:pPr>
+      <w:r>
+        <w:rPr>
+          <w:b w:val="0"/>
+        </w:rPr>
+        <w:t xml:space="preserve">What should happen if J6 is complete, and what </w:t>
+      </w:r>
+      <w:r>
+        <w:rPr>
+          <w:b/>
+        </w:rPr>
+        <w:t>evidence</w:t>
+      </w:r>
+      <w:r>
+        <w:rPr>
+          <w:b w:val="0"/>
+        </w:rPr>
+        <w:t xml:space="preserve"> changes when J6 is reliably reported absent?. Return to this week and explain what you changed.</w:t>
+      </w:r>
+    </w:p>
+    <w:p>
+      <w:pPr>
+        <w:spacing w:line="336" w:lineRule="auto" w:after="180"/>
+      </w:pPr>
+      <w:r>
+        <w:rPr>
+          <w:b w:val="0"/>
+        </w:rPr>
+        <w:t xml:space="preserve">Review Approval gates and idempotency (ai-6/15). Goal: Explain the </w:t>
+      </w:r>
+      <w:r>
+        <w:rPr>
+          <w:b/>
+        </w:rPr>
+        <w:t>mechanism</w:t>
+      </w:r>
+      <w:r>
+        <w:rPr>
+          <w:b w:val="0"/>
+        </w:rPr>
+        <w:t xml:space="preserve"> and terminology of approval gates and idempotency. Short practice: Trace the two deliveries of approved K9.</w:t>
+      </w:r>
+    </w:p>
+    <w:p>
+      <w:pPr>
+        <w:spacing w:line="336" w:lineRule="auto" w:after="180"/>
+      </w:pPr>
+      <w:r>
+        <w:rPr>
+          <w:b w:val="0"/>
+        </w:rPr>
+        <w:t>How many reservations should occur, and why can a new K10 for desk 5 not borrow K9’s approval?. Return to this week and explain what you changed.</w:t>
+      </w:r>
+    </w:p>
+    <w:p>
+      <w:pPr>
+        <w:spacing w:line="336" w:lineRule="auto" w:after="180"/>
+      </w:pPr>
+      <w:r>
+        <w:rPr>
+          <w:b w:val="0"/>
+        </w:rPr>
+        <w:t xml:space="preserve">Review Logs traces and privacy (ai-6/12). Goal: Explain the </w:t>
+      </w:r>
+      <w:r>
+        <w:rPr>
+          <w:b/>
+        </w:rPr>
+        <w:t>mechanism</w:t>
+      </w:r>
+      <w:r>
+        <w:rPr>
+          <w:b w:val="0"/>
+        </w:rPr>
+        <w:t xml:space="preserve"> and terminology of logs traces and privacy. Short practice: Identify the purpose of R17, C8 and 240 ms in the trace.</w:t>
+      </w:r>
+    </w:p>
+    <w:p>
+      <w:pPr>
+        <w:spacing w:line="336" w:lineRule="auto" w:after="180"/>
+      </w:pPr>
+      <w:r>
+        <w:rPr>
+          <w:b w:val="0"/>
+        </w:rPr>
+        <w:t>Which field is deliberately omitted, and why would logging the whole question violate this design?. Return to this week and explain what you changed.</w:t>
       </w:r>
     </w:p>
     <w:p>
@@ -2297,8 +3909,61 @@
       </w:r>
     </w:p>
     <w:p>
-      <w:r>
-        <w:t>The browser lab lets you edit the supported Python examples already included in this lesson. Predict first, run, inspect the actual output or error, change one input, then run again. Keep code, predictions, actual results and a reasoned revision together. On paper, label your result as a trace rather than an execution.</w:t>
+      <w:pPr>
+        <w:spacing w:line="336" w:lineRule="auto" w:after="180"/>
+      </w:pPr>
+      <w:r>
+        <w:rPr>
+          <w:b w:val="0"/>
+        </w:rPr>
+        <w:t xml:space="preserve">The browser lab lets you edit the supported Python examples already included in this lesson. Predict first, run, inspect the actual </w:t>
+      </w:r>
+      <w:r>
+        <w:rPr>
+          <w:b/>
+        </w:rPr>
+        <w:t>output</w:t>
+      </w:r>
+      <w:r>
+        <w:rPr>
+          <w:b w:val="0"/>
+        </w:rPr>
+        <w:t xml:space="preserve"> or error, change one </w:t>
+      </w:r>
+      <w:r>
+        <w:rPr>
+          <w:b/>
+        </w:rPr>
+        <w:t>input</w:t>
+      </w:r>
+      <w:r>
+        <w:rPr>
+          <w:b w:val="0"/>
+        </w:rPr>
+        <w:t>, then run again.</w:t>
+      </w:r>
+    </w:p>
+    <w:p>
+      <w:pPr>
+        <w:spacing w:line="336" w:lineRule="auto" w:after="180"/>
+      </w:pPr>
+      <w:r>
+        <w:rPr>
+          <w:b w:val="0"/>
+        </w:rPr>
+        <w:t xml:space="preserve">Keep code, </w:t>
+      </w:r>
+      <w:r>
+        <w:rPr>
+          <w:b/>
+        </w:rPr>
+        <w:t>prediction</w:t>
+      </w:r>
+      <w:r>
+        <w:rPr>
+          <w:b w:val="0"/>
+        </w:rPr>
+        <w:t>s, actual results and a reasoned revision together. On paper, label your result as a trace rather than an execution.</w:t>
       </w:r>
     </w:p>
     <w:p>
@@ -2310,8 +3975,641 @@
       </w:r>
     </w:p>
     <w:p>
-      <w:r>
-        <w:t>Use Download completed work in the hosted lesson to export your answers, reflections, practice feedback and code-run evidence. Open the HTML copy to read or print it. Drafts stay in this browser when storage is available; clear drafts on a shared device.</w:t>
+      <w:pPr>
+        <w:spacing w:line="336" w:lineRule="auto" w:after="180"/>
+      </w:pPr>
+      <w:r>
+        <w:rPr>
+          <w:b w:val="0"/>
+        </w:rPr>
+        <w:t xml:space="preserve">Use Download completed work in the hosted lesson to export your answers, reflections, practice feedback and code-run </w:t>
+      </w:r>
+      <w:r>
+        <w:rPr>
+          <w:b/>
+        </w:rPr>
+        <w:t>evidence</w:t>
+      </w:r>
+      <w:r>
+        <w:rPr>
+          <w:b w:val="0"/>
+        </w:rPr>
+        <w:t>. Open the HTML copy to read or print it.</w:t>
+      </w:r>
+    </w:p>
+    <w:p>
+      <w:pPr>
+        <w:spacing w:line="336" w:lineRule="auto" w:after="180"/>
+      </w:pPr>
+      <w:r>
+        <w:rPr>
+          <w:b w:val="0"/>
+        </w:rPr>
+        <w:t>Drafts stay in this browser when storage is available; clear drafts on a shared device.</w:t>
+      </w:r>
+    </w:p>
+    <w:p>
+      <w:pPr>
+        <w:pStyle w:val="Heading1"/>
+      </w:pPr>
+      <w:r>
+        <w:t>18. Visual concept journey</w:t>
+      </w:r>
+    </w:p>
+    <w:p>
+      <w:r>
+        <w:t>Explain each Untrusted input boundaries graphic using its labels, deciding evidence and relevant limitation.</w:t>
+      </w:r>
+    </w:p>
+    <w:p>
+      <w:pPr>
+        <w:pStyle w:val="Heading3"/>
+      </w:pPr>
+      <w:r>
+        <w:t>01. Untrusted input boundaries: the case</w:t>
+      </w:r>
+    </w:p>
+    <w:p>
+      <w:r>
+        <w:drawing>
+          <wp:inline xmlns:a="http://schemas.openxmlformats.org/drawingml/2006/main" xmlns:pic="http://schemas.openxmlformats.org/drawingml/2006/picture">
+            <wp:extent cx="5486400" cy="2834640"/>
+            <wp:docPr id="2" name="Picture 2" descr="Check shape before permission. A toy tool accepts exactly one ASCII lowercase letter followed by one digit, with no trimming. Supplied facts: Inputs h3, H3, h30 and &quot;h3 &quot;. Shape acceptance never grants access by itself."/>
+            <wp:cNvGraphicFramePr>
+              <a:graphicFrameLocks noChangeAspect="1"/>
+            </wp:cNvGraphicFramePr>
+            <a:graphic>
+              <a:graphicData uri="http://schemas.openxmlformats.org/drawingml/2006/picture">
+                <pic:pic>
+                  <pic:nvPicPr>
+                    <pic:cNvPr id="0" name="academy-story-ai-6-18-01.png"/>
+                    <pic:cNvPicPr/>
+                  </pic:nvPicPr>
+                  <pic:blipFill>
+                    <a:blip r:embed="rId10"/>
+                    <a:stretch>
+                      <a:fillRect/>
+                    </a:stretch>
+                  </pic:blipFill>
+                  <pic:spPr>
+                    <a:xfrm>
+                      <a:off x="0" y="0"/>
+                      <a:ext cx="5486400" cy="2834640"/>
+                    </a:xfrm>
+                    <a:prstGeom prst="rect"/>
+                  </pic:spPr>
+                </pic:pic>
+              </a:graphicData>
+            </a:graphic>
+          </wp:inline>
+        </w:drawing>
+      </w:r>
+    </w:p>
+    <w:p>
+      <w:pPr>
+        <w:spacing w:line="336" w:lineRule="auto" w:after="180"/>
+      </w:pPr>
+      <w:r>
+        <w:rPr>
+          <w:b w:val="0"/>
+        </w:rPr>
+        <w:t xml:space="preserve">Check shape before permission. A toy tool accepts exactly one ASCII lowercase letter followed by one digit, with no trimming. Supplied facts: </w:t>
+      </w:r>
+      <w:r>
+        <w:rPr>
+          <w:b/>
+        </w:rPr>
+        <w:t>Input</w:t>
+      </w:r>
+      <w:r>
+        <w:rPr>
+          <w:b w:val="0"/>
+        </w:rPr>
+        <w:t>s h3, H3, h30 and "h3 ". Shape acceptance never grants access by itself.</w:t>
+      </w:r>
+    </w:p>
+    <w:p>
+      <w:pPr>
+        <w:spacing w:line="336" w:lineRule="auto" w:after="180"/>
+        <w:shd w:fill="F5F1FB"/>
+      </w:pPr>
+      <w:r>
+        <w:rPr>
+          <w:b w:val="0"/>
+        </w:rPr>
+        <w:t>Point to the given fact that matters most. Explain why it matters.</w:t>
+      </w:r>
+    </w:p>
+    <w:p>
+      <w:pPr>
+        <w:pStyle w:val="Heading3"/>
+      </w:pPr>
+      <w:r>
+        <w:t>02. Follow the deciding steps</w:t>
+      </w:r>
+    </w:p>
+    <w:p>
+      <w:r>
+        <w:drawing>
+          <wp:inline xmlns:a="http://schemas.openxmlformats.org/drawingml/2006/main" xmlns:pic="http://schemas.openxmlformats.org/drawingml/2006/picture">
+            <wp:extent cx="5486400" cy="3182112"/>
+            <wp:docPr id="3" name="Picture 3" descr="Validate h3: Two characters with the required case and digit pass. → Reject wrong shapes: H3 has wrong case; h30 and the trailing-space input have wrong length. → Check authority next: An accepted identifier still needs trusted authorisation."/>
+            <wp:cNvGraphicFramePr>
+              <a:graphicFrameLocks noChangeAspect="1"/>
+            </wp:cNvGraphicFramePr>
+            <a:graphic>
+              <a:graphicData uri="http://schemas.openxmlformats.org/drawingml/2006/picture">
+                <pic:pic>
+                  <pic:nvPicPr>
+                    <pic:cNvPr id="0" name="academy-story-ai-6-18-02.png"/>
+                    <pic:cNvPicPr/>
+                  </pic:nvPicPr>
+                  <pic:blipFill>
+                    <a:blip r:embed="rId11"/>
+                    <a:stretch>
+                      <a:fillRect/>
+                    </a:stretch>
+                  </pic:blipFill>
+                  <pic:spPr>
+                    <a:xfrm>
+                      <a:off x="0" y="0"/>
+                      <a:ext cx="5486400" cy="3182112"/>
+                    </a:xfrm>
+                    <a:prstGeom prst="rect"/>
+                  </pic:spPr>
+                </pic:pic>
+              </a:graphicData>
+            </a:graphic>
+          </wp:inline>
+        </w:drawing>
+      </w:r>
+    </w:p>
+    <w:p>
+      <w:pPr>
+        <w:spacing w:line="336" w:lineRule="auto" w:after="180"/>
+      </w:pPr>
+      <w:r>
+        <w:rPr>
+          <w:b w:val="0"/>
+        </w:rPr>
+        <w:t xml:space="preserve">Validate h3: Two characters with the required case and digit pass. → Reject wrong shapes: H3 has wrong case; h30 and the trailing-space </w:t>
+      </w:r>
+      <w:r>
+        <w:rPr>
+          <w:b/>
+        </w:rPr>
+        <w:t>input</w:t>
+      </w:r>
+      <w:r>
+        <w:rPr>
+          <w:b w:val="0"/>
+        </w:rPr>
+        <w:t xml:space="preserve"> have wrong length. → Check authority next: An accepted identifier still needs trusted authorisation.</w:t>
+      </w:r>
+    </w:p>
+    <w:p>
+      <w:pPr>
+        <w:spacing w:line="336" w:lineRule="auto" w:after="180"/>
+        <w:shd w:fill="F5F1FB"/>
+      </w:pPr>
+      <w:r>
+        <w:rPr>
+          <w:b w:val="0"/>
+        </w:rPr>
+        <w:t xml:space="preserve">Point to each numbered stage and explain which recorded </w:t>
+      </w:r>
+      <w:r>
+        <w:rPr>
+          <w:b/>
+        </w:rPr>
+        <w:t>input</w:t>
+      </w:r>
+      <w:r>
+        <w:rPr>
+          <w:b w:val="0"/>
+        </w:rPr>
+        <w:t xml:space="preserve"> it uses.</w:t>
+      </w:r>
+    </w:p>
+    <w:p>
+      <w:pPr>
+        <w:pStyle w:val="Heading3"/>
+      </w:pPr>
+      <w:r>
+        <w:t>03. Untrusted input boundaries — evidence trace</w:t>
+      </w:r>
+    </w:p>
+    <w:p>
+      <w:r>
+        <w:drawing>
+          <wp:inline xmlns:a="http://schemas.openxmlformats.org/drawingml/2006/main" xmlns:pic="http://schemas.openxmlformats.org/drawingml/2006/picture">
+            <wp:extent cx="5486400" cy="2996184"/>
+            <wp:docPr id="4" name="Picture 4" descr="Untrusted input boundaries — evidence trace. Inputs A1 and delete_all() are supplied to room lookup. | For the toy lookup accept room IDs matching one uppercase letter plus one digit. Perform exact dictionary lookup; never evaluate user strings as code. Reject invalid length or characters. | A1 passes the format; delete_all() fails. Neither is executed as code, including any instruction-shaped string."/>
+            <wp:cNvGraphicFramePr>
+              <a:graphicFrameLocks noChangeAspect="1"/>
+            </wp:cNvGraphicFramePr>
+            <a:graphic>
+              <a:graphicData uri="http://schemas.openxmlformats.org/drawingml/2006/picture">
+                <pic:pic>
+                  <pic:nvPicPr>
+                    <pic:cNvPr id="0" name="academy-story-ai-6-18-03.png"/>
+                    <pic:cNvPicPr/>
+                  </pic:nvPicPr>
+                  <pic:blipFill>
+                    <a:blip r:embed="rId12"/>
+                    <a:stretch>
+                      <a:fillRect/>
+                    </a:stretch>
+                  </pic:blipFill>
+                  <pic:spPr>
+                    <a:xfrm>
+                      <a:off x="0" y="0"/>
+                      <a:ext cx="5486400" cy="2996184"/>
+                    </a:xfrm>
+                    <a:prstGeom prst="rect"/>
+                  </pic:spPr>
+                </pic:pic>
+              </a:graphicData>
+            </a:graphic>
+          </wp:inline>
+        </w:drawing>
+      </w:r>
+    </w:p>
+    <w:p>
+      <w:pPr>
+        <w:spacing w:line="336" w:lineRule="auto" w:after="180"/>
+      </w:pPr>
+      <w:r>
+        <w:rPr>
+          <w:b/>
+        </w:rPr>
+        <w:t>Untrusted input</w:t>
+      </w:r>
+      <w:r>
+        <w:rPr>
+          <w:b w:val="0"/>
+        </w:rPr>
+        <w:t xml:space="preserve"> boundaries — </w:t>
+      </w:r>
+      <w:r>
+        <w:rPr>
+          <w:b/>
+        </w:rPr>
+        <w:t>evidence</w:t>
+      </w:r>
+      <w:r>
+        <w:rPr>
+          <w:b w:val="0"/>
+        </w:rPr>
+        <w:t xml:space="preserve"> trace. </w:t>
+      </w:r>
+      <w:r>
+        <w:rPr>
+          <w:b/>
+        </w:rPr>
+        <w:t>Input</w:t>
+      </w:r>
+      <w:r>
+        <w:rPr>
+          <w:b w:val="0"/>
+        </w:rPr>
+        <w:t>s A1 and delete_all() are supplied to room lookup. | For the toy lookup accept room IDs matching one uppercase letter plus one digit.</w:t>
+      </w:r>
+    </w:p>
+    <w:p>
+      <w:pPr>
+        <w:spacing w:line="336" w:lineRule="auto" w:after="180"/>
+      </w:pPr>
+      <w:r>
+        <w:rPr>
+          <w:b w:val="0"/>
+        </w:rPr>
+        <w:t>Perform exact dictionary lookup; never evaluate user strings as code. Reject invalid length or characters. | A1 passes the format; delete_all() fails. Neither is executed as code, including any instruction-shaped string.</w:t>
+      </w:r>
+    </w:p>
+    <w:p>
+      <w:pPr>
+        <w:spacing w:line="336" w:lineRule="auto" w:after="180"/>
+        <w:shd w:fill="F5F1FB"/>
+      </w:pPr>
+      <w:r>
+        <w:rPr>
+          <w:b w:val="0"/>
+        </w:rPr>
+        <w:t>Read the labels and values. Explain the relationship the model shows.</w:t>
+      </w:r>
+    </w:p>
+    <w:p>
+      <w:pPr>
+        <w:pStyle w:val="Heading3"/>
+      </w:pPr>
+      <w:r>
+        <w:t>04. Change one thing. Trace what follows.</w:t>
+      </w:r>
+    </w:p>
+    <w:p>
+      <w:r>
+        <w:drawing>
+          <wp:inline xmlns:a="http://schemas.openxmlformats.org/drawingml/2006/main" xmlns:pic="http://schemas.openxmlformats.org/drawingml/2006/picture">
+            <wp:extent cx="5486400" cy="3026664"/>
+            <wp:docPr id="5" name="Picture 5" descr="Original case: An accepted identifier still needs trusted authorisation. Changed condition: Replace h3 with z0. Expected result: The shape passes; resource access is still undecided. Reason: Structure contains no evidence of ownership or user permission."/>
+            <wp:cNvGraphicFramePr>
+              <a:graphicFrameLocks noChangeAspect="1"/>
+            </wp:cNvGraphicFramePr>
+            <a:graphic>
+              <a:graphicData uri="http://schemas.openxmlformats.org/drawingml/2006/picture">
+                <pic:pic>
+                  <pic:nvPicPr>
+                    <pic:cNvPr id="0" name="academy-story-ai-6-18-04.png"/>
+                    <pic:cNvPicPr/>
+                  </pic:nvPicPr>
+                  <pic:blipFill>
+                    <a:blip r:embed="rId13"/>
+                    <a:stretch>
+                      <a:fillRect/>
+                    </a:stretch>
+                  </pic:blipFill>
+                  <pic:spPr>
+                    <a:xfrm>
+                      <a:off x="0" y="0"/>
+                      <a:ext cx="5486400" cy="3026664"/>
+                    </a:xfrm>
+                    <a:prstGeom prst="rect"/>
+                  </pic:spPr>
+                </pic:pic>
+              </a:graphicData>
+            </a:graphic>
+          </wp:inline>
+        </w:drawing>
+      </w:r>
+    </w:p>
+    <w:p>
+      <w:pPr>
+        <w:spacing w:line="336" w:lineRule="auto" w:after="180"/>
+      </w:pPr>
+      <w:r>
+        <w:rPr>
+          <w:b w:val="0"/>
+        </w:rPr>
+        <w:t>Original case: An accepted identifier still needs trusted authorisation. Changed condition: Replace h3 with z0. Expected result: The shape passes; resource access is still undecided.</w:t>
+      </w:r>
+    </w:p>
+    <w:p>
+      <w:pPr>
+        <w:spacing w:line="336" w:lineRule="auto" w:after="180"/>
+      </w:pPr>
+      <w:r>
+        <w:rPr>
+          <w:b w:val="0"/>
+        </w:rPr>
+        <w:t xml:space="preserve">Reason: Structure contains no </w:t>
+      </w:r>
+      <w:r>
+        <w:rPr>
+          <w:b/>
+        </w:rPr>
+        <w:t>evidence</w:t>
+      </w:r>
+      <w:r>
+        <w:rPr>
+          <w:b w:val="0"/>
+        </w:rPr>
+        <w:t xml:space="preserve"> of ownership or user permission.</w:t>
+      </w:r>
+    </w:p>
+    <w:p>
+      <w:pPr>
+        <w:spacing w:line="336" w:lineRule="auto" w:after="180"/>
+        <w:shd w:fill="F5F1FB"/>
+      </w:pPr>
+      <w:r>
+        <w:rPr>
+          <w:b w:val="0"/>
+        </w:rPr>
+        <w:t>Predict before checking the worked changed-case result. Name what changed and what the supplied facts allow you to conclude.</w:t>
+      </w:r>
+    </w:p>
+    <w:p>
+      <w:pPr>
+        <w:pStyle w:val="Heading3"/>
+      </w:pPr>
+      <w:r>
+        <w:t>05. Connect the explanation to its limit</w:t>
+      </w:r>
+    </w:p>
+    <w:p>
+      <w:r>
+        <w:drawing>
+          <wp:inline xmlns:a="http://schemas.openxmlformats.org/drawingml/2006/main" xmlns:pic="http://schemas.openxmlformats.org/drawingml/2006/picture">
+            <wp:extent cx="5486400" cy="2834640"/>
+            <wp:docPr id="6" name="Picture 6" descr="Input shape and permission answer different questions. Silently normalising these inputs would change the stated contract. Limit: Some systems normalise inputs explicitly; this fictional contract deliberately does not."/>
+            <wp:cNvGraphicFramePr>
+              <a:graphicFrameLocks noChangeAspect="1"/>
+            </wp:cNvGraphicFramePr>
+            <a:graphic>
+              <a:graphicData uri="http://schemas.openxmlformats.org/drawingml/2006/picture">
+                <pic:pic>
+                  <pic:nvPicPr>
+                    <pic:cNvPr id="0" name="academy-story-ai-6-18-05.png"/>
+                    <pic:cNvPicPr/>
+                  </pic:nvPicPr>
+                  <pic:blipFill>
+                    <a:blip r:embed="rId14"/>
+                    <a:stretch>
+                      <a:fillRect/>
+                    </a:stretch>
+                  </pic:blipFill>
+                  <pic:spPr>
+                    <a:xfrm>
+                      <a:off x="0" y="0"/>
+                      <a:ext cx="5486400" cy="2834640"/>
+                    </a:xfrm>
+                    <a:prstGeom prst="rect"/>
+                  </pic:spPr>
+                </pic:pic>
+              </a:graphicData>
+            </a:graphic>
+          </wp:inline>
+        </w:drawing>
+      </w:r>
+    </w:p>
+    <w:p>
+      <w:pPr>
+        <w:spacing w:line="336" w:lineRule="auto" w:after="180"/>
+      </w:pPr>
+      <w:r>
+        <w:rPr>
+          <w:b/>
+        </w:rPr>
+        <w:t>Input</w:t>
+      </w:r>
+      <w:r>
+        <w:rPr>
+          <w:b w:val="0"/>
+        </w:rPr>
+        <w:t xml:space="preserve"> shape and permission answer different questions. Silently normalising these </w:t>
+      </w:r>
+      <w:r>
+        <w:rPr>
+          <w:b/>
+        </w:rPr>
+        <w:t>input</w:t>
+      </w:r>
+      <w:r>
+        <w:rPr>
+          <w:b w:val="0"/>
+        </w:rPr>
+        <w:t xml:space="preserve">s would change the stated contract. Limit: Some systems normalise </w:t>
+      </w:r>
+      <w:r>
+        <w:rPr>
+          <w:b/>
+        </w:rPr>
+        <w:t>input</w:t>
+      </w:r>
+      <w:r>
+        <w:rPr>
+          <w:b w:val="0"/>
+        </w:rPr>
+        <w:t>s explicitly; this fictional contract deliberately does not.</w:t>
+      </w:r>
+    </w:p>
+    <w:p>
+      <w:pPr>
+        <w:spacing w:line="336" w:lineRule="auto" w:after="180"/>
+        <w:shd w:fill="F5F1FB"/>
+      </w:pPr>
+      <w:r>
+        <w:rPr>
+          <w:b w:val="0"/>
+        </w:rPr>
+        <w:t>Explain the case, then point to a limit on the claim.</w:t>
+      </w:r>
+    </w:p>
+    <w:p>
+      <w:pPr>
+        <w:pStyle w:val="Heading3"/>
+      </w:pPr>
+      <w:r>
+        <w:t>06. Make the idea visible in your project</w:t>
+      </w:r>
+    </w:p>
+    <w:p>
+      <w:r>
+        <w:drawing>
+          <wp:inline xmlns:a="http://schemas.openxmlformats.org/drawingml/2006/main" xmlns:pic="http://schemas.openxmlformats.org/drawingml/2006/picture">
+            <wp:extent cx="5486400" cy="3529584"/>
+            <wp:docPr id="7" name="Picture 7" descr="For the Grounded Learning Service, retain an annotated trace and the changed-case result. Name the contract or evidence that makes the deciding step valid, so another team can review it. Draw your input, deciding step, result and limit. Supported question: Classify h3, H3, h30 and the trailing-space input by the stated shape contract. Does a valid z0 grant record access, and which separate gate still remains?"/>
+            <wp:cNvGraphicFramePr>
+              <a:graphicFrameLocks noChangeAspect="1"/>
+            </wp:cNvGraphicFramePr>
+            <a:graphic>
+              <a:graphicData uri="http://schemas.openxmlformats.org/drawingml/2006/picture">
+                <pic:pic>
+                  <pic:nvPicPr>
+                    <pic:cNvPr id="0" name="academy-story-ai-6-18-06.png"/>
+                    <pic:cNvPicPr/>
+                  </pic:nvPicPr>
+                  <pic:blipFill>
+                    <a:blip r:embed="rId15"/>
+                    <a:stretch>
+                      <a:fillRect/>
+                    </a:stretch>
+                  </pic:blipFill>
+                  <pic:spPr>
+                    <a:xfrm>
+                      <a:off x="0" y="0"/>
+                      <a:ext cx="5486400" cy="3529584"/>
+                    </a:xfrm>
+                    <a:prstGeom prst="rect"/>
+                  </pic:spPr>
+                </pic:pic>
+              </a:graphicData>
+            </a:graphic>
+          </wp:inline>
+        </w:drawing>
+      </w:r>
+    </w:p>
+    <w:p>
+      <w:pPr>
+        <w:spacing w:line="336" w:lineRule="auto" w:after="180"/>
+      </w:pPr>
+      <w:r>
+        <w:rPr>
+          <w:b w:val="0"/>
+        </w:rPr>
+        <w:t xml:space="preserve">For the Grounded Learning Service, retain an annotated trace and the changed-case result. Name the contract or </w:t>
+      </w:r>
+      <w:r>
+        <w:rPr>
+          <w:b/>
+        </w:rPr>
+        <w:t>evidence</w:t>
+      </w:r>
+      <w:r>
+        <w:rPr>
+          <w:b w:val="0"/>
+        </w:rPr>
+        <w:t xml:space="preserve"> that makes the deciding step valid, so another team can review it.</w:t>
+      </w:r>
+    </w:p>
+    <w:p>
+      <w:pPr>
+        <w:spacing w:line="336" w:lineRule="auto" w:after="180"/>
+      </w:pPr>
+      <w:r>
+        <w:rPr>
+          <w:b w:val="0"/>
+        </w:rPr>
+        <w:t xml:space="preserve">Draw your </w:t>
+      </w:r>
+      <w:r>
+        <w:rPr>
+          <w:b/>
+        </w:rPr>
+        <w:t>input</w:t>
+      </w:r>
+      <w:r>
+        <w:rPr>
+          <w:b w:val="0"/>
+        </w:rPr>
+        <w:t xml:space="preserve">, deciding step, result and limit. Supported question: Classify h3, H3, h30 and the trailing-space </w:t>
+      </w:r>
+      <w:r>
+        <w:rPr>
+          <w:b/>
+        </w:rPr>
+        <w:t>input</w:t>
+      </w:r>
+      <w:r>
+        <w:rPr>
+          <w:b w:val="0"/>
+        </w:rPr>
+        <w:t xml:space="preserve"> by the stated shape contract. Does a valid z0 grant record access, and which separate gate still remains?</w:t>
+      </w:r>
+    </w:p>
+    <w:p>
+      <w:pPr>
+        <w:spacing w:line="336" w:lineRule="auto" w:after="180"/>
+        <w:shd w:fill="F5F1FB"/>
+      </w:pPr>
+      <w:r>
+        <w:rPr>
+          <w:b w:val="0"/>
+        </w:rPr>
+        <w:t xml:space="preserve">Draw your project trace and justify the deciding step using </w:t>
+      </w:r>
+      <w:r>
+        <w:rPr>
+          <w:b/>
+        </w:rPr>
+        <w:t>evidence</w:t>
+      </w:r>
+      <w:r>
+        <w:rPr>
+          <w:b w:val="0"/>
+        </w:rPr>
+        <w:t>.</w:t>
       </w:r>
     </w:p>
     <w:sectPr>

--- a/downloads/student/ai-6-week-18.docx
+++ b/downloads/student/ai-6-week-18.docx
@@ -25,12 +25,17 @@
         <w:pStyle w:val="Heading1"/>
       </w:pPr>
       <w:r>
-        <w:t>Before you start</w:t>
-      </w:r>
-    </w:p>
-    <w:p>
-      <w:r>
-        <w:t>Recall External side effects and recovery. Explain why a recorded result needs its input conditions and evidence source before it can support a claim.</w:t>
+        <w:t>Validate the whole input. Check trusted scope. Look up data, never execute it.</w:t>
+      </w:r>
+    </w:p>
+    <w:p>
+      <w:r>
+        <w:t>Apply exact ASCII input contracts while keeping format, authority, record existence and execution boundaries separate.</w:t>
+      </w:r>
+    </w:p>
+    <w:p>
+      <w:r>
+        <w:t>Input/local-data contract → four gate paths → lowercase picture → full-match/type probes → executable dictionary audit → independent uppercase set.</w:t>
       </w:r>
     </w:p>
     <w:p>
@@ -38,20 +43,20 @@
         <w:pStyle w:val="Heading1"/>
       </w:pPr>
       <w:r>
-        <w:t>01. Your mission</w:t>
-      </w:r>
-    </w:p>
-    <w:p>
-      <w:r>
-        <w:t>Start with the target: Explain the mechanism and terminology of untrusted input boundaries. Try the recall before opening notes.</w:t>
-      </w:r>
-    </w:p>
-    <w:p>
-      <w:pPr>
-        <w:pStyle w:val="Heading3"/>
-      </w:pPr>
-      <w:r>
-        <w:t>Your learning target</w:t>
+        <w:t>01. Keep input data from becoming instructions or permission</w:t>
+      </w:r>
+    </w:p>
+    <w:p>
+      <w:r>
+        <w:t>An accepted shape is only one gate on the way to a supported answer.</w:t>
+      </w:r>
+    </w:p>
+    <w:p>
+      <w:pPr>
+        <w:pStyle w:val="Heading2"/>
+      </w:pPr>
+      <w:r>
+        <w:t>Learning goals</w:t>
       </w:r>
     </w:p>
     <w:p>
@@ -113,10 +118,10 @@
     </w:p>
     <w:p>
       <w:pPr>
-        <w:pStyle w:val="Heading3"/>
-      </w:pPr>
-      <w:r>
-        <w:t>Remember before reading</w:t>
+        <w:pStyle w:val="Heading2"/>
+      </w:pPr>
+      <w:r>
+        <w:t>Retrieve trusted evidence and recovery boundaries</w:t>
       </w:r>
     </w:p>
     <w:p>
@@ -188,6 +193,100 @@
     </w:p>
     <w:p>
       <w:pPr>
+        <w:pStyle w:val="Heading2"/>
+      </w:pPr>
+      <w:r>
+        <w:t>Prerequisite and starting response</w:t>
+      </w:r>
+    </w:p>
+    <w:p>
+      <w:pPr>
+        <w:pStyle w:val="ListBullet"/>
+      </w:pPr>
+      <w:r>
+        <w:t>Recall External side effects and recovery. Explain why a recorded result needs its input conditions and evidence source before it can support a claim.</w:t>
+      </w:r>
+    </w:p>
+    <w:p>
+      <w:pPr>
+        <w:pStyle w:val="Heading3"/>
+      </w:pPr>
+      <w:r>
+        <w:t>My starting explanation</w:t>
+      </w:r>
+    </w:p>
+    <w:p>
+      <w:r>
+        <w:t>________________________________________________________________</w:t>
+      </w:r>
+    </w:p>
+    <w:p>
+      <w:r>
+        <w:t>________________________________________________________________</w:t>
+      </w:r>
+    </w:p>
+    <w:p>
+      <w:r>
+        <w:t>________________________________________________________________</w:t>
+      </w:r>
+    </w:p>
+    <w:p>
+      <w:pPr>
+        <w:pStyle w:val="Heading2"/>
+      </w:pPr>
+      <w:r>
+        <w:t>End goal</w:t>
+      </w:r>
+    </w:p>
+    <w:p>
+      <w:pPr>
+        <w:spacing w:line="336" w:lineRule="auto" w:after="180"/>
+      </w:pPr>
+      <w:r>
+        <w:rPr>
+          <w:b w:val="0"/>
+        </w:rPr>
+        <w:t xml:space="preserve">Explain </w:t>
+      </w:r>
+      <w:r>
+        <w:rPr>
+          <w:b/>
+        </w:rPr>
+        <w:t>untrusted input</w:t>
+      </w:r>
+      <w:r>
+        <w:rPr>
+          <w:b w:val="0"/>
+        </w:rPr>
+        <w:t xml:space="preserve"> boundaries using the deciding step in this fictional service.</w:t>
+      </w:r>
+    </w:p>
+    <w:p>
+      <w:pPr>
+        <w:pStyle w:val="Heading2"/>
+      </w:pPr>
+      <w:r>
+        <w:t>Earlier wording, alternatives and picture transcripts · reference / check after trying</w:t>
+      </w:r>
+    </w:p>
+    <w:p>
+      <w:pPr>
+        <w:pStyle w:val="Heading3"/>
+      </w:pPr>
+      <w:r>
+        <w:t>Your learning target</w:t>
+      </w:r>
+    </w:p>
+    <w:p>
+      <w:pPr>
+        <w:pStyle w:val="Heading3"/>
+      </w:pPr>
+      <w:r>
+        <w:t>Remember before reading</w:t>
+      </w:r>
+    </w:p>
+    <w:p>
+      <w:pPr>
         <w:spacing w:line="336" w:lineRule="auto" w:after="180"/>
       </w:pPr>
       <w:r>
@@ -264,13 +363,617 @@
     </w:p>
     <w:p>
       <w:pPr>
+        <w:pStyle w:val="Heading3"/>
+      </w:pPr>
+      <w:r>
+        <w:t>This week’s end goal</w:t>
+      </w:r>
+    </w:p>
+    <w:p>
+      <w:pPr>
+        <w:pStyle w:val="Heading1"/>
+      </w:pPr>
+      <w:r>
+        <w:t>02. Declare the exact input contract and the separate authority source</w:t>
+      </w:r>
+    </w:p>
+    <w:p>
+      <w:r>
+        <w:t>The added dictionary fixture makes the investigation complete without implying a real room record.</w:t>
+      </w:r>
+    </w:p>
+    <w:p>
+      <w:pPr>
+        <w:pStyle w:val="Heading2"/>
+      </w:pPr>
+      <w:r>
+        <w:t>Begin with data, shape and access as different concepts</w:t>
+      </w:r>
+    </w:p>
+    <w:p>
+      <w:pPr>
         <w:spacing w:line="336" w:lineRule="auto" w:after="180"/>
       </w:pPr>
       <w:r>
         <w:rPr>
           <w:b w:val="0"/>
         </w:rPr>
-        <w:t xml:space="preserve">Recall External side effects and recovery. Explain why a recorded result needs its </w:t>
+        <w:t>A room identifier is data. Even if a supplied string looks like a command, the lookup service must not run it as code. This exercise accepts exactly two ASCII characters: one uppercase letter and one digit. It does not trim spaces, change case or convert other types. After shape validation, the service still checks trusted access and looks up the exact key. A correct-looking identifier cannot authorize itself.</w:t>
+      </w:r>
+    </w:p>
+    <w:p>
+      <w:pPr>
+        <w:pStyle w:val="Heading2"/>
+      </w:pPr>
+      <w:r>
+        <w:t>Define untrusted input boundaries</w:t>
+      </w:r>
+    </w:p>
+    <w:p>
+      <w:pPr>
+        <w:spacing w:line="336" w:lineRule="auto" w:after="180"/>
+      </w:pPr>
+      <w:r>
+        <w:rPr>
+          <w:b/>
+        </w:rPr>
+        <w:t>Untrusted input</w:t>
+      </w:r>
+      <w:r>
+        <w:rPr>
+          <w:b w:val="0"/>
+        </w:rPr>
+        <w:t xml:space="preserve"> must be treated according to a contract before reaching code, queries or tools. Data that resembles instructions does not acquire execution authority.</w:t>
+      </w:r>
+    </w:p>
+    <w:p>
+      <w:pPr>
+        <w:pStyle w:val="Heading2"/>
+      </w:pPr>
+      <w:r>
+        <w:t>Complete main contract and local lookup givens</w:t>
+      </w:r>
+    </w:p>
+    <w:tbl>
+      <w:tblPr>
+        <w:tblStyle w:val="LightShading-Accent1"/>
+        <w:tblW w:type="auto" w:w="0"/>
+        <w:tblLook w:firstColumn="1" w:firstRow="1" w:lastColumn="0" w:lastRow="0" w:noHBand="0" w:noVBand="1" w:val="04A0"/>
+      </w:tblPr>
+      <w:tblGrid>
+        <w:gridCol w:w="5112"/>
+        <w:gridCol w:w="5112"/>
+      </w:tblGrid>
+      <w:tr>
+        <w:trPr>
+          <w:tblHeader/>
+        </w:trPr>
+        <w:tc>
+          <w:tcPr>
+            <w:tcW w:type="dxa" w:w="5112"/>
+          </w:tcPr>
+          <w:p>
+            <w:r>
+              <w:t>Main uppercase contract and local extension</w:t>
+            </w:r>
+          </w:p>
+        </w:tc>
+        <w:tc>
+          <w:tcPr>
+            <w:tcW w:type="dxa" w:w="5112"/>
+          </w:tcPr>
+          <w:p>
+            <w:r>
+              <w:t>Complete rule or fixture</w:t>
+            </w:r>
+          </w:p>
+        </w:tc>
+      </w:tr>
+      <w:tr>
+        <w:tc>
+          <w:tcPr>
+            <w:tcW w:type="dxa" w:w="5112"/>
+          </w:tcPr>
+          <w:p>
+            <w:r>
+              <w:t>Input type and shape</w:t>
+            </w:r>
+          </w:p>
+        </w:tc>
+        <w:tc>
+          <w:tcPr>
+            <w:tcW w:type="dxa" w:w="5112"/>
+          </w:tcPr>
+          <w:p>
+            <w:r>
+              <w:t>Exact Python str, whole input matching [A-Z][0-9]</w:t>
+            </w:r>
+          </w:p>
+        </w:tc>
+      </w:tr>
+      <w:tr>
+        <w:tc>
+          <w:tcPr>
+            <w:tcW w:type="dxa" w:w="5112"/>
+          </w:tcPr>
+          <w:p>
+            <w:r>
+              <w:t>Normalization</w:t>
+            </w:r>
+          </w:p>
+        </w:tc>
+        <w:tc>
+          <w:tcPr>
+            <w:tcW w:type="dxa" w:w="5112"/>
+          </w:tcPr>
+          <w:p>
+            <w:r>
+              <w:t>None: no trimming, case conversion or coercion</w:t>
+            </w:r>
+          </w:p>
+        </w:tc>
+      </w:tr>
+      <w:tr>
+        <w:tc>
+          <w:tcPr>
+            <w:tcW w:type="dxa" w:w="5112"/>
+          </w:tcPr>
+          <w:p>
+            <w:r>
+              <w:t>Trusted allowed IDs in the local extension</w:t>
+            </w:r>
+          </w:p>
+        </w:tc>
+        <w:tc>
+          <w:tcPr>
+            <w:tcW w:type="dxa" w:w="5112"/>
+          </w:tcPr>
+          <w:p>
+            <w:r>
+              <w:t>A1 and D4, supplied by the test harness</w:t>
+            </w:r>
+          </w:p>
+        </w:tc>
+      </w:tr>
+      <w:tr>
+        <w:tc>
+          <w:tcPr>
+            <w:tcW w:type="dxa" w:w="5112"/>
+          </w:tcPr>
+          <w:p>
+            <w:r>
+              <w:t>Local records</w:t>
+            </w:r>
+          </w:p>
+        </w:tc>
+        <w:tc>
+          <w:tcPr>
+            <w:tcW w:type="dxa" w:w="5112"/>
+          </w:tcPr>
+          <w:p>
+            <w:r>
+              <w:t>A1 has capacity 12/source ROOM-A1; B2 exists but is not in the allowed scope</w:t>
+            </w:r>
+          </w:p>
+        </w:tc>
+      </w:tr>
+      <w:tr>
+        <w:tc>
+          <w:tcPr>
+            <w:tcW w:type="dxa" w:w="5112"/>
+          </w:tcPr>
+          <w:p>
+            <w:r>
+              <w:t>Authorized but absent ID</w:t>
+            </w:r>
+          </w:p>
+        </w:tc>
+        <w:tc>
+          <w:tcPr>
+            <w:tcW w:type="dxa" w:w="5112"/>
+          </w:tcPr>
+          <w:p>
+            <w:r>
+              <w:t>D4 returns review after a permitted lookup</w:t>
+            </w:r>
+          </w:p>
+        </w:tc>
+      </w:tr>
+      <w:tr>
+        <w:tc>
+          <w:tcPr>
+            <w:tcW w:type="dxa" w:w="5112"/>
+          </w:tcPr>
+          <w:p>
+            <w:r>
+              <w:t>Response fields</w:t>
+            </w:r>
+          </w:p>
+        </w:tc>
+        <w:tc>
+          <w:tcPr>
+            <w:tcW w:type="dxa" w:w="5112"/>
+          </w:tcPr>
+          <w:p>
+            <w:r>
+              <w:t>Only status, room_id, capacity and source_id; record fields are checked</w:t>
+            </w:r>
+          </w:p>
+        </w:tc>
+      </w:tr>
+      <w:tr>
+        <w:tc>
+          <w:tcPr>
+            <w:tcW w:type="dxa" w:w="5112"/>
+          </w:tcPr>
+          <w:p>
+            <w:r>
+              <w:t>Instruction-shaped input</w:t>
+            </w:r>
+          </w:p>
+        </w:tc>
+        <w:tc>
+          <w:tcPr>
+            <w:tcW w:type="dxa" w:w="5112"/>
+          </w:tcPr>
+          <w:p>
+            <w:r>
+              <w:t>delete_all() fails shape; no input is evaluated as code</w:t>
+            </w:r>
+          </w:p>
+        </w:tc>
+      </w:tr>
+      <w:tr>
+        <w:tc>
+          <w:tcPr>
+            <w:tcW w:type="dxa" w:w="5112"/>
+          </w:tcPr>
+          <w:p>
+            <w:r>
+              <w:t>Observation</w:t>
+            </w:r>
+          </w:p>
+        </w:tc>
+        <w:tc>
+          <w:tcPr>
+            <w:tcW w:type="dxa" w:w="5112"/>
+          </w:tcPr>
+          <w:p>
+            <w:r>
+              <w:t>Lookup-call IDs and an unchanged source snapshot</w:t>
+            </w:r>
+          </w:p>
+        </w:tc>
+      </w:tr>
+      <w:tr>
+        <w:tc>
+          <w:tcPr>
+            <w:tcW w:type="dxa" w:w="5112"/>
+          </w:tcPr>
+          <w:p>
+            <w:r>
+              <w:t>Scope</w:t>
+            </w:r>
+          </w:p>
+        </w:tc>
+        <w:tc>
+          <w:tcPr>
+            <w:tcW w:type="dxa" w:w="5112"/>
+          </w:tcPr>
+          <w:p>
+            <w:r>
+              <w:t>Fictional records and trusted-scope fixtures, not real authentication or universal injection protection</w:t>
+            </w:r>
+          </w:p>
+        </w:tc>
+      </w:tr>
+    </w:tbl>
+    <w:p>
+      <w:pPr>
+        <w:pStyle w:val="Heading2"/>
+      </w:pPr>
+      <w:r>
+        <w:t>Name supplied and missing evidence</w:t>
+      </w:r>
+    </w:p>
+    <w:p>
+      <w:pPr>
+        <w:pStyle w:val="Heading3"/>
+      </w:pPr>
+      <w:r>
+        <w:t>List the given facts and one fact that is not supplied.</w:t>
+      </w:r>
+    </w:p>
+    <w:p>
+      <w:r>
+        <w:t>________________________________________________________________</w:t>
+      </w:r>
+    </w:p>
+    <w:p>
+      <w:r>
+        <w:t>________________________________________________________________</w:t>
+      </w:r>
+    </w:p>
+    <w:p>
+      <w:r>
+        <w:t>________________________________________________________________</w:t>
+      </w:r>
+    </w:p>
+    <w:p>
+      <w:pPr>
+        <w:pStyle w:val="Heading2"/>
+      </w:pPr>
+      <w:r>
+        <w:t>Earlier wording, alternatives and picture transcripts · reference / check after trying</w:t>
+      </w:r>
+    </w:p>
+    <w:p>
+      <w:pPr>
+        <w:spacing w:line="336" w:lineRule="auto" w:after="180"/>
+      </w:pPr>
+      <w:r>
+        <w:rPr>
+          <w:b w:val="0"/>
+        </w:rPr>
+        <w:t>Begin by writing the question the procedure is intended to answer. Identify the information already supplied, the information it will produce and the information still missing.</w:t>
+      </w:r>
+    </w:p>
+    <w:p>
+      <w:pPr>
+        <w:spacing w:line="336" w:lineRule="auto" w:after="180"/>
+      </w:pPr>
+      <w:r>
+        <w:rPr>
+          <w:b w:val="0"/>
+        </w:rPr>
+        <w:t>These are constructed classroom examples; they do not require live accounts, private records or an external service. Do not treat a plausible explanation as a measured outcome.</w:t>
+      </w:r>
+    </w:p>
+    <w:p>
+      <w:pPr>
+        <w:pStyle w:val="Heading1"/>
+      </w:pPr>
+      <w:r>
+        <w:t>03. Trace each gate without treating a string as control</w:t>
+      </w:r>
+    </w:p>
+    <w:p>
+      <w:r>
+        <w:t>A format pass, an authorization pass and an existing record establish different facts.</w:t>
+      </w:r>
+    </w:p>
+    <w:p>
+      <w:pPr>
+        <w:pStyle w:val="Heading2"/>
+      </w:pPr>
+      <w:r>
+        <w:t>Original exact-room-ID and dictionary-lookup mechanism</w:t>
+      </w:r>
+    </w:p>
+    <w:p>
+      <w:pPr>
+        <w:spacing w:line="336" w:lineRule="auto" w:after="180"/>
+      </w:pPr>
+      <w:r>
+        <w:rPr>
+          <w:b w:val="0"/>
+        </w:rPr>
+        <w:t>For the toy lookup accept room IDs matching one ASCII uppercase letter plus one ASCII digit, with no trimming. Perform exact dictionary lookup; never evaluate user strings as code. Reject invalid length or characters.</w:t>
+      </w:r>
+    </w:p>
+    <w:p>
+      <w:pPr>
+        <w:pStyle w:val="Heading2"/>
+      </w:pPr>
+      <w:r>
+        <w:t>Complete four-path local decision trace</w:t>
+      </w:r>
+    </w:p>
+    <w:p>
+      <w:pPr>
+        <w:pStyle w:val="Heading3"/>
+      </w:pPr>
+      <w:r>
+        <w:t>Validate shape, then authorize, then look up data</w:t>
+      </w:r>
+    </w:p>
+    <w:tbl>
+      <w:tblPr>
+        <w:tblStyle w:val="LightShading-Accent1"/>
+        <w:tblW w:type="auto" w:w="0"/>
+        <w:tblLook w:firstColumn="1" w:firstRow="1" w:lastColumn="0" w:lastRow="0" w:noHBand="0" w:noVBand="1" w:val="04A0"/>
+      </w:tblPr>
+      <w:tblGrid>
+        <w:gridCol w:w="3408"/>
+        <w:gridCol w:w="3408"/>
+        <w:gridCol w:w="3408"/>
+      </w:tblGrid>
+      <w:tr>
+        <w:trPr>
+          <w:tblHeader/>
+        </w:trPr>
+        <w:tc>
+          <w:tcPr>
+            <w:tcW w:type="dxa" w:w="3408"/>
+          </w:tcPr>
+          <w:p>
+            <w:r>
+              <w:t>Supplied input</w:t>
+            </w:r>
+          </w:p>
+        </w:tc>
+        <w:tc>
+          <w:tcPr>
+            <w:tcW w:type="dxa" w:w="3408"/>
+          </w:tcPr>
+          <w:p>
+            <w:r>
+              <w:t>Checks and permitted lookup</w:t>
+            </w:r>
+          </w:p>
+        </w:tc>
+        <w:tc>
+          <w:tcPr>
+            <w:tcW w:type="dxa" w:w="3408"/>
+          </w:tcPr>
+          <w:p>
+            <w:r>
+              <w:t>Local result</w:t>
+            </w:r>
+          </w:p>
+        </w:tc>
+      </w:tr>
+      <w:tr>
+        <w:tc>
+          <w:tcPr>
+            <w:tcW w:type="dxa" w:w="3408"/>
+          </w:tcPr>
+          <w:p>
+            <w:r>
+              <w:t>A1</w:t>
+            </w:r>
+          </w:p>
+        </w:tc>
+        <w:tc>
+          <w:tcPr>
+            <w:tcW w:type="dxa" w:w="3408"/>
+          </w:tcPr>
+          <w:p>
+            <w:r>
+              <w:t>Whole shape passes; trusted scope allows; exact record exists</w:t>
+            </w:r>
+          </w:p>
+        </w:tc>
+        <w:tc>
+          <w:tcPr>
+            <w:tcW w:type="dxa" w:w="3408"/>
+          </w:tcPr>
+          <w:p>
+            <w:r>
+              <w:t>Answer capacity12 with source ROOM-A1</w:t>
+            </w:r>
+          </w:p>
+        </w:tc>
+      </w:tr>
+      <w:tr>
+        <w:tc>
+          <w:tcPr>
+            <w:tcW w:type="dxa" w:w="3408"/>
+          </w:tcPr>
+          <w:p>
+            <w:r>
+              <w:t>delete_all()</w:t>
+            </w:r>
+          </w:p>
+        </w:tc>
+        <w:tc>
+          <w:tcPr>
+            <w:tcW w:type="dxa" w:w="3408"/>
+          </w:tcPr>
+          <w:p>
+            <w:r>
+              <w:t>Whole shape fails before access or lookup</w:t>
+            </w:r>
+          </w:p>
+        </w:tc>
+        <w:tc>
+          <w:tcPr>
+            <w:tcW w:type="dxa" w:w="3408"/>
+          </w:tcPr>
+          <w:p>
+            <w:r>
+              <w:t>invalid_input; no instruction executes</w:t>
+            </w:r>
+          </w:p>
+        </w:tc>
+      </w:tr>
+      <w:tr>
+        <w:tc>
+          <w:tcPr>
+            <w:tcW w:type="dxa" w:w="3408"/>
+          </w:tcPr>
+          <w:p>
+            <w:r>
+              <w:t>B2</w:t>
+            </w:r>
+          </w:p>
+        </w:tc>
+        <w:tc>
+          <w:tcPr>
+            <w:tcW w:type="dxa" w:w="3408"/>
+          </w:tcPr>
+          <w:p>
+            <w:r>
+              <w:t>Shape passes, trusted access excludes it</w:t>
+            </w:r>
+          </w:p>
+        </w:tc>
+        <w:tc>
+          <w:tcPr>
+            <w:tcW w:type="dxa" w:w="3408"/>
+          </w:tcPr>
+          <w:p>
+            <w:r>
+              <w:t>denied; no record lookup</w:t>
+            </w:r>
+          </w:p>
+        </w:tc>
+      </w:tr>
+      <w:tr>
+        <w:tc>
+          <w:tcPr>
+            <w:tcW w:type="dxa" w:w="3408"/>
+          </w:tcPr>
+          <w:p>
+            <w:r>
+              <w:t>D4</w:t>
+            </w:r>
+          </w:p>
+        </w:tc>
+        <w:tc>
+          <w:tcPr>
+            <w:tcW w:type="dxa" w:w="3408"/>
+          </w:tcPr>
+          <w:p>
+            <w:r>
+              <w:t>Shape passes and access allows, but record absent</w:t>
+            </w:r>
+          </w:p>
+        </w:tc>
+        <w:tc>
+          <w:tcPr>
+            <w:tcW w:type="dxa" w:w="3408"/>
+          </w:tcPr>
+          <w:p>
+            <w:r>
+              <w:t>review; do not invent a capacity</w:t>
+            </w:r>
+          </w:p>
+        </w:tc>
+      </w:tr>
+    </w:tbl>
+    <w:p>
+      <w:r>
+        <w:t>The original worked case classifies A1 and instruction-shaped text. This explicitly supplied local extension additionally tests authority, existence and response fields.</w:t>
+      </w:r>
+    </w:p>
+    <w:p>
+      <w:pPr>
+        <w:pStyle w:val="Heading2"/>
+      </w:pPr>
+      <w:r>
+        <w:t>State the contract before checking</w:t>
+      </w:r>
+    </w:p>
+    <w:p>
+      <w:pPr>
+        <w:spacing w:line="336" w:lineRule="auto" w:after="180"/>
+      </w:pPr>
+      <w:r>
+        <w:rPr>
+          <w:b w:val="0"/>
+        </w:rPr>
+        <w:t xml:space="preserve">Before applying the procedure, write its units, denominator or decision boundary where relevant. A partner should be able to repeat each step using the same </w:t>
       </w:r>
       <w:r>
         <w:rPr>
@@ -282,50 +985,38 @@
         <w:rPr>
           <w:b w:val="0"/>
         </w:rPr>
-        <w:t xml:space="preserve"> conditions and </w:t>
+        <w:t>s.</w:t>
+      </w:r>
+    </w:p>
+    <w:p>
+      <w:pPr>
+        <w:spacing w:line="336" w:lineRule="auto" w:after="180"/>
+      </w:pPr>
+      <w:r>
+        <w:rPr>
+          <w:b w:val="0"/>
+        </w:rPr>
+        <w:t xml:space="preserve">If a required </w:t>
       </w:r>
       <w:r>
         <w:rPr>
           <w:b/>
         </w:rPr>
-        <w:t>evidence</w:t>
+        <w:t>input</w:t>
       </w:r>
       <w:r>
         <w:rPr>
           <w:b w:val="0"/>
         </w:rPr>
-        <w:t xml:space="preserve"> source before it can support a claim.</w:t>
-      </w:r>
-    </w:p>
-    <w:p>
-      <w:pPr>
-        <w:pStyle w:val="Heading3"/>
-      </w:pPr>
-      <w:r>
-        <w:t>My starting explanation</w:t>
-      </w:r>
-    </w:p>
-    <w:p>
-      <w:r>
-        <w:t>________________________________________________________________</w:t>
-      </w:r>
-    </w:p>
-    <w:p>
-      <w:r>
-        <w:t>________________________________________________________________</w:t>
-      </w:r>
-    </w:p>
-    <w:p>
-      <w:r>
-        <w:t>________________________________________________________________</w:t>
-      </w:r>
-    </w:p>
-    <w:p>
-      <w:pPr>
-        <w:pStyle w:val="Heading3"/>
-      </w:pPr>
-      <w:r>
-        <w:t>This week’s end goal</w:t>
+        <w:t xml:space="preserve"> is absent or violates the stated contract, record that condition explicitly instead of quietly replacing it with a convenient value.</w:t>
+      </w:r>
+    </w:p>
+    <w:p>
+      <w:pPr>
+        <w:pStyle w:val="Heading2"/>
+      </w:pPr>
+      <w:r>
+        <w:t>Explain the visual</w:t>
       </w:r>
     </w:p>
     <w:p>
@@ -336,118 +1027,27 @@
         <w:rPr>
           <w:b w:val="0"/>
         </w:rPr>
-        <w:t xml:space="preserve">Explain </w:t>
+        <w:t xml:space="preserve">Point to the </w:t>
       </w:r>
       <w:r>
         <w:rPr>
           <w:b/>
         </w:rPr>
-        <w:t>untrusted input</w:t>
+        <w:t>input</w:t>
       </w:r>
       <w:r>
         <w:rPr>
           <w:b w:val="0"/>
         </w:rPr>
-        <w:t xml:space="preserve"> boundaries using the deciding step in this fictional service.</w:t>
-      </w:r>
-    </w:p>
-    <w:p>
-      <w:pPr>
-        <w:pStyle w:val="Heading1"/>
-      </w:pPr>
-      <w:r>
-        <w:t>02. Notice the evidence</w:t>
-      </w:r>
-    </w:p>
-    <w:p>
-      <w:r>
-        <w:t>Investigate the supplied Untrusted input boundaries case. Separate observations, given facts and assumptions before choosing an explanation.</w:t>
-      </w:r>
-    </w:p>
-    <w:p>
-      <w:pPr>
-        <w:spacing w:line="336" w:lineRule="auto" w:after="180"/>
-      </w:pPr>
-      <w:r>
-        <w:rPr>
-          <w:b/>
-        </w:rPr>
-        <w:t>Untrusted input</w:t>
-      </w:r>
-      <w:r>
-        <w:rPr>
-          <w:b w:val="0"/>
-        </w:rPr>
-        <w:t xml:space="preserve"> must be treated according to a contract before reaching code, queries or tools. Data that resembles instructions does not acquire execution authority.</w:t>
-      </w:r>
-    </w:p>
-    <w:p>
-      <w:pPr>
-        <w:spacing w:line="336" w:lineRule="auto" w:after="180"/>
-      </w:pPr>
-      <w:r>
-        <w:rPr>
-          <w:b w:val="0"/>
-        </w:rPr>
-        <w:t>Begin by writing the question the procedure is intended to answer. Identify the information already supplied, the information it will produce and the information still missing.</w:t>
-      </w:r>
-    </w:p>
-    <w:p>
-      <w:pPr>
-        <w:spacing w:line="336" w:lineRule="auto" w:after="180"/>
-      </w:pPr>
-      <w:r>
-        <w:rPr>
-          <w:b w:val="0"/>
-        </w:rPr>
-        <w:t>These are constructed classroom examples; they do not require live accounts, private records or an external service. Do not treat a plausible explanation as a measured outcome.</w:t>
-      </w:r>
-    </w:p>
-    <w:p>
-      <w:pPr>
-        <w:pStyle w:val="Heading3"/>
-      </w:pPr>
-      <w:r>
-        <w:t>List the given facts and one fact that is not supplied.</w:t>
-      </w:r>
-    </w:p>
-    <w:p>
-      <w:r>
-        <w:t>________________________________________________________________</w:t>
-      </w:r>
-    </w:p>
-    <w:p>
-      <w:r>
-        <w:t>________________________________________________________________</w:t>
-      </w:r>
-    </w:p>
-    <w:p>
-      <w:r>
-        <w:t>________________________________________________________________</w:t>
-      </w:r>
-    </w:p>
-    <w:p>
-      <w:pPr>
-        <w:pStyle w:val="Heading1"/>
-      </w:pPr>
-      <w:r>
-        <w:t>03. See how it works</w:t>
-      </w:r>
-    </w:p>
-    <w:p>
-      <w:r>
-        <w:t>Follow the mechanism for Untrusted input boundaries. Connect each labelled input, deciding step and result.</w:t>
-      </w:r>
-    </w:p>
-    <w:p>
-      <w:pPr>
-        <w:spacing w:line="336" w:lineRule="auto" w:after="180"/>
-      </w:pPr>
-      <w:r>
-        <w:rPr>
-          <w:b w:val="0"/>
-        </w:rPr>
-        <w:t>For the toy lookup accept room IDs matching one uppercase letter plus one digit. Perform exact dictionary lookup; never evaluate user strings as code. Reject invalid length or characters.</w:t>
+        <w:t>, the deciding step and the result in this week’s visual. Explain the same step in ordinary words. A picture helps when you can say what each part represents.</w:t>
+      </w:r>
+    </w:p>
+    <w:p>
+      <w:pPr>
+        <w:pStyle w:val="Heading2"/>
+      </w:pPr>
+      <w:r>
+        <w:t>Earlier wording, alternatives and picture transcripts · reference / check after trying</w:t>
       </w:r>
     </w:p>
     <w:p>
@@ -521,7 +1121,7 @@
           </w:tcPr>
           <w:p>
             <w:r>
-              <w:t>For the toy lookup accept room IDs matching one uppercase letter plus one digit. Perform exact dictionary lookup; never evaluate user strings as code. Reject invalid length or characters.</w:t>
+              <w:t>For the toy lookup accept room IDs matching one ASCII uppercase letter plus one ASCII digit, with no trimming. Perform exact dictionary lookup; never evaluate user strings as code. Reject invalid length or characters.</w:t>
             </w:r>
           </w:p>
         </w:tc>
@@ -544,13 +1144,240 @@
     </w:p>
     <w:p>
       <w:pPr>
+        <w:pStyle w:val="Heading3"/>
+      </w:pPr>
+      <w:r>
+        <w:t>Connect the picture and the explanation</w:t>
+      </w:r>
+    </w:p>
+    <w:p>
+      <w:pPr>
+        <w:pStyle w:val="Heading1"/>
+      </w:pPr>
+      <w:r>
+        <w:t>04. Change case or length while keeping the contract fixed</w:t>
+      </w:r>
+    </w:p>
+    <w:p>
+      <w:r>
+        <w:t>Do not silently normalize a failing value to make it pass.</w:t>
+      </w:r>
+    </w:p>
+    <w:p>
+      <w:pPr>
+        <w:pStyle w:val="Heading2"/>
+      </w:pPr>
+      <w:r>
+        <w:t>Current task and response</w:t>
+      </w:r>
+    </w:p>
+    <w:p>
+      <w:pPr>
+        <w:pStyle w:val="ListBullet"/>
+      </w:pPr>
+      <w:r>
+        <w:t>Inputs A1 and delete_all() are supplied to room lookup. Show the intermediate steps and give the conclusion with its scope.</w:t>
+      </w:r>
+    </w:p>
+    <w:p>
+      <w:pPr>
+        <w:pStyle w:val="Heading3"/>
+      </w:pPr>
+      <w:r>
+        <w:t>Keep the procedure fixed. Explain what changed in the inputs and result.</w:t>
+      </w:r>
+    </w:p>
+    <w:p>
+      <w:r>
+        <w:t>________________________________________________________________</w:t>
+      </w:r>
+    </w:p>
+    <w:p>
+      <w:r>
+        <w:t>________________________________________________________________</w:t>
+      </w:r>
+    </w:p>
+    <w:p>
+      <w:r>
+        <w:t>________________________________________________________________</w:t>
+      </w:r>
+    </w:p>
+    <w:p>
+      <w:r>
+        <w:t>________________________________________________________________</w:t>
+      </w:r>
+    </w:p>
+    <w:p>
+      <w:r>
+        <w:t>________________________________________________________________</w:t>
+      </w:r>
+    </w:p>
+    <w:p>
+      <w:pPr>
+        <w:pStyle w:val="Heading2"/>
+      </w:pPr>
+      <w:r>
+        <w:t>Predict the changed lowercase-picture identifier</w:t>
+      </w:r>
+    </w:p>
+    <w:p>
+      <w:pPr>
+        <w:pStyle w:val="ListBullet"/>
+      </w:pPr>
+      <w:r>
+        <w:t>Change: Replace h3 with z0.</w:t>
+      </w:r>
+    </w:p>
+    <w:p>
+      <w:pPr>
+        <w:pStyle w:val="Heading2"/>
+      </w:pPr>
+      <w:r>
+        <w:t>Check after predicting · reference / check after trying</w:t>
+      </w:r>
+    </w:p>
+    <w:p>
+      <w:pPr>
         <w:spacing w:line="336" w:lineRule="auto" w:after="180"/>
       </w:pPr>
+      <w:r>
+        <w:rPr>
+          <w:b/>
+        </w:rPr>
+        <w:t>Prediction</w:t>
+      </w:r>
       <w:r>
         <w:rPr>
           <w:b w:val="0"/>
         </w:rPr>
-        <w:t xml:space="preserve">Before applying the procedure, write its units, denominator or decision boundary where relevant. A partner should be able to repeat each step using the same </w:t>
+        <w:t>: The shape passes; resource access is still undecided.</w:t>
+      </w:r>
+    </w:p>
+    <w:p>
+      <w:pPr>
+        <w:spacing w:line="336" w:lineRule="auto" w:after="180"/>
+      </w:pPr>
+      <w:r>
+        <w:rPr>
+          <w:b w:val="0"/>
+        </w:rPr>
+        <w:t xml:space="preserve">Reason: Structure contains no </w:t>
+      </w:r>
+      <w:r>
+        <w:rPr>
+          <w:b/>
+        </w:rPr>
+        <w:t>evidence</w:t>
+      </w:r>
+      <w:r>
+        <w:rPr>
+          <w:b w:val="0"/>
+        </w:rPr>
+        <w:t xml:space="preserve"> of ownership or user permission.</w:t>
+      </w:r>
+    </w:p>
+    <w:p>
+      <w:pPr>
+        <w:pStyle w:val="Heading2"/>
+      </w:pPr>
+      <w:r>
+        <w:t>Earlier wording, alternatives and picture transcripts · reference / check after trying</w:t>
+      </w:r>
+    </w:p>
+    <w:p>
+      <w:pPr>
+        <w:pStyle w:val="Heading3"/>
+      </w:pPr>
+      <w:r>
+        <w:t>Compare a familiar case with a changed case</w:t>
+      </w:r>
+    </w:p>
+    <w:p>
+      <w:pPr>
+        <w:pStyle w:val="Heading3"/>
+      </w:pPr>
+      <w:r>
+        <w:t>Change one thing in the pictured case</w:t>
+      </w:r>
+    </w:p>
+    <w:p>
+      <w:pPr>
+        <w:pStyle w:val="Heading1"/>
+      </w:pPr>
+      <w:r>
+        <w:t>06. Compare two exact contracts without mixing their rules</w:t>
+      </w:r>
+    </w:p>
+    <w:p>
+      <w:r>
+        <w:t>A case change may affect shape acceptance while leaving authority unestablished.</w:t>
+      </w:r>
+    </w:p>
+    <w:p>
+      <w:pPr>
+        <w:pStyle w:val="Heading2"/>
+      </w:pPr>
+      <w:r>
+        <w:t>Original main A1/instruction-string inputs and conclusion</w:t>
+      </w:r>
+    </w:p>
+    <w:p>
+      <w:pPr>
+        <w:spacing w:line="336" w:lineRule="auto" w:after="180"/>
+      </w:pPr>
+      <w:r>
+        <w:rPr>
+          <w:b/>
+        </w:rPr>
+        <w:t>Input</w:t>
+      </w:r>
+      <w:r>
+        <w:rPr>
+          <w:b w:val="0"/>
+        </w:rPr>
+        <w:t>s A1 and delete_all() are supplied to room lookup.</w:t>
+      </w:r>
+    </w:p>
+    <w:p>
+      <w:pPr>
+        <w:spacing w:line="336" w:lineRule="auto" w:after="180"/>
+      </w:pPr>
+      <w:r>
+        <w:rPr>
+          <w:b w:val="0"/>
+        </w:rPr>
+        <w:t>A1 passes the format; delete_all() fails. Neither is executed as code, including any instruction-shaped string.</w:t>
+      </w:r>
+    </w:p>
+    <w:p>
+      <w:pPr>
+        <w:pStyle w:val="Heading2"/>
+      </w:pPr>
+      <w:r>
+        <w:t>Keep policy-compliant diagnostic evidence</w:t>
+      </w:r>
+    </w:p>
+    <w:p>
+      <w:pPr>
+        <w:spacing w:line="336" w:lineRule="auto" w:after="180"/>
+      </w:pPr>
+      <w:r>
+        <w:rPr>
+          <w:b w:val="0"/>
+        </w:rPr>
+        <w:t xml:space="preserve">Compare the intermediate </w:t>
+      </w:r>
+      <w:r>
+        <w:rPr>
+          <w:b/>
+        </w:rPr>
+        <w:t>evidence</w:t>
+      </w:r>
+      <w:r>
+        <w:rPr>
+          <w:b w:val="0"/>
+        </w:rPr>
+        <w:t xml:space="preserve"> with the final statement. Explain why each number or decision follows from the stated </w:t>
       </w:r>
       <w:r>
         <w:rPr>
@@ -562,18 +1389,7 @@
         <w:rPr>
           <w:b w:val="0"/>
         </w:rPr>
-        <w:t>s.</w:t>
-      </w:r>
-    </w:p>
-    <w:p>
-      <w:pPr>
-        <w:spacing w:line="336" w:lineRule="auto" w:after="180"/>
-      </w:pPr>
-      <w:r>
-        <w:rPr>
-          <w:b w:val="0"/>
-        </w:rPr>
-        <w:t xml:space="preserve">If a required </w:t>
+        <w:t xml:space="preserve">s. The conclusion belongs to this scenario and procedure; changing the </w:t>
       </w:r>
       <w:r>
         <w:rPr>
@@ -585,15 +1401,15 @@
         <w:rPr>
           <w:b w:val="0"/>
         </w:rPr>
-        <w:t xml:space="preserve"> is absent or violates the stated contract, record that condition explicitly instead of quietly replacing it with a convenient value.</w:t>
-      </w:r>
-    </w:p>
-    <w:p>
-      <w:pPr>
-        <w:pStyle w:val="Heading3"/>
-      </w:pPr>
-      <w:r>
-        <w:t>Connect the picture and the explanation</w:t>
+        <w:t>s, evaluation population or authority can change what it establishes. Retain a policy-compliant diagnostic record of the outcome so a later revision can be compared honestly.</w:t>
+      </w:r>
+    </w:p>
+    <w:p>
+      <w:pPr>
+        <w:pStyle w:val="Heading2"/>
+      </w:pPr>
+      <w:r>
+        <w:t>Separate pictured lowercase rule and complete inputs</w:t>
       </w:r>
     </w:p>
     <w:p>
@@ -604,40 +1420,7 @@
         <w:rPr>
           <w:b w:val="0"/>
         </w:rPr>
-        <w:t xml:space="preserve">Point to the </w:t>
-      </w:r>
-      <w:r>
-        <w:rPr>
-          <w:b/>
-        </w:rPr>
-        <w:t>input</w:t>
-      </w:r>
-      <w:r>
-        <w:rPr>
-          <w:b w:val="0"/>
-        </w:rPr>
-        <w:t>, the deciding step and the result in this week’s visual. Explain the same step in ordinary words. A picture helps when you can say what each part represents.</w:t>
-      </w:r>
-    </w:p>
-    <w:p>
-      <w:pPr>
-        <w:pStyle w:val="Heading1"/>
-      </w:pPr>
-      <w:r>
-        <w:t>04. Compare the cases</w:t>
-      </w:r>
-    </w:p>
-    <w:p>
-      <w:r>
-        <w:t>Compare the supplied cases for Untrusted input boundaries. Identify the detail that changes the conclusion.</w:t>
-      </w:r>
-    </w:p>
-    <w:p>
-      <w:pPr>
-        <w:pStyle w:val="Heading3"/>
-      </w:pPr>
-      <w:r>
-        <w:t>Compare a familiar case with a changed case</w:t>
+        <w:t>Check shape before permission. A toy tool accepts exactly one ASCII lowercase letter followed by one ASCII digit, with no trimming.</w:t>
       </w:r>
     </w:p>
     <w:p>
@@ -654,514 +1437,45 @@
         <w:rPr>
           <w:b w:val="0"/>
         </w:rPr>
-        <w:t>s A1 and delete_all() are supplied to room lookup. Show the intermediate steps and give the conclusion with its scope.</w:t>
-      </w:r>
-    </w:p>
-    <w:p>
-      <w:pPr>
-        <w:pStyle w:val="Heading3"/>
-      </w:pPr>
-      <w:r>
-        <w:t>Keep the procedure fixed. Explain what changed in the inputs and result.</w:t>
-      </w:r>
-    </w:p>
-    <w:p>
-      <w:r>
-        <w:t>________________________________________________________________</w:t>
-      </w:r>
-    </w:p>
-    <w:p>
-      <w:r>
-        <w:t>________________________________________________________________</w:t>
-      </w:r>
-    </w:p>
-    <w:p>
-      <w:r>
-        <w:t>________________________________________________________________</w:t>
-      </w:r>
-    </w:p>
-    <w:p>
-      <w:r>
-        <w:t>________________________________________________________________</w:t>
-      </w:r>
-    </w:p>
-    <w:p>
-      <w:r>
-        <w:t>________________________________________________________________</w:t>
-      </w:r>
-    </w:p>
-    <w:p>
-      <w:pPr>
-        <w:pStyle w:val="Heading3"/>
-      </w:pPr>
-      <w:r>
-        <w:t>Change one thing in the pictured case</w:t>
-      </w:r>
-    </w:p>
-    <w:p>
-      <w:pPr>
-        <w:pStyle w:val="Heading3"/>
-      </w:pPr>
-      <w:r>
-        <w:t>Change one thing</w:t>
+        <w:t>s h3, H3, h30 and "h3 ". Shape acceptance never grants access by itself.</w:t>
       </w:r>
     </w:p>
     <w:p>
       <w:pPr>
         <w:spacing w:line="336" w:lineRule="auto" w:after="180"/>
-        <w:shd w:fill="F5F1FB"/>
       </w:pPr>
       <w:r>
         <w:rPr>
           <w:b w:val="0"/>
         </w:rPr>
-        <w:t>Change: Replace h3 with z0.</w:t>
-      </w:r>
-    </w:p>
-    <w:p>
-      <w:pPr>
-        <w:pStyle w:val="Heading3"/>
-      </w:pPr>
-      <w:r>
-        <w:t>Predicted result</w:t>
+        <w:t>The main contract is uppercase [A-Z][0-9]. The picture is a separate lowercase [a-z][0-9] contract, also with no trimming. Under that pictured contract h3 passes; H3 has the wrong case; h30 has an extra character; "h3 " has a trailing space. The changed z0 passes shape but still needs trusted authorization.</w:t>
       </w:r>
     </w:p>
     <w:p>
       <w:pPr>
         <w:spacing w:line="336" w:lineRule="auto" w:after="180"/>
-        <w:shd w:fill="F1F6FC"/>
-      </w:pPr>
-      <w:r>
-        <w:rPr>
-          <w:b/>
-        </w:rPr>
-        <w:t>Prediction</w:t>
-      </w:r>
+      </w:pPr>
       <w:r>
         <w:rPr>
           <w:b w:val="0"/>
         </w:rPr>
-        <w:t>: The shape passes; resource access is still undecided.</w:t>
-      </w:r>
-    </w:p>
-    <w:p>
-      <w:pPr>
-        <w:pStyle w:val="Heading3"/>
-      </w:pPr>
-      <w:r>
-        <w:t>Why the result follows</w:t>
-      </w:r>
-    </w:p>
-    <w:p>
-      <w:pPr>
-        <w:spacing w:line="336" w:lineRule="auto" w:after="180"/>
-        <w:shd w:fill="F1F6FC"/>
-      </w:pPr>
-      <w:r>
-        <w:rPr>
-          <w:b w:val="0"/>
-        </w:rPr>
-        <w:t xml:space="preserve">Reason: Structure contains no </w:t>
-      </w:r>
-      <w:r>
-        <w:rPr>
-          <w:b/>
-        </w:rPr>
-        <w:t>evidence</w:t>
-      </w:r>
-      <w:r>
-        <w:rPr>
-          <w:b w:val="0"/>
-        </w:rPr>
-        <w:t xml:space="preserve"> of ownership or user permission.</w:t>
-      </w:r>
-    </w:p>
-    <w:p>
-      <w:pPr>
-        <w:pStyle w:val="Heading1"/>
-      </w:pPr>
-      <w:r>
-        <w:t>05. Words that unlock the idea</w:t>
-      </w:r>
-    </w:p>
-    <w:p>
-      <w:r>
-        <w:t>Use the vocabulary of Untrusted input boundaries to explain a concrete decision, rather than only memorising definitions.</w:t>
-      </w:r>
-    </w:p>
-    <w:tbl>
-      <w:tblPr>
-        <w:tblStyle w:val="LightShading-Accent1"/>
-        <w:tblW w:type="auto" w:w="0"/>
-        <w:tblLook w:firstColumn="1" w:firstRow="1" w:lastColumn="0" w:lastRow="0" w:noHBand="0" w:noVBand="1" w:val="04A0"/>
-      </w:tblPr>
-      <w:tblGrid>
-        <w:gridCol w:w="5112"/>
-        <w:gridCol w:w="5112"/>
-      </w:tblGrid>
-      <w:tr>
-        <w:trPr>
-          <w:tblHeader/>
-        </w:trPr>
-        <w:tc>
-          <w:tcPr>
-            <w:tcW w:type="dxa" w:w="5112"/>
-          </w:tcPr>
-          <w:p>
-            <w:r>
-              <w:t>Word</w:t>
-            </w:r>
-          </w:p>
-        </w:tc>
-        <w:tc>
-          <w:tcPr>
-            <w:tcW w:type="dxa" w:w="5112"/>
-          </w:tcPr>
-          <w:p>
-            <w:r>
-              <w:t>Meaning</w:t>
-            </w:r>
-          </w:p>
-        </w:tc>
-      </w:tr>
-      <w:tr>
-        <w:tc>
-          <w:tcPr>
-            <w:tcW w:type="dxa" w:w="5112"/>
-          </w:tcPr>
-          <w:p>
-            <w:r>
-              <w:t>Untrusted input</w:t>
-            </w:r>
-          </w:p>
-        </w:tc>
-        <w:tc>
-          <w:tcPr>
-            <w:tcW w:type="dxa" w:w="5112"/>
-          </w:tcPr>
-          <w:p>
-            <w:r>
-              <w:t>Data whose claims or control intent have not been authorised</w:t>
-            </w:r>
-          </w:p>
-        </w:tc>
-      </w:tr>
-      <w:tr>
-        <w:tc>
-          <w:tcPr>
-            <w:tcW w:type="dxa" w:w="5112"/>
-          </w:tcPr>
-          <w:p>
-            <w:r>
-              <w:t>Full match</w:t>
-            </w:r>
-          </w:p>
-        </w:tc>
-        <w:tc>
-          <w:tcPr>
-            <w:tcW w:type="dxa" w:w="5112"/>
-          </w:tcPr>
-          <w:p>
-            <w:r>
-              <w:t>Validation covering the whole input</w:t>
-            </w:r>
-          </w:p>
-        </w:tc>
-      </w:tr>
-      <w:tr>
-        <w:tc>
-          <w:tcPr>
-            <w:tcW w:type="dxa" w:w="5112"/>
-          </w:tcPr>
-          <w:p>
-            <w:r>
-              <w:t>Injection boundary</w:t>
-            </w:r>
-          </w:p>
-        </w:tc>
-        <w:tc>
-          <w:tcPr>
-            <w:tcW w:type="dxa" w:w="5112"/>
-          </w:tcPr>
-          <w:p>
-            <w:r>
-              <w:t>A separation preventing data from becoming executable control</w:t>
-            </w:r>
-          </w:p>
-        </w:tc>
-      </w:tr>
-    </w:tbl>
-    <w:p>
-      <w:pPr>
-        <w:pStyle w:val="Heading3"/>
-      </w:pPr>
-      <w:r>
-        <w:t>Use two terms to explain a step in this week’s example.</w:t>
-      </w:r>
-    </w:p>
-    <w:p>
-      <w:r>
-        <w:t>________________________________________________________________</w:t>
-      </w:r>
-    </w:p>
-    <w:p>
-      <w:r>
-        <w:t>________________________________________________________________</w:t>
-      </w:r>
-    </w:p>
-    <w:p>
-      <w:r>
-        <w:t>________________________________________________________________</w:t>
-      </w:r>
-    </w:p>
-    <w:p>
-      <w:pPr>
-        <w:pStyle w:val="Heading1"/>
-      </w:pPr>
-      <w:r>
-        <w:t>06. Follow a worked example</w:t>
-      </w:r>
-    </w:p>
-    <w:p>
-      <w:r>
-        <w:t>Follow the worked trace for Untrusted input boundaries, predict a step, then compare with its explanation.</w:t>
-      </w:r>
-    </w:p>
-    <w:p>
-      <w:pPr>
-        <w:spacing w:line="336" w:lineRule="auto" w:after="180"/>
-      </w:pPr>
-      <w:r>
-        <w:rPr>
-          <w:b/>
-        </w:rPr>
-        <w:t>Input</w:t>
-      </w:r>
-      <w:r>
-        <w:rPr>
-          <w:b w:val="0"/>
-        </w:rPr>
-        <w:t>s A1 and delete_all() are supplied to room lookup.</w:t>
-      </w:r>
-    </w:p>
-    <w:p>
-      <w:pPr>
-        <w:spacing w:line="336" w:lineRule="auto" w:after="180"/>
-      </w:pPr>
-      <w:r>
-        <w:rPr>
-          <w:b w:val="0"/>
-        </w:rPr>
-        <w:t>A1 passes the format; delete_all() fails. Neither is executed as code, including any instruction-shaped string.</w:t>
-      </w:r>
-    </w:p>
-    <w:p>
-      <w:pPr>
-        <w:pStyle w:val="Heading3"/>
-      </w:pPr>
-      <w:r>
-        <w:t>Worked explanation · Untrusted input boundaries</w:t>
-      </w:r>
-    </w:p>
-    <w:p>
-      <w:pPr>
-        <w:spacing w:line="336" w:lineRule="auto" w:after="180"/>
-        <w:shd w:fill="F1F6FC"/>
-      </w:pPr>
-      <w:r>
-        <w:rPr>
-          <w:b w:val="0"/>
-        </w:rPr>
-        <w:t xml:space="preserve">Compare the intermediate </w:t>
-      </w:r>
-      <w:r>
-        <w:rPr>
-          <w:b/>
-        </w:rPr>
-        <w:t>evidence</w:t>
-      </w:r>
-      <w:r>
-        <w:rPr>
-          <w:b w:val="0"/>
-        </w:rPr>
-        <w:t xml:space="preserve"> with the final statement. Explain why each number or decision follows from the stated </w:t>
-      </w:r>
-      <w:r>
-        <w:rPr>
-          <w:b/>
-        </w:rPr>
-        <w:t>input</w:t>
-      </w:r>
-      <w:r>
-        <w:rPr>
-          <w:b w:val="0"/>
-        </w:rPr>
-        <w:t>s.</w:t>
-      </w:r>
-    </w:p>
-    <w:p>
-      <w:pPr>
-        <w:spacing w:line="336" w:lineRule="auto" w:after="180"/>
-        <w:shd w:fill="F1F6FC"/>
-      </w:pPr>
-      <w:r>
-        <w:rPr>
-          <w:b w:val="0"/>
-        </w:rPr>
-        <w:t xml:space="preserve">The conclusion belongs to this scenario and procedure; changing the </w:t>
-      </w:r>
-      <w:r>
-        <w:rPr>
-          <w:b/>
-        </w:rPr>
-        <w:t>input</w:t>
-      </w:r>
-      <w:r>
-        <w:rPr>
-          <w:b w:val="0"/>
-        </w:rPr>
-        <w:t>s, evaluation population or authority can change what it establishes. Retain the raw record so a later revision can be compared honestly.</w:t>
-      </w:r>
-    </w:p>
-    <w:p>
-      <w:pPr>
-        <w:pStyle w:val="Heading3"/>
-      </w:pPr>
-      <w:r>
-        <w:t>Worked explanation · Untrusted input boundaries</w:t>
-      </w:r>
-    </w:p>
-    <w:p>
-      <w:pPr>
-        <w:spacing w:line="336" w:lineRule="auto" w:after="180"/>
-        <w:shd w:fill="F1F6FC"/>
-      </w:pPr>
-      <w:r>
-        <w:rPr>
-          <w:b w:val="0"/>
-        </w:rPr>
-        <w:t xml:space="preserve">Optional local lab: predict the printed result before running this standalone Python 3 example. Change one relevant boundary </w:t>
-      </w:r>
-      <w:r>
-        <w:rPr>
-          <w:b/>
-        </w:rPr>
-        <w:t>input</w:t>
-      </w:r>
-      <w:r>
-        <w:rPr>
-          <w:b w:val="0"/>
-        </w:rPr>
-        <w:t>, record the outcome and state the contract or statistical assumptions.</w:t>
-      </w:r>
-    </w:p>
-    <w:p>
-      <w:pPr>
-        <w:spacing w:line="336" w:lineRule="auto" w:after="180"/>
-        <w:shd w:fill="F1F6FC"/>
-      </w:pPr>
-      <w:r>
-        <w:rPr>
-          <w:b w:val="0"/>
-        </w:rPr>
-        <w:t>The program uses fictional values and the Python standard library; it performs no external operations.</w:t>
-      </w:r>
-    </w:p>
-    <w:p>
-      <w:r>
-        <w:rPr>
-          <w:rFonts w:ascii="Courier New" w:hAnsi="Courier New"/>
-          <w:sz w:val="18"/>
-        </w:rPr>
-        <w:t>import re</w:t>
-        <w:br/>
-        <w:br/>
-        <w:t>def validate_identifier(value):</w:t>
-        <w:br/>
-        <w:t xml:space="preserve">    return type(value) is str and re.fullmatch('[A-Z][0-9]', value) is not None</w:t>
-        <w:br/>
-        <w:br/>
-        <w:t>print(validate_identifier("B2"))</w:t>
-      </w:r>
-    </w:p>
-    <w:p>
-      <w:pPr>
-        <w:pStyle w:val="Heading3"/>
-      </w:pPr>
-      <w:r>
-        <w:t>Learn from the worked case</w:t>
-      </w:r>
-    </w:p>
-    <w:p>
-      <w:pPr>
-        <w:spacing w:line="336" w:lineRule="auto" w:after="180"/>
-      </w:pPr>
-      <w:r>
-        <w:rPr>
-          <w:b w:val="0"/>
-        </w:rPr>
-        <w:t>Cover the result before checking it. Say what is given, choose the procedure, and follow one step at a time. Then uncover the result and explain your first mismatch. Ask why a step is allowed, not only what number it produces.</w:t>
-      </w:r>
-    </w:p>
-    <w:p>
-      <w:pPr>
-        <w:pStyle w:val="Heading3"/>
-      </w:pPr>
-      <w:r>
-        <w:t>A pictorial worked case: Untrusted input boundaries</w:t>
-      </w:r>
-    </w:p>
-    <w:p>
-      <w:pPr>
-        <w:spacing w:line="336" w:lineRule="auto" w:after="180"/>
-      </w:pPr>
-      <w:r>
-        <w:rPr>
-          <w:b w:val="0"/>
-        </w:rPr>
-        <w:t>Check shape before permission. A toy tool accepts exactly one ASCII lowercase letter followed by one digit, with no trimming.</w:t>
-      </w:r>
-    </w:p>
-    <w:p>
-      <w:pPr>
-        <w:pStyle w:val="Heading3"/>
-      </w:pPr>
-      <w:r>
-        <w:t>The facts we will use</w:t>
-      </w:r>
-    </w:p>
-    <w:p>
-      <w:pPr>
-        <w:pStyle w:val="Heading3"/>
-      </w:pPr>
-      <w:r>
-        <w:t>Supplied facts</w:t>
-      </w:r>
-    </w:p>
-    <w:p>
-      <w:pPr>
-        <w:spacing w:line="336" w:lineRule="auto" w:after="180"/>
-        <w:shd w:fill="F1F6FC"/>
-      </w:pPr>
-      <w:r>
-        <w:rPr>
-          <w:b/>
-        </w:rPr>
-        <w:t>Input</w:t>
-      </w:r>
-      <w:r>
-        <w:rPr>
-          <w:b w:val="0"/>
-        </w:rPr>
-        <w:t>s h3, H3, h30 and "h3 ". Shape acceptance never grants access by itself.</w:t>
+        <w:t>Do not apply the main uppercase rule to the picture or treat either shape result as permission to read a record.</w:t>
+      </w:r>
+    </w:p>
+    <w:p>
+      <w:pPr>
+        <w:pStyle w:val="Heading2"/>
+      </w:pPr>
+      <w:r>
+        <w:t>Trace exact case, length and access distinction</w:t>
       </w:r>
     </w:p>
     <w:p>
       <w:r>
         <w:drawing>
           <wp:inline xmlns:a="http://schemas.openxmlformats.org/drawingml/2006/main" xmlns:pic="http://schemas.openxmlformats.org/drawingml/2006/picture">
-            <wp:extent cx="5486400" cy="5185229"/>
-            <wp:docPr id="1" name="Picture 1" descr="Untrusted input boundaries. Validate h3: Two characters with the required case and digit pass.. Reject wrong shapes: H3 has wrong case; h30 and the trailing-space input have wrong length.. Check authority next: An accepted identifier still needs trusted authorisation."/>
+            <wp:extent cx="5486400" cy="3182112"/>
+            <wp:docPr id="1" name="Picture 1" descr="Validate h3: Two characters with the required case and digit pass. → Reject wrong shapes: H3 has wrong case; h30 and the trailing-space input have wrong length. → Check authority next: An accepted identifier still needs trusted authorisation."/>
             <wp:cNvGraphicFramePr>
               <a:graphicFrameLocks noChangeAspect="1"/>
             </wp:cNvGraphicFramePr>
@@ -1169,7 +1483,7 @@
               <a:graphicData uri="http://schemas.openxmlformats.org/drawingml/2006/picture">
                 <pic:pic>
                   <pic:nvPicPr>
-                    <pic:cNvPr id="0" name="academy-visual-ai-6-18.png"/>
+                    <pic:cNvPr id="0" name="academy-story-ai-6-18-02.png"/>
                     <pic:cNvPicPr/>
                   </pic:nvPicPr>
                   <pic:blipFill>
@@ -1181,7 +1495,7 @@
                   <pic:spPr>
                     <a:xfrm>
                       <a:off x="0" y="0"/>
-                      <a:ext cx="5486400" cy="5185229"/>
+                      <a:ext cx="5486400" cy="3182112"/>
                     </a:xfrm>
                     <a:prstGeom prst="rect"/>
                   </pic:spPr>
@@ -1309,24 +1623,7 @@
     </w:p>
     <w:p>
       <w:pPr>
-        <w:pStyle w:val="Heading3"/>
-      </w:pPr>
-      <w:r>
-        <w:t>Why this result follows</w:t>
-      </w:r>
-    </w:p>
-    <w:p>
-      <w:pPr>
-        <w:pStyle w:val="Heading3"/>
-      </w:pPr>
-      <w:r>
-        <w:t>Why the result follows</w:t>
-      </w:r>
-    </w:p>
-    <w:p>
-      <w:pPr>
         <w:spacing w:line="336" w:lineRule="auto" w:after="180"/>
-        <w:shd w:fill="F1F6FC"/>
       </w:pPr>
       <w:r>
         <w:rPr>
@@ -1355,30 +1652,105 @@
     </w:p>
     <w:p>
       <w:pPr>
-        <w:pStyle w:val="Heading3"/>
-      </w:pPr>
-      <w:r>
-        <w:t>What this example does not establish</w:t>
-      </w:r>
-    </w:p>
-    <w:p>
-      <w:pPr>
-        <w:pStyle w:val="Heading3"/>
-      </w:pPr>
-      <w:r>
-        <w:t>Keep the stated limit</w:t>
+        <w:pStyle w:val="Heading2"/>
+      </w:pPr>
+      <w:r>
+        <w:t>Predict replacing h3 with z0</w:t>
+      </w:r>
+    </w:p>
+    <w:p>
+      <w:pPr>
+        <w:pStyle w:val="ListBullet"/>
+      </w:pPr>
+      <w:r>
+        <w:t>Change one thing: Replace h3 with z0. Predict the result before checking the explanation. What remains the same?</w:t>
+      </w:r>
+    </w:p>
+    <w:p>
+      <w:pPr>
+        <w:pStyle w:val="Heading2"/>
+      </w:pPr>
+      <w:r>
+        <w:t>Check after predicting · reference / check after trying</w:t>
+      </w:r>
+    </w:p>
+    <w:p>
+      <w:r>
+        <w:drawing>
+          <wp:inline xmlns:a="http://schemas.openxmlformats.org/drawingml/2006/main" xmlns:pic="http://schemas.openxmlformats.org/drawingml/2006/picture">
+            <wp:extent cx="5486400" cy="3026664"/>
+            <wp:docPr id="2" name="Picture 2" descr="Original case: An accepted identifier still needs trusted authorisation. Changed condition: Replace h3 with z0. Expected result: The shape passes; resource access is still undecided. Reason: Structure contains no evidence of ownership or user permission."/>
+            <wp:cNvGraphicFramePr>
+              <a:graphicFrameLocks noChangeAspect="1"/>
+            </wp:cNvGraphicFramePr>
+            <a:graphic>
+              <a:graphicData uri="http://schemas.openxmlformats.org/drawingml/2006/picture">
+                <pic:pic>
+                  <pic:nvPicPr>
+                    <pic:cNvPr id="0" name="academy-story-ai-6-18-04.png"/>
+                    <pic:cNvPicPr/>
+                  </pic:nvPicPr>
+                  <pic:blipFill>
+                    <a:blip r:embed="rId10"/>
+                    <a:stretch>
+                      <a:fillRect/>
+                    </a:stretch>
+                  </pic:blipFill>
+                  <pic:spPr>
+                    <a:xfrm>
+                      <a:off x="0" y="0"/>
+                      <a:ext cx="5486400" cy="3026664"/>
+                    </a:xfrm>
+                    <a:prstGeom prst="rect"/>
+                  </pic:spPr>
+                </pic:pic>
+              </a:graphicData>
+            </a:graphic>
+          </wp:inline>
+        </w:drawing>
+      </w:r>
+    </w:p>
+    <w:p>
+      <w:pPr>
+        <w:pStyle w:val="Heading2"/>
+      </w:pPr>
+      <w:r>
+        <w:t>Explain accepted shape and separate permission gate</w:t>
+      </w:r>
+    </w:p>
+    <w:p>
+      <w:pPr>
+        <w:pStyle w:val="ListBullet"/>
+      </w:pPr>
+      <w:r>
+        <w:t>Some systems normalise inputs explicitly; this fictional contract deliberately does not.</w:t>
+      </w:r>
+    </w:p>
+    <w:p>
+      <w:pPr>
+        <w:pStyle w:val="ListBullet"/>
+      </w:pPr>
+      <w:r>
+        <w:t>Read the labelled picture: Classify h3, H3, h30 and the trailing-space input by the stated shape contract. Does a valid z0 grant record access, and which separate gate still remains?</w:t>
+      </w:r>
+    </w:p>
+    <w:p>
+      <w:pPr>
+        <w:pStyle w:val="Heading2"/>
+      </w:pPr>
+      <w:r>
+        <w:t>Reference: original main format-only helper · reference / check after trying</w:t>
       </w:r>
     </w:p>
     <w:p>
       <w:pPr>
         <w:spacing w:line="336" w:lineRule="auto" w:after="180"/>
-        <w:shd w:fill="FFF5E6"/>
       </w:pPr>
       <w:r>
         <w:rPr>
           <w:b w:val="0"/>
         </w:rPr>
-        <w:t xml:space="preserve">Some systems normalise </w:t>
+        <w:t xml:space="preserve">Optional local lab: predict the printed result before running this standalone Python 3 example. Change one relevant boundary </w:t>
       </w:r>
       <w:r>
         <w:rPr>
@@ -1390,39 +1762,62 @@
         <w:rPr>
           <w:b w:val="0"/>
         </w:rPr>
-        <w:t>s explicitly; this fictional contract deliberately does not.</w:t>
-      </w:r>
-    </w:p>
-    <w:p>
-      <w:pPr>
-        <w:pStyle w:val="Heading3"/>
-      </w:pPr>
-      <w:r>
-        <w:t>Keep the stated limit</w:t>
+        <w:t>, record the outcome and state the contract or statistical assumptions.</w:t>
       </w:r>
     </w:p>
     <w:p>
       <w:pPr>
         <w:spacing w:line="336" w:lineRule="auto" w:after="180"/>
-        <w:shd w:fill="FFF5E6"/>
       </w:pPr>
       <w:r>
         <w:rPr>
           <w:b w:val="0"/>
         </w:rPr>
-        <w:t xml:space="preserve">Read the labelled picture: Classify h3, H3, h30 and the trailing-space </w:t>
-      </w:r>
+        <w:t>The program uses fictional values and the Python standard library; it performs no external operations.</w:t>
+      </w:r>
+    </w:p>
+    <w:p>
       <w:r>
         <w:rPr>
-          <w:b/>
+          <w:rFonts w:ascii="Courier New" w:hAnsi="Courier New"/>
+          <w:sz w:val="18"/>
         </w:rPr>
-        <w:t>input</w:t>
-      </w:r>
+        <w:t>import re</w:t>
+        <w:br/>
+        <w:br/>
+        <w:t>def validate_identifier(value):</w:t>
+        <w:br/>
+        <w:t xml:space="preserve">    return type(value) is str and re.fullmatch('[A-Z][0-9]', value) is not None</w:t>
+        <w:br/>
+        <w:br/>
+        <w:t>print(validate_identifier("B2"))</w:t>
+      </w:r>
+    </w:p>
+    <w:p>
+      <w:pPr>
+        <w:pStyle w:val="Heading2"/>
+      </w:pPr>
+      <w:r>
+        <w:t>Earlier wording, alternatives and picture transcripts · reference / check after trying</w:t>
+      </w:r>
+    </w:p>
+    <w:p>
+      <w:pPr>
+        <w:pStyle w:val="Heading3"/>
+      </w:pPr>
+      <w:r>
+        <w:t>Learn from the worked case</w:t>
+      </w:r>
+    </w:p>
+    <w:p>
+      <w:pPr>
+        <w:spacing w:line="336" w:lineRule="auto" w:after="180"/>
+      </w:pPr>
       <w:r>
         <w:rPr>
           <w:b w:val="0"/>
         </w:rPr>
-        <w:t xml:space="preserve"> by the stated shape contract. Does a valid z0 grant record access, and which separate gate still remains?</w:t>
+        <w:t>Cover the result before checking it. Say what is given, choose the procedure, and follow one step at a time. Then uncover the result and explain your first mismatch. Ask why a step is allowed, not only what number it produces.</w:t>
       </w:r>
     </w:p>
     <w:p>
@@ -1430,19 +1825,67 @@
         <w:pStyle w:val="Heading3"/>
       </w:pPr>
       <w:r>
-        <w:t>Keep the stated limit</w:t>
-      </w:r>
-    </w:p>
-    <w:p>
-      <w:pPr>
-        <w:spacing w:line="336" w:lineRule="auto" w:after="180"/>
-        <w:shd w:fill="FFF5E6"/>
-      </w:pPr>
-      <w:r>
-        <w:rPr>
-          <w:b w:val="0"/>
-        </w:rPr>
-        <w:t>Change one thing: Replace h3 with z0. Predict the result before checking the explanation. What remains the same?</w:t>
+        <w:t>A pictorial worked case: Untrusted input boundaries</w:t>
+      </w:r>
+    </w:p>
+    <w:p>
+      <w:pPr>
+        <w:pStyle w:val="Heading3"/>
+      </w:pPr>
+      <w:r>
+        <w:t>The facts we will use</w:t>
+      </w:r>
+    </w:p>
+    <w:p>
+      <w:r>
+        <w:drawing>
+          <wp:inline xmlns:a="http://schemas.openxmlformats.org/drawingml/2006/main" xmlns:pic="http://schemas.openxmlformats.org/drawingml/2006/picture">
+            <wp:extent cx="5486400" cy="5185229"/>
+            <wp:docPr id="3" name="Picture 3" descr="Untrusted input boundaries. Validate h3: Two characters with the required case and digit pass.. Reject wrong shapes: H3 has wrong case; h30 and the trailing-space input have wrong length.. Check authority next: An accepted identifier still needs trusted authorisation."/>
+            <wp:cNvGraphicFramePr>
+              <a:graphicFrameLocks noChangeAspect="1"/>
+            </wp:cNvGraphicFramePr>
+            <a:graphic>
+              <a:graphicData uri="http://schemas.openxmlformats.org/drawingml/2006/picture">
+                <pic:pic>
+                  <pic:nvPicPr>
+                    <pic:cNvPr id="0" name="academy-visual-ai-6-18.png"/>
+                    <pic:cNvPicPr/>
+                  </pic:nvPicPr>
+                  <pic:blipFill>
+                    <a:blip r:embed="rId11"/>
+                    <a:stretch>
+                      <a:fillRect/>
+                    </a:stretch>
+                  </pic:blipFill>
+                  <pic:spPr>
+                    <a:xfrm>
+                      <a:off x="0" y="0"/>
+                      <a:ext cx="5486400" cy="5185229"/>
+                    </a:xfrm>
+                    <a:prstGeom prst="rect"/>
+                  </pic:spPr>
+                </pic:pic>
+              </a:graphicData>
+            </a:graphic>
+          </wp:inline>
+        </w:drawing>
+      </w:r>
+    </w:p>
+    <w:p>
+      <w:pPr>
+        <w:pStyle w:val="Heading3"/>
+      </w:pPr>
+      <w:r>
+        <w:t>Why this result follows</w:t>
+      </w:r>
+    </w:p>
+    <w:p>
+      <w:pPr>
+        <w:pStyle w:val="Heading3"/>
+      </w:pPr>
+      <w:r>
+        <w:t>What this example does not establish</w:t>
       </w:r>
     </w:p>
     <w:p>
@@ -1450,12 +1893,20 @@
         <w:pStyle w:val="Heading1"/>
       </w:pPr>
       <w:r>
-        <w:t>07. Find and repair a mistake</w:t>
-      </w:r>
-    </w:p>
-    <w:p>
-      <w:r>
-        <w:t>Find the unsupported step in the Untrusted input boundaries claim and explain a repair using the supplied evidence.</w:t>
+        <w:t>07. Test full-match boundaries and the next required gate</w:t>
+      </w:r>
+    </w:p>
+    <w:p>
+      <w:r>
+        <w:t>A format check cannot grant resource access or validate all later components.</w:t>
+      </w:r>
+    </w:p>
+    <w:p>
+      <w:pPr>
+        <w:pStyle w:val="Heading2"/>
+      </w:pPr>
+      <w:r>
+        <w:t>Core format-versus-access qualification</w:t>
       </w:r>
     </w:p>
     <w:p>
@@ -1471,16 +1922,7 @@
     </w:p>
     <w:p>
       <w:pPr>
-        <w:pStyle w:val="Heading3"/>
-      </w:pPr>
-      <w:r>
-        <w:t>Check the claim against the facts</w:t>
-      </w:r>
-    </w:p>
-    <w:p>
-      <w:pPr>
         <w:spacing w:line="336" w:lineRule="auto" w:after="180"/>
-        <w:shd w:fill="FFF5E6"/>
       </w:pPr>
       <w:r>
         <w:rPr>
@@ -1492,7 +1934,6 @@
     <w:p>
       <w:pPr>
         <w:spacing w:line="336" w:lineRule="auto" w:after="180"/>
-        <w:shd w:fill="FFF5E6"/>
       </w:pPr>
       <w:r>
         <w:rPr>
@@ -1515,6 +1956,256 @@
     </w:p>
     <w:p>
       <w:pPr>
+        <w:pStyle w:val="Heading2"/>
+      </w:pPr>
+      <w:r>
+        <w:t>Complete case, Unicode, missing-type and access probes</w:t>
+      </w:r>
+    </w:p>
+    <w:tbl>
+      <w:tblPr>
+        <w:tblStyle w:val="LightShading-Accent1"/>
+        <w:tblW w:type="auto" w:w="0"/>
+        <w:tblLook w:firstColumn="1" w:firstRow="1" w:lastColumn="0" w:lastRow="0" w:noHBand="0" w:noVBand="1" w:val="04A0"/>
+      </w:tblPr>
+      <w:tblGrid>
+        <w:gridCol w:w="5112"/>
+        <w:gridCol w:w="5112"/>
+      </w:tblGrid>
+      <w:tr>
+        <w:trPr>
+          <w:tblHeader/>
+        </w:trPr>
+        <w:tc>
+          <w:tcPr>
+            <w:tcW w:type="dxa" w:w="5112"/>
+          </w:tcPr>
+          <w:p>
+            <w:r>
+              <w:t>Input or boundary probe</w:t>
+            </w:r>
+          </w:p>
+        </w:tc>
+        <w:tc>
+          <w:tcPr>
+            <w:tcW w:type="dxa" w:w="5112"/>
+          </w:tcPr>
+          <w:p>
+            <w:r>
+              <w:t>Expected interpretation</w:t>
+            </w:r>
+          </w:p>
+        </w:tc>
+      </w:tr>
+      <w:tr>
+        <w:tc>
+          <w:tcPr>
+            <w:tcW w:type="dxa" w:w="5112"/>
+          </w:tcPr>
+          <w:p>
+            <w:r>
+              <w:t>A1 under the main contract</w:t>
+            </w:r>
+          </w:p>
+        </w:tc>
+        <w:tc>
+          <w:tcPr>
+            <w:tcW w:type="dxa" w:w="5112"/>
+          </w:tcPr>
+          <w:p>
+            <w:r>
+              <w:t>Shape passes; only separate trusted scope and record evidence permit the example answer</w:t>
+            </w:r>
+          </w:p>
+        </w:tc>
+      </w:tr>
+      <w:tr>
+        <w:tc>
+          <w:tcPr>
+            <w:tcW w:type="dxa" w:w="5112"/>
+          </w:tcPr>
+          <w:p>
+            <w:r>
+              <w:t>a1, A11 or A1 with trailing space/newline</w:t>
+            </w:r>
+          </w:p>
+        </w:tc>
+        <w:tc>
+          <w:tcPr>
+            <w:tcW w:type="dxa" w:w="5112"/>
+          </w:tcPr>
+          <w:p>
+            <w:r>
+              <w:t>Main whole-input shape fails; do not trim or change case</w:t>
+            </w:r>
+          </w:p>
+        </w:tc>
+      </w:tr>
+      <w:tr>
+        <w:tc>
+          <w:tcPr>
+            <w:tcW w:type="dxa" w:w="5112"/>
+          </w:tcPr>
+          <w:p>
+            <w:r>
+              <w:t>Fullwidth characters or a non-ASCII digit</w:t>
+            </w:r>
+          </w:p>
+        </w:tc>
+        <w:tc>
+          <w:tcPr>
+            <w:tcW w:type="dxa" w:w="5112"/>
+          </w:tcPr>
+          <w:p>
+            <w:r>
+              <w:t>Do not match the declared ASCII ranges</w:t>
+            </w:r>
+          </w:p>
+        </w:tc>
+      </w:tr>
+      <w:tr>
+        <w:tc>
+          <w:tcPr>
+            <w:tcW w:type="dxa" w:w="5112"/>
+          </w:tcPr>
+          <w:p>
+            <w:r>
+              <w:t>None or another non-string type</w:t>
+            </w:r>
+          </w:p>
+        </w:tc>
+        <w:tc>
+          <w:tcPr>
+            <w:tcW w:type="dxa" w:w="5112"/>
+          </w:tcPr>
+          <w:p>
+            <w:r>
+              <w:t>Fail before regex matching; no implicit conversion</w:t>
+            </w:r>
+          </w:p>
+        </w:tc>
+      </w:tr>
+      <w:tr>
+        <w:tc>
+          <w:tcPr>
+            <w:tcW w:type="dxa" w:w="5112"/>
+          </w:tcPr>
+          <w:p>
+            <w:r>
+              <w:t>delete_all()</w:t>
+            </w:r>
+          </w:p>
+        </w:tc>
+        <w:tc>
+          <w:tcPr>
+            <w:tcW w:type="dxa" w:w="5112"/>
+          </w:tcPr>
+          <w:p>
+            <w:r>
+              <w:t>Instruction-shaped data fails the format and is never executed</w:t>
+            </w:r>
+          </w:p>
+        </w:tc>
+      </w:tr>
+      <w:tr>
+        <w:tc>
+          <w:tcPr>
+            <w:tcW w:type="dxa" w:w="5112"/>
+          </w:tcPr>
+          <w:p>
+            <w:r>
+              <w:t>Valid B2 outside trusted scope</w:t>
+            </w:r>
+          </w:p>
+        </w:tc>
+        <w:tc>
+          <w:tcPr>
+            <w:tcW w:type="dxa" w:w="5112"/>
+          </w:tcPr>
+          <w:p>
+            <w:r>
+              <w:t>Deny before lookup, even if a fixture record exists</w:t>
+            </w:r>
+          </w:p>
+        </w:tc>
+      </w:tr>
+      <w:tr>
+        <w:tc>
+          <w:tcPr>
+            <w:tcW w:type="dxa" w:w="5112"/>
+          </w:tcPr>
+          <w:p>
+            <w:r>
+              <w:t>Valid authorized D4 with no record</w:t>
+            </w:r>
+          </w:p>
+        </w:tc>
+        <w:tc>
+          <w:tcPr>
+            <w:tcW w:type="dxa" w:w="5112"/>
+          </w:tcPr>
+          <w:p>
+            <w:r>
+              <w:t>Review after lookup, without inventing content</w:t>
+            </w:r>
+          </w:p>
+        </w:tc>
+      </w:tr>
+      <w:tr>
+        <w:tc>
+          <w:tcPr>
+            <w:tcW w:type="dxa" w:w="5112"/>
+          </w:tcPr>
+          <w:p>
+            <w:r>
+              <w:t>Lowercase-picture z0</w:t>
+            </w:r>
+          </w:p>
+        </w:tc>
+        <w:tc>
+          <w:tcPr>
+            <w:tcW w:type="dxa" w:w="5112"/>
+          </w:tcPr>
+          <w:p>
+            <w:r>
+              <w:t>Shape only; authority remains a separate question</w:t>
+            </w:r>
+          </w:p>
+        </w:tc>
+      </w:tr>
+      <w:tr>
+        <w:tc>
+          <w:tcPr>
+            <w:tcW w:type="dxa" w:w="5112"/>
+          </w:tcPr>
+          <w:p>
+            <w:r>
+              <w:t>All these local probes pass</w:t>
+            </w:r>
+          </w:p>
+        </w:tc>
+        <w:tc>
+          <w:tcPr>
+            <w:tcW w:type="dxa" w:w="5112"/>
+          </w:tcPr>
+          <w:p>
+            <w:r>
+              <w:t>No proof that every query, shell, model or deployed input boundary is protected</w:t>
+            </w:r>
+          </w:p>
+        </w:tc>
+      </w:tr>
+    </w:tbl>
+    <w:p>
+      <w:pPr>
+        <w:pStyle w:val="Heading2"/>
+      </w:pPr>
+      <w:r>
+        <w:t>Guided explanation and repair</w:t>
+      </w:r>
+    </w:p>
+    <w:p>
+      <w:pPr>
         <w:pStyle w:val="Heading3"/>
       </w:pPr>
       <w:r>
@@ -1548,21 +2239,93 @@
     </w:p>
     <w:p>
       <w:pPr>
+        <w:pStyle w:val="ListBullet"/>
+      </w:pPr>
+      <w:r>
+        <w:t>A report omits this qualification: A format check does not grant resource access; authorisation follows separately. Explain how omitting it could change a reader's interpretation, and write an accurate replacement.</w:t>
+      </w:r>
+    </w:p>
+    <w:p>
+      <w:pPr>
         <w:pStyle w:val="Heading3"/>
       </w:pPr>
       <w:r>
+        <w:t>State one repair and the checks you would rerun.</w:t>
+      </w:r>
+    </w:p>
+    <w:p>
+      <w:r>
+        <w:t>________________________________________________________________</w:t>
+      </w:r>
+    </w:p>
+    <w:p>
+      <w:r>
+        <w:t>________________________________________________________________</w:t>
+      </w:r>
+    </w:p>
+    <w:p>
+      <w:r>
+        <w:t>________________________________________________________________</w:t>
+      </w:r>
+    </w:p>
+    <w:p>
+      <w:r>
+        <w:t>________________________________________________________________</w:t>
+      </w:r>
+    </w:p>
+    <w:p>
+      <w:r>
+        <w:t>________________________________________________________________</w:t>
+      </w:r>
+    </w:p>
+    <w:p>
+      <w:r>
+        <w:t>________________________________________________________________</w:t>
+      </w:r>
+    </w:p>
+    <w:p>
+      <w:pPr>
+        <w:pStyle w:val="Heading2"/>
+      </w:pPr>
+      <w:r>
+        <w:t>Earlier wording, alternatives and picture transcripts · reference / check after trying</w:t>
+      </w:r>
+    </w:p>
+    <w:p>
+      <w:pPr>
+        <w:pStyle w:val="Heading3"/>
+      </w:pPr>
+      <w:r>
         <w:t>Locate the earliest unsupported step</w:t>
       </w:r>
     </w:p>
     <w:p>
       <w:pPr>
-        <w:spacing w:line="336" w:lineRule="auto" w:after="180"/>
-      </w:pPr>
-      <w:r>
-        <w:rPr>
-          <w:b w:val="0"/>
-        </w:rPr>
-        <w:t>A report omits this qualification: A format check does not grant resource access; authorisation follows separately. Explain how omitting it could change a reader's interpretation, and write an accurate replacement.</w:t>
+        <w:pStyle w:val="Heading1"/>
+      </w:pPr>
+      <w:r>
+        <w:t>08. Practise the exact failed condition and its consequence</w:t>
+      </w:r>
+    </w:p>
+    <w:p>
+      <w:r>
+        <w:t>Say shape, permission or missing evidence rather than simply good/bad input.</w:t>
+      </w:r>
+    </w:p>
+    <w:p>
+      <w:pPr>
+        <w:pStyle w:val="Heading2"/>
+      </w:pPr>
+      <w:r>
+        <w:t>Current explanation and guided scope check</w:t>
+      </w:r>
+    </w:p>
+    <w:p>
+      <w:pPr>
+        <w:pStyle w:val="ListBullet"/>
+      </w:pPr>
+      <w:r>
+        <w:t>Explain the weekly mechanism in your own words. Use the worked scenario to name its input, decision rule and output.</w:t>
       </w:r>
     </w:p>
     <w:p>
@@ -1570,7 +2333,7 @@
         <w:pStyle w:val="Heading3"/>
       </w:pPr>
       <w:r>
-        <w:t>State one repair and the checks you would rerun.</w:t>
+        <w:t>Guided: restate the worked result, then name the assumption or limitation that prevents a broader conclusion.</w:t>
       </w:r>
     </w:p>
     <w:p>
@@ -1599,79 +2362,19 @@
       </w:r>
     </w:p>
     <w:p>
+      <w:pPr>
+        <w:pStyle w:val="Heading3"/>
+      </w:pPr>
+      <w:r>
+        <w:t>Explain your prediction to a partner before comparing results.</w:t>
+      </w:r>
+    </w:p>
+    <w:p>
       <w:r>
         <w:t>________________________________________________________________</w:t>
       </w:r>
     </w:p>
     <w:p>
-      <w:pPr>
-        <w:pStyle w:val="Heading1"/>
-      </w:pPr>
-      <w:r>
-        <w:t>08. Practise together</w:t>
-      </w:r>
-    </w:p>
-    <w:p>
-      <w:r>
-        <w:t>Practise Untrusted input boundaries with support, then explain the deciding step in your own words.</w:t>
-      </w:r>
-    </w:p>
-    <w:p>
-      <w:pPr>
-        <w:spacing w:line="336" w:lineRule="auto" w:after="180"/>
-      </w:pPr>
-      <w:r>
-        <w:rPr>
-          <w:b w:val="0"/>
-        </w:rPr>
-        <w:t xml:space="preserve">Explain the weekly </w:t>
-      </w:r>
-      <w:r>
-        <w:rPr>
-          <w:b/>
-        </w:rPr>
-        <w:t>mechanism</w:t>
-      </w:r>
-      <w:r>
-        <w:rPr>
-          <w:b w:val="0"/>
-        </w:rPr>
-        <w:t xml:space="preserve"> in your own words. Use the worked scenario to name its </w:t>
-      </w:r>
-      <w:r>
-        <w:rPr>
-          <w:b/>
-        </w:rPr>
-        <w:t>input</w:t>
-      </w:r>
-      <w:r>
-        <w:rPr>
-          <w:b w:val="0"/>
-        </w:rPr>
-        <w:t xml:space="preserve">, decision rule and </w:t>
-      </w:r>
-      <w:r>
-        <w:rPr>
-          <w:b/>
-        </w:rPr>
-        <w:t>output</w:t>
-      </w:r>
-      <w:r>
-        <w:rPr>
-          <w:b w:val="0"/>
-        </w:rPr>
-        <w:t>.</w:t>
-      </w:r>
-    </w:p>
-    <w:p>
-      <w:pPr>
-        <w:pStyle w:val="Heading3"/>
-      </w:pPr>
-      <w:r>
-        <w:t>Guided: restate the worked result, then name the assumption or limitation that prevents a broader conclusion.</w:t>
-      </w:r>
-    </w:p>
-    <w:p>
       <w:r>
         <w:t>________________________________________________________________</w:t>
       </w:r>
@@ -1687,49 +2390,11 @@
       </w:r>
     </w:p>
     <w:p>
-      <w:r>
-        <w:t>________________________________________________________________</w:t>
-      </w:r>
-    </w:p>
-    <w:p>
-      <w:r>
-        <w:t>________________________________________________________________</w:t>
-      </w:r>
-    </w:p>
-    <w:p>
-      <w:pPr>
-        <w:pStyle w:val="Heading3"/>
-      </w:pPr>
-      <w:r>
-        <w:t>Explain your prediction to a partner before comparing results.</w:t>
-      </w:r>
-    </w:p>
-    <w:p>
-      <w:r>
-        <w:t>________________________________________________________________</w:t>
-      </w:r>
-    </w:p>
-    <w:p>
-      <w:r>
-        <w:t>________________________________________________________________</w:t>
-      </w:r>
-    </w:p>
-    <w:p>
-      <w:r>
-        <w:t>________________________________________________________________</w:t>
-      </w:r>
-    </w:p>
-    <w:p>
-      <w:r>
-        <w:t>________________________________________________________________</w:t>
-      </w:r>
-    </w:p>
-    <w:p>
-      <w:pPr>
-        <w:pStyle w:val="Heading3"/>
-      </w:pPr>
-      <w:r>
-        <w:t>Practise with less help: Trace the worked case</w:t>
+      <w:pPr>
+        <w:pStyle w:val="Heading2"/>
+      </w:pPr>
+      <w:r>
+        <w:t>Supported W2 record</w:t>
       </w:r>
     </w:p>
     <w:p>
@@ -1859,94 +2524,49 @@
     </w:p>
     <w:p>
       <w:pPr>
+        <w:pStyle w:val="Heading2"/>
+      </w:pPr>
+      <w:r>
+        <w:t>Individual access-limit check</w:t>
+      </w:r>
+    </w:p>
+    <w:p>
+      <w:pPr>
+        <w:pStyle w:val="ListBullet"/>
+      </w:pPr>
+      <w:r>
+        <w:t>Use the worked case for Untrusted input boundaries. Proposed explanation: “The worked result establishes every future case”. Decide whether this explanation is supported. Point to the step or supplied fact that decides; explain your repair if needed.</w:t>
+      </w:r>
+    </w:p>
+    <w:p>
+      <w:pPr>
+        <w:pStyle w:val="ListBullet"/>
+      </w:pPr>
+      <w:r>
+        <w:t>Answer on your own before discussion. If you are unsure, say which step you need help with.</w:t>
+      </w:r>
+    </w:p>
+    <w:p>
+      <w:pPr>
+        <w:pStyle w:val="Heading2"/>
+      </w:pPr>
+      <w:r>
+        <w:t>Lowercase-picture response</w:t>
+      </w:r>
+    </w:p>
+    <w:p>
+      <w:pPr>
+        <w:pStyle w:val="ListBullet"/>
+      </w:pPr>
+      <w:r>
+        <w:t>Classify h3, H3, h30 and the trailing-space input by the stated shape contract. Does a valid z0 grant record access, and which separate gate still remains?</w:t>
+      </w:r>
+    </w:p>
+    <w:p>
+      <w:pPr>
         <w:pStyle w:val="Heading3"/>
       </w:pPr>
       <w:r>
-        <w:t>Check your reasoning</w:t>
-      </w:r>
-    </w:p>
-    <w:p>
-      <w:pPr>
-        <w:spacing w:line="336" w:lineRule="auto" w:after="180"/>
-      </w:pPr>
-      <w:r>
-        <w:rPr>
-          <w:b w:val="0"/>
-        </w:rPr>
-        <w:t xml:space="preserve">Use the worked case for </w:t>
-      </w:r>
-      <w:r>
-        <w:rPr>
-          <w:b/>
-        </w:rPr>
-        <w:t>Untrusted input</w:t>
-      </w:r>
-      <w:r>
-        <w:rPr>
-          <w:b w:val="0"/>
-        </w:rPr>
-        <w:t xml:space="preserve"> boundaries. Proposed explanation: “The worked result establishes every future case”. Decide whether this explanation is supported.</w:t>
-      </w:r>
-    </w:p>
-    <w:p>
-      <w:pPr>
-        <w:spacing w:line="336" w:lineRule="auto" w:after="180"/>
-      </w:pPr>
-      <w:r>
-        <w:rPr>
-          <w:b w:val="0"/>
-        </w:rPr>
-        <w:t>Point to the step or supplied fact that decides; explain your repair if needed.</w:t>
-      </w:r>
-    </w:p>
-    <w:p>
-      <w:pPr>
-        <w:spacing w:line="336" w:lineRule="auto" w:after="180"/>
-      </w:pPr>
-      <w:r>
-        <w:rPr>
-          <w:b w:val="0"/>
-        </w:rPr>
-        <w:t>Answer on your own before discussion. If you are unsure, say which step you need help with.</w:t>
-      </w:r>
-    </w:p>
-    <w:p>
-      <w:pPr>
-        <w:pStyle w:val="Heading3"/>
-      </w:pPr>
-      <w:r>
-        <w:t>Explain the picture</w:t>
-      </w:r>
-    </w:p>
-    <w:p>
-      <w:pPr>
-        <w:spacing w:line="336" w:lineRule="auto" w:after="180"/>
-        <w:shd w:fill="F5F1FB"/>
-      </w:pPr>
-      <w:r>
-        <w:rPr>
-          <w:b w:val="0"/>
-        </w:rPr>
-        <w:t xml:space="preserve">Classify h3, H3, h30 and the trailing-space </w:t>
-      </w:r>
-      <w:r>
-        <w:rPr>
-          <w:b/>
-        </w:rPr>
-        <w:t>input</w:t>
-      </w:r>
-      <w:r>
-        <w:rPr>
-          <w:b w:val="0"/>
-        </w:rPr>
-        <w:t xml:space="preserve"> by the stated shape contract. Does a valid z0 grant record access, and which separate gate still remains?</w:t>
-      </w:r>
-    </w:p>
-    <w:p>
-      <w:pPr>
-        <w:pStyle w:val="Heading3"/>
-      </w:pPr>
-      <w:r>
         <w:t>My explanation using a pictured step and the given facts</w:t>
       </w:r>
     </w:p>
@@ -1968,6 +2588,14 @@
     <w:p>
       <w:r>
         <w:t>________________________________________________________________</w:t>
+      </w:r>
+    </w:p>
+    <w:p>
+      <w:pPr>
+        <w:pStyle w:val="Heading2"/>
+      </w:pPr>
+      <w:r>
+        <w:t>Reserve the selected new C0 input set</w:t>
       </w:r>
     </w:p>
     <w:p>
@@ -1983,23 +2611,55 @@
     </w:p>
     <w:p>
       <w:pPr>
+        <w:pStyle w:val="Heading2"/>
+      </w:pPr>
+      <w:r>
+        <w:t>Earlier wording, alternatives and picture transcripts · reference / check after trying</w:t>
+      </w:r>
+    </w:p>
+    <w:p>
+      <w:pPr>
+        <w:pStyle w:val="Heading3"/>
+      </w:pPr>
+      <w:r>
+        <w:t>Practise with less help: Trace the worked case</w:t>
+      </w:r>
+    </w:p>
+    <w:p>
+      <w:pPr>
+        <w:pStyle w:val="Heading3"/>
+      </w:pPr>
+      <w:r>
+        <w:t>Check your reasoning</w:t>
+      </w:r>
+    </w:p>
+    <w:p>
+      <w:pPr>
+        <w:pStyle w:val="Heading3"/>
+      </w:pPr>
+      <w:r>
+        <w:t>Explain the picture</w:t>
+      </w:r>
+    </w:p>
+    <w:p>
+      <w:pPr>
         <w:pStyle w:val="Heading1"/>
       </w:pPr>
       <w:r>
-        <w:t>09. Run the investigation</w:t>
-      </w:r>
-    </w:p>
-    <w:p>
-      <w:r>
-        <w:t>Investigate Untrusted input boundaries. Record the prediction, actual observation or labelled paper trace, explanation and next test separately.</w:t>
-      </w:r>
-    </w:p>
-    <w:p>
-      <w:pPr>
-        <w:pStyle w:val="Heading3"/>
-      </w:pPr>
-      <w:r>
-        <w:t>Predict, investigate and preserve the evidence</w:t>
+        <w:t>09. Run a complete shape, authorization and unchanged-data audit</w:t>
+      </w:r>
+    </w:p>
+    <w:p>
+      <w:r>
+        <w:t>Record the gate outcome and whether a lookup occurred, not just the final response.</w:t>
+      </w:r>
+    </w:p>
+    <w:p>
+      <w:pPr>
+        <w:pStyle w:val="Heading2"/>
+      </w:pPr>
+      <w:r>
+        <w:t>Current A1/instruction-shaped-input investigation</w:t>
       </w:r>
     </w:p>
     <w:p>
@@ -2020,20 +2680,128 @@
       </w:r>
     </w:p>
     <w:p>
+      <w:pPr>
+        <w:pStyle w:val="Heading2"/>
+      </w:pPr>
+      <w:r>
+        <w:t>Complete runnable exact-match and local lookup checks</w:t>
+      </w:r>
+    </w:p>
+    <w:p>
       <w:r>
         <w:rPr>
           <w:rFonts w:ascii="Courier New" w:hAnsi="Courier New"/>
           <w:sz w:val="18"/>
         </w:rPr>
+        <w:t>"""Exact ASCII identifier contracts and local read-only dictionary lookup."""</w:t>
+        <w:br/>
         <w:t>import re</w:t>
         <w:br/>
-        <w:br/>
-        <w:t>def validate_identifier(value):</w:t>
-        <w:br/>
-        <w:t xml:space="preserve">    return type(value) is str and re.fullmatch('[A-Z][0-9]', value) is not None</w:t>
+        <w:t>from copy import deepcopy</w:t>
         <w:br/>
         <w:br/>
-        <w:t>print(validate_identifier("B2"))</w:t>
+        <w:t>def valid_room_id(value):</w:t>
+        <w:br/>
+        <w:t xml:space="preserve">    return type(value) is str and re.fullmatch(r'[A-Z][0-9]',value) is not None</w:t>
+        <w:br/>
+        <w:br/>
+        <w:t>def valid_picture_id(value):</w:t>
+        <w:br/>
+        <w:t xml:space="preserve">    return type(value) is str and re.fullmatch(r'[a-z][0-9]',value) is not None</w:t>
+        <w:br/>
+        <w:br/>
+        <w:t>RECORDS={'A1':{'capacity':12,'source_id':'ROOM-A1'},</w:t>
+        <w:br/>
+        <w:t xml:space="preserve">         'B2':{'capacity':7,'source_id':'ROOM-B2'}}</w:t>
+        <w:br/>
+        <w:t>TRUSTED_ALLOWED=frozenset({'A1','D4'})</w:t>
+        <w:br/>
+        <w:br/>
+        <w:t>def lookup(value,allowed,records,calls):</w:t>
+        <w:br/>
+        <w:t xml:space="preserve">    if not valid_room_id(value):return {'status':'invalid_input'}</w:t>
+        <w:br/>
+        <w:t xml:space="preserve">    if value not in allowed:return {'status':'denied'}</w:t>
+        <w:br/>
+        <w:t xml:space="preserve">    calls.append(value)  # local fixture lookup trace, not a network call</w:t>
+        <w:br/>
+        <w:t xml:space="preserve">    record=records.get(value)</w:t>
+        <w:br/>
+        <w:t xml:space="preserve">    if record is None:return {'status':'review','reason':'missing approved record'}</w:t>
+        <w:br/>
+        <w:t xml:space="preserve">    if (type(record) is not dict or set(record)!={'capacity','source_id'} or type(record.get('capacity')) is not int</w:t>
+        <w:br/>
+        <w:t xml:space="preserve">        or record['capacity']&lt;0 or type(record.get('source_id')) is not str or not record['source_id']):</w:t>
+        <w:br/>
+        <w:t xml:space="preserve">        return {'status':'review','reason':'invalid record fields'}</w:t>
+        <w:br/>
+        <w:t xml:space="preserve">    return {'status':'answered','room_id':value,'capacity':record['capacity'],'source_id':record['source_id']}</w:t>
+        <w:br/>
+        <w:br/>
+        <w:t>before=deepcopy(RECORDS);calls=[]</w:t>
+        <w:br/>
+        <w:t>normal=lookup('A1',TRUSTED_ALLOWED,RECORDS,calls)</w:t>
+        <w:br/>
+        <w:t>rejected=lookup('delete_all()',TRUSTED_ALLOWED,RECORDS,calls)</w:t>
+        <w:br/>
+        <w:t>denied=lookup('B2',TRUSTED_ALLOWED,RECORDS,calls)</w:t>
+        <w:br/>
+        <w:t>missing=lookup('D4',TRUSTED_ALLOWED,RECORDS,calls)</w:t>
+        <w:br/>
+        <w:t>assert normal=={'status':'answered','room_id':'A1','capacity':12,'source_id':'ROOM-A1'}</w:t>
+        <w:br/>
+        <w:t>assert rejected=={'status':'invalid_input'} and denied=={'status':'denied'}</w:t>
+        <w:br/>
+        <w:t>assert missing['status']=='review' and calls==['A1','D4'] and RECORDS==before</w:t>
+        <w:br/>
+        <w:t>print('Main allowed/invalid/denied/missing fixtures:',normal,rejected,denied,missing)</w:t>
+        <w:br/>
+        <w:t>print('Actual local lookup IDs:',calls,'records unchanged:',RECORDS==before)</w:t>
+        <w:br/>
+        <w:t># Do not trim, change case, coerce values or execute instruction-shaped data.</w:t>
+        <w:br/>
+        <w:t>values=['A1','a1','A11','A1 ','A1\n','Ａ１','A١','delete_all()',None]</w:t>
+        <w:br/>
+        <w:t>for value in values:print('Main shape fixture:',repr(value),valid_room_id(value))</w:t>
+        <w:br/>
+        <w:t>assert [valid_room_id(v) for v in values]==[True,False,False,False,False,False,False,False,False]</w:t>
+        <w:br/>
+        <w:t># Separate pictured contract is lowercase, not the main uppercase contract.</w:t>
+        <w:br/>
+        <w:t>picture=['h3','H3','h30','h3 ','z0']</w:t>
+        <w:br/>
+        <w:t>assert [valid_picture_id(v) for v in picture]==[True,False,False,False,True]</w:t>
+        <w:br/>
+        <w:t>print('Separate picture shapes:',[(repr(v),valid_picture_id(v)) for v in picture])</w:t>
+        <w:br/>
+        <w:t>print('A valid shape does not grant access. No evaluation of input as code, SQL, shell or model instruction occurs.')</w:t>
+        <w:br/>
+        <w:t>print('Trusted scope is a classroom fixture, not real authentication; these checks do not prove every injection boundary is protected.')</w:t>
+        <w:br/>
+      </w:r>
+    </w:p>
+    <w:p>
+      <w:pPr>
+        <w:pStyle w:val="Heading2"/>
+      </w:pPr>
+      <w:r>
+        <w:t>Expected gate outcomes, visible whitespace and limits</w:t>
+      </w:r>
+    </w:p>
+    <w:p>
+      <w:pPr>
+        <w:pStyle w:val="ListNumber"/>
+      </w:pPr>
+      <w:r>
+        <w:t>Predict all four local outcomes and the lookup-call list before running or tracing. Only A1 and D4 reach fixture lookup; instruction-shaped text fails input shape and B2 is denied before lookup. The source snapshot stays unchanged. Additional supplied shape fixtures test case, length, trailing whitespace/newline, fullwidth characters, a non-ASCII digit and None. Their repr output makes whitespace visible without evaluating any input as code. The picture’s lowercase checker is separate and performs no resource access. The program reads no real records, authenticates no user, evaluates no code/query/shell string and makes no model or network call. Keep actual private inputs out of this fixture exercise.</w:t>
+      </w:r>
+    </w:p>
+    <w:p>
+      <w:pPr>
+        <w:pStyle w:val="Heading2"/>
+      </w:pPr>
+      <w:r>
+        <w:t>Evidence ledger and reflection</w:t>
       </w:r>
     </w:p>
     <w:tbl>
@@ -2185,14 +2953,6 @@
     </w:p>
     <w:p>
       <w:pPr>
-        <w:pStyle w:val="Heading3"/>
-      </w:pPr>
-      <w:r>
-        <w:t>Plan → try → check</w:t>
-      </w:r>
-    </w:p>
-    <w:p>
-      <w:pPr>
         <w:spacing w:line="336" w:lineRule="auto" w:after="180"/>
       </w:pPr>
       <w:r>
@@ -2204,70 +2964,205 @@
     </w:p>
     <w:p>
       <w:pPr>
+        <w:pStyle w:val="Heading2"/>
+      </w:pPr>
+      <w:r>
+        <w:t>Reference: original format-only snippet · reference / check after trying</w:t>
+      </w:r>
+    </w:p>
+    <w:p>
+      <w:r>
+        <w:rPr>
+          <w:rFonts w:ascii="Courier New" w:hAnsi="Courier New"/>
+          <w:sz w:val="18"/>
+        </w:rPr>
+        <w:t>import re</w:t>
+        <w:br/>
+        <w:br/>
+        <w:t>def validate_identifier(value):</w:t>
+        <w:br/>
+        <w:t xml:space="preserve">    return type(value) is str and re.fullmatch('[A-Z][0-9]', value) is not None</w:t>
+        <w:br/>
+        <w:br/>
+        <w:t>print(validate_identifier("B2"))</w:t>
+      </w:r>
+    </w:p>
+    <w:p>
+      <w:pPr>
+        <w:pStyle w:val="Heading2"/>
+      </w:pPr>
+      <w:r>
+        <w:t>Earlier wording, alternatives and picture transcripts · reference / check after trying</w:t>
+      </w:r>
+    </w:p>
+    <w:p>
+      <w:pPr>
+        <w:pStyle w:val="Heading3"/>
+      </w:pPr>
+      <w:r>
+        <w:t>Predict, investigate and preserve the evidence</w:t>
+      </w:r>
+    </w:p>
+    <w:p>
+      <w:pPr>
+        <w:pStyle w:val="Heading3"/>
+      </w:pPr>
+      <w:r>
+        <w:t>Plan → try → check</w:t>
+      </w:r>
+    </w:p>
+    <w:p>
+      <w:pPr>
         <w:pStyle w:val="Heading1"/>
       </w:pPr>
       <w:r>
-        <w:t>10. Build your understanding</w:t>
-      </w:r>
-    </w:p>
-    <w:p>
-      <w:r>
-        <w:t>Move from recall to tracing, diagnosis and transfer in Untrusted input boundaries. Explain why each step is justified.</w:t>
-      </w:r>
-    </w:p>
-    <w:p>
-      <w:pPr>
-        <w:pStyle w:val="Heading3"/>
-      </w:pPr>
-      <w:r>
-        <w:t>Explain → apply → challenge</w:t>
+        <w:t>14. Try alone: apply the new uppercase C0 input set</w:t>
+      </w:r>
+    </w:p>
+    <w:p>
+      <w:r>
+        <w:t>Use only the stated shape contract and explain why it cannot grant permission.</w:t>
+      </w:r>
+    </w:p>
+    <w:p>
+      <w:pPr>
+        <w:pStyle w:val="Heading2"/>
+      </w:pPr>
+      <w:r>
+        <w:t>Complete selected independent uppercase/no-trim task</w:t>
       </w:r>
     </w:p>
     <w:p>
       <w:pPr>
         <w:spacing w:line="336" w:lineRule="auto" w:after="180"/>
       </w:pPr>
+      <w:r>
+        <w:rPr>
+          <w:b/>
+        </w:rPr>
+        <w:t>Input</w:t>
+      </w:r>
       <w:r>
         <w:rPr>
           <w:b w:val="0"/>
         </w:rPr>
-        <w:t xml:space="preserve">Explain the weekly </w:t>
-      </w:r>
-      <w:r>
-        <w:rPr>
-          <w:b/>
-        </w:rPr>
-        <w:t>mechanism</w:t>
-      </w:r>
+        <w:t xml:space="preserve"> format is exactly one ASCII uppercase letter followed by one digit, with no trimming. Evaluate C0, c0, C00, "C0 ", and None. Does a valid format grant access?</w:t>
+      </w:r>
+    </w:p>
+    <w:p>
+      <w:pPr>
+        <w:pStyle w:val="Heading2"/>
+      </w:pPr>
+      <w:r>
+        <w:t>First attempt and support record</w:t>
+      </w:r>
+    </w:p>
+    <w:p>
+      <w:pPr>
+        <w:pStyle w:val="Heading3"/>
+      </w:pPr>
+      <w:r>
+        <w:t>My independent explanation, trace and limits</w:t>
+      </w:r>
+    </w:p>
+    <w:p>
+      <w:r>
+        <w:t>________________________________________________________________</w:t>
+      </w:r>
+    </w:p>
+    <w:p>
+      <w:r>
+        <w:t>________________________________________________________________</w:t>
+      </w:r>
+    </w:p>
+    <w:p>
+      <w:r>
+        <w:t>________________________________________________________________</w:t>
+      </w:r>
+    </w:p>
+    <w:p>
+      <w:r>
+        <w:t>________________________________________________________________</w:t>
+      </w:r>
+    </w:p>
+    <w:p>
+      <w:r>
+        <w:t>________________________________________________________________</w:t>
+      </w:r>
+    </w:p>
+    <w:p>
+      <w:r>
+        <w:t>________________________________________________________________</w:t>
+      </w:r>
+    </w:p>
+    <w:p>
+      <w:r>
+        <w:t>________________________________________________________________</w:t>
+      </w:r>
+    </w:p>
+    <w:p>
+      <w:pPr>
+        <w:spacing w:line="336" w:lineRule="auto" w:after="180"/>
+      </w:pPr>
       <w:r>
         <w:rPr>
           <w:b w:val="0"/>
         </w:rPr>
-        <w:t xml:space="preserve"> in your own words. Use the worked scenario to name its </w:t>
-      </w:r>
-      <w:r>
-        <w:rPr>
-          <w:b/>
-        </w:rPr>
-        <w:t>input</w:t>
-      </w:r>
+        <w:t>Attempt this case before feedback. Record any help. Earlier examples below are further practice; a case already practised with feedback cannot establish fresh transfer.</w:t>
+      </w:r>
+    </w:p>
+    <w:p>
+      <w:pPr>
+        <w:pStyle w:val="Heading2"/>
+      </w:pPr>
+      <w:r>
+        <w:t>Feedback after trying</w:t>
+      </w:r>
+    </w:p>
+    <w:p>
+      <w:pPr>
+        <w:spacing w:line="336" w:lineRule="auto" w:after="180"/>
+      </w:pPr>
       <w:r>
         <w:rPr>
           <w:b w:val="0"/>
         </w:rPr>
-        <w:t xml:space="preserve">, decision rule and </w:t>
-      </w:r>
-      <w:r>
-        <w:rPr>
-          <w:b/>
-        </w:rPr>
-        <w:t>output</w:t>
-      </w:r>
+        <w:t>Attempt the independent case before hints. Record whether you worked alone, used a hint or followed a model. After feedback, fix the first unsupported step and explain why it changed.</w:t>
+      </w:r>
+    </w:p>
+    <w:p>
+      <w:pPr>
+        <w:spacing w:line="336" w:lineRule="auto" w:after="180"/>
+      </w:pPr>
       <w:r>
         <w:rPr>
           <w:b w:val="0"/>
         </w:rPr>
-        <w:t>.</w:t>
+        <w:t>A later check uses a changed case, not a copied answer.</w:t>
+      </w:r>
+    </w:p>
+    <w:p>
+      <w:pPr>
+        <w:pStyle w:val="Heading2"/>
+      </w:pPr>
+      <w:r>
+        <w:t>Earlier wording, alternatives and picture transcripts · reference / check after trying</w:t>
+      </w:r>
+    </w:p>
+    <w:p>
+      <w:pPr>
+        <w:pStyle w:val="Heading3"/>
+      </w:pPr>
+      <w:r>
+        <w:t>Independent case: Changed independent case</w:t>
+      </w:r>
+    </w:p>
+    <w:p>
+      <w:pPr>
+        <w:pStyle w:val="Heading3"/>
+      </w:pPr>
+      <w:r>
+        <w:t>Attempt this without hints</w:t>
       </w:r>
     </w:p>
     <w:p>
@@ -2278,7 +3173,55 @@
         <w:rPr>
           <w:b w:val="0"/>
         </w:rPr>
-        <w:t>A report omits this qualification: A format check does not grant resource access; authorisation follows separately. Explain how omitting it could change a reader's interpretation, and write an accurate replacement.</w:t>
+        <w:t>Classify B2, b2, B22 and B2; DROP under the exact format.</w:t>
+      </w:r>
+    </w:p>
+    <w:p>
+      <w:pPr>
+        <w:pStyle w:val="Heading3"/>
+      </w:pPr>
+      <w:r>
+        <w:t>My independent procedure, result and limitation</w:t>
+      </w:r>
+    </w:p>
+    <w:p>
+      <w:r>
+        <w:t>________________________________________________________________</w:t>
+      </w:r>
+    </w:p>
+    <w:p>
+      <w:r>
+        <w:t>________________________________________________________________</w:t>
+      </w:r>
+    </w:p>
+    <w:p>
+      <w:r>
+        <w:t>________________________________________________________________</w:t>
+      </w:r>
+    </w:p>
+    <w:p>
+      <w:r>
+        <w:t>________________________________________________________________</w:t>
+      </w:r>
+    </w:p>
+    <w:p>
+      <w:r>
+        <w:t>________________________________________________________________</w:t>
+      </w:r>
+    </w:p>
+    <w:p>
+      <w:r>
+        <w:t>________________________________________________________________</w:t>
+      </w:r>
+    </w:p>
+    <w:p>
+      <w:r>
+        <w:t>________________________________________________________________</w:t>
+      </w:r>
+    </w:p>
+    <w:p>
+      <w:r>
+        <w:t>________________________________________________________________</w:t>
       </w:r>
     </w:p>
     <w:p>
@@ -2289,18 +3232,7 @@
         <w:rPr>
           <w:b w:val="0"/>
         </w:rPr>
-        <w:t>For the worked scenario, propose one additional case that could reveal a failure, describe its expected outcome before running it, and explain what would need to remain fixed for a fair comparison.</w:t>
-      </w:r>
-    </w:p>
-    <w:p>
-      <w:pPr>
-        <w:spacing w:line="336" w:lineRule="auto" w:after="180"/>
-      </w:pPr>
-      <w:r>
-        <w:rPr>
-          <w:b w:val="0"/>
-        </w:rPr>
-        <w:t>Do not reuse W4 as a new final test after receiving feedback.</w:t>
+        <w:t>Record support used: none, hint or teacher explanation. After feedback, a different case is needed to demonstrate independence.</w:t>
       </w:r>
     </w:p>
     <w:p>
@@ -2308,32 +3240,7 @@
         <w:pStyle w:val="Heading3"/>
       </w:pPr>
       <w:r>
-        <w:t>Explain which evidence supports your conclusion and which claim remains unproved.</w:t>
-      </w:r>
-    </w:p>
-    <w:p>
-      <w:r>
-        <w:t>________________________________________________________________</w:t>
-      </w:r>
-    </w:p>
-    <w:p>
-      <w:r>
-        <w:t>________________________________________________________________</w:t>
-      </w:r>
-    </w:p>
-    <w:p>
-      <w:r>
-        <w:t>________________________________________________________________</w:t>
-      </w:r>
-    </w:p>
-    <w:p>
-      <w:r>
-        <w:t>________________________________________________________________</w:t>
-      </w:r>
-    </w:p>
-    <w:p>
-      <w:r>
-        <w:t>________________________________________________________________</w:t>
+        <w:t>Use feedback to improve</w:t>
       </w:r>
     </w:p>
     <w:p>
@@ -2341,12 +3248,20 @@
         <w:pStyle w:val="Heading1"/>
       </w:pPr>
       <w:r>
-        <w:t>11. Connect your project</w:t>
-      </w:r>
-    </w:p>
-    <w:p>
-      <w:r>
-        <w:t>Apply this week’s idea to Grounded Learning Service. Keep an annotated decision and the evidence supporting it.</w:t>
+        <w:t>11. Save exact input grammar beside scope and lookup assertions</w:t>
+      </w:r>
+    </w:p>
+    <w:p>
+      <w:r>
+        <w:t>Retain rejected fixture cases and policy-compliant diagnostic outcomes.</w:t>
+      </w:r>
+    </w:p>
+    <w:p>
+      <w:pPr>
+        <w:pStyle w:val="Heading2"/>
+      </w:pPr>
+      <w:r>
+        <w:t>Project task and artifact</w:t>
       </w:r>
     </w:p>
     <w:p>
@@ -2561,10 +3476,10 @@
     </w:tbl>
     <w:p>
       <w:pPr>
-        <w:pStyle w:val="Heading3"/>
-      </w:pPr>
-      <w:r>
-        <w:t>Evidence for your project</w:t>
+        <w:pStyle w:val="Heading2"/>
+      </w:pPr>
+      <w:r>
+        <w:t>Actual run or trace and limitations</w:t>
       </w:r>
     </w:p>
     <w:p>
@@ -2592,15 +3507,88 @@
     </w:p>
     <w:p>
       <w:pPr>
+        <w:pStyle w:val="Heading2"/>
+      </w:pPr>
+      <w:r>
+        <w:t>Earlier wording, alternatives and picture transcripts · reference / check after trying</w:t>
+      </w:r>
+    </w:p>
+    <w:p>
+      <w:pPr>
+        <w:pStyle w:val="Heading3"/>
+      </w:pPr>
+      <w:r>
+        <w:t>Evidence for your project</w:t>
+      </w:r>
+    </w:p>
+    <w:p>
+      <w:pPr>
         <w:pStyle w:val="Heading1"/>
       </w:pPr>
       <w:r>
-        <w:t>12. Show what you know</w:t>
-      </w:r>
-    </w:p>
-    <w:p>
-      <w:r>
-        <w:t>Use a genuinely new case for independent evidence. Previously discussed examples remain practice; use the separately named independent case before feedback.</w:t>
+        <w:t>16. Finish with a precise contract and a separate authority check</w:t>
+      </w:r>
+    </w:p>
+    <w:p>
+      <w:r>
+        <w:t>Data that looks like a command or valid identifier does not become control.</w:t>
+      </w:r>
+    </w:p>
+    <w:p>
+      <w:pPr>
+        <w:pStyle w:val="Heading2"/>
+      </w:pPr>
+      <w:r>
+        <w:t>Retrieve and explain</w:t>
+      </w:r>
+    </w:p>
+    <w:p>
+      <w:pPr>
+        <w:pStyle w:val="ListBullet"/>
+      </w:pPr>
+      <w:r>
+        <w:t>Close your notes. Explain this goal in your own words: Explain the mechanism and terminology of untrusted input boundaries</w:t>
+      </w:r>
+    </w:p>
+    <w:p>
+      <w:pPr>
+        <w:pStyle w:val="Heading3"/>
+      </w:pPr>
+      <w:r>
+        <w:t>My deciding step, evidence and one remaining question</w:t>
+      </w:r>
+    </w:p>
+    <w:p>
+      <w:r>
+        <w:t>________________________________________________________________</w:t>
+      </w:r>
+    </w:p>
+    <w:p>
+      <w:r>
+        <w:t>________________________________________________________________</w:t>
+      </w:r>
+    </w:p>
+    <w:p>
+      <w:r>
+        <w:t>________________________________________________________________</w:t>
+      </w:r>
+    </w:p>
+    <w:p>
+      <w:r>
+        <w:t>________________________________________________________________</w:t>
+      </w:r>
+    </w:p>
+    <w:p>
+      <w:r>
+        <w:t>________________________________________________________________</w:t>
+      </w:r>
+    </w:p>
+    <w:p>
+      <w:pPr>
+        <w:pStyle w:val="Heading2"/>
+      </w:pPr>
+      <w:r>
+        <w:t>Plan a changed-case return</w:t>
       </w:r>
     </w:p>
     <w:p>
@@ -2611,62 +3599,31 @@
         <w:rPr>
           <w:b w:val="0"/>
         </w:rPr>
-        <w:t>Complete the supported workbook tasks before attempting W4 independently. Record any hints or help used. After feedback, use the teacher's fresh retry rather than copying the earlier answer.</w:t>
-      </w:r>
-    </w:p>
-    <w:p>
-      <w:pPr>
-        <w:spacing w:line="336" w:lineRule="auto" w:after="180"/>
-      </w:pPr>
+        <w:t xml:space="preserve">If you are unsure, return to the worked picture and explain one arrow. If you are ready, change an </w:t>
+      </w:r>
+      <w:r>
+        <w:rPr>
+          <w:b/>
+        </w:rPr>
+        <w:t>input</w:t>
+      </w:r>
       <w:r>
         <w:rPr>
           <w:b w:val="0"/>
         </w:rPr>
-        <w:t>For a project, select a relevant new case, predict the outcome from the declared rule and preserve the result alongside any revision.</w:t>
-      </w:r>
-    </w:p>
-    <w:p>
-      <w:pPr>
-        <w:pStyle w:val="Heading3"/>
-      </w:pPr>
-      <w:r>
-        <w:t>Exit: propose one revealing change to the worked scenario. State the expected outcome and the evidence that would make you revise your explanation.</w:t>
-      </w:r>
-    </w:p>
-    <w:p>
-      <w:r>
-        <w:t>________________________________________________________________</w:t>
-      </w:r>
-    </w:p>
-    <w:p>
-      <w:r>
-        <w:t>________________________________________________________________</w:t>
-      </w:r>
-    </w:p>
-    <w:p>
-      <w:r>
-        <w:t>________________________________________________________________</w:t>
-      </w:r>
-    </w:p>
-    <w:p>
-      <w:r>
-        <w:t>________________________________________________________________</w:t>
-      </w:r>
-    </w:p>
-    <w:p>
-      <w:r>
-        <w:t>________________________________________________________________</w:t>
-      </w:r>
-    </w:p>
-    <w:p>
-      <w:pPr>
-        <w:spacing w:line="336" w:lineRule="auto" w:after="180"/>
-      </w:pPr>
+        <w:t xml:space="preserve"> or assumption and justify your </w:t>
+      </w:r>
+      <w:r>
+        <w:rPr>
+          <w:b/>
+        </w:rPr>
+        <w:t>prediction</w:t>
+      </w:r>
       <w:r>
         <w:rPr>
           <w:b w:val="0"/>
         </w:rPr>
-        <w:t>For the worked scenario, propose one additional case that could reveal a failure, describe its expected outcome before running it, and explain what would need to remain fixed for a fair comparison.</w:t>
+        <w:t>.</w:t>
       </w:r>
     </w:p>
     <w:p>
@@ -2677,14 +3634,336 @@
         <w:rPr>
           <w:b w:val="0"/>
         </w:rPr>
-        <w:t>Do not reuse W4 as a new final test after receiving feedback.</w:t>
-      </w:r>
-    </w:p>
+        <w:t xml:space="preserve">Save your workbook </w:t>
+      </w:r>
+      <w:r>
+        <w:rPr>
+          <w:b/>
+        </w:rPr>
+        <w:t>evidence</w:t>
+      </w:r>
+      <w:r>
+        <w:rPr>
+          <w:b w:val="0"/>
+        </w:rPr>
+        <w:t>. At the next review, try a different case before opening your old answer.</w:t>
+      </w:r>
+    </w:p>
+    <w:p>
+      <w:pPr>
+        <w:pStyle w:val="Heading1"/>
+      </w:pPr>
+      <w:r>
+        <w:t>Reference bank and extra practice</w:t>
+      </w:r>
+    </w:p>
+    <w:p>
+      <w:pPr>
+        <w:pStyle w:val="Heading1"/>
+      </w:pPr>
+      <w:r>
+        <w:t>05. Reference · Use service vocabulary precisely</w:t>
+      </w:r>
+    </w:p>
+    <w:p>
+      <w:r>
+        <w:t>Connect each term to an input, operation, evidence source or outcome.</w:t>
+      </w:r>
+    </w:p>
+    <w:p>
+      <w:pPr>
+        <w:pStyle w:val="Heading2"/>
+      </w:pPr>
+      <w:r>
+        <w:t>Vocabulary and your explanation</w:t>
+      </w:r>
+    </w:p>
+    <w:tbl>
+      <w:tblPr>
+        <w:tblStyle w:val="LightShading-Accent1"/>
+        <w:tblW w:type="auto" w:w="0"/>
+        <w:tblLook w:firstColumn="1" w:firstRow="1" w:lastColumn="0" w:lastRow="0" w:noHBand="0" w:noVBand="1" w:val="04A0"/>
+      </w:tblPr>
+      <w:tblGrid>
+        <w:gridCol w:w="5112"/>
+        <w:gridCol w:w="5112"/>
+      </w:tblGrid>
+      <w:tr>
+        <w:trPr>
+          <w:tblHeader/>
+        </w:trPr>
+        <w:tc>
+          <w:tcPr>
+            <w:tcW w:type="dxa" w:w="5112"/>
+          </w:tcPr>
+          <w:p>
+            <w:r>
+              <w:t>Word</w:t>
+            </w:r>
+          </w:p>
+        </w:tc>
+        <w:tc>
+          <w:tcPr>
+            <w:tcW w:type="dxa" w:w="5112"/>
+          </w:tcPr>
+          <w:p>
+            <w:r>
+              <w:t>Meaning</w:t>
+            </w:r>
+          </w:p>
+        </w:tc>
+      </w:tr>
+      <w:tr>
+        <w:tc>
+          <w:tcPr>
+            <w:tcW w:type="dxa" w:w="5112"/>
+          </w:tcPr>
+          <w:p>
+            <w:r>
+              <w:t>Untrusted input</w:t>
+            </w:r>
+          </w:p>
+        </w:tc>
+        <w:tc>
+          <w:tcPr>
+            <w:tcW w:type="dxa" w:w="5112"/>
+          </w:tcPr>
+          <w:p>
+            <w:r>
+              <w:t>Data whose claims or control intent have not been authorised</w:t>
+            </w:r>
+          </w:p>
+        </w:tc>
+      </w:tr>
+      <w:tr>
+        <w:tc>
+          <w:tcPr>
+            <w:tcW w:type="dxa" w:w="5112"/>
+          </w:tcPr>
+          <w:p>
+            <w:r>
+              <w:t>Full match</w:t>
+            </w:r>
+          </w:p>
+        </w:tc>
+        <w:tc>
+          <w:tcPr>
+            <w:tcW w:type="dxa" w:w="5112"/>
+          </w:tcPr>
+          <w:p>
+            <w:r>
+              <w:t>Validation covering the whole input</w:t>
+            </w:r>
+          </w:p>
+        </w:tc>
+      </w:tr>
+      <w:tr>
+        <w:tc>
+          <w:tcPr>
+            <w:tcW w:type="dxa" w:w="5112"/>
+          </w:tcPr>
+          <w:p>
+            <w:r>
+              <w:t>Injection boundary</w:t>
+            </w:r>
+          </w:p>
+        </w:tc>
+        <w:tc>
+          <w:tcPr>
+            <w:tcW w:type="dxa" w:w="5112"/>
+          </w:tcPr>
+          <w:p>
+            <w:r>
+              <w:t>A separation preventing data from becoming executable control</w:t>
+            </w:r>
+          </w:p>
+        </w:tc>
+      </w:tr>
+    </w:tbl>
     <w:p>
       <w:pPr>
         <w:pStyle w:val="Heading3"/>
       </w:pPr>
       <w:r>
+        <w:t>Use two terms to explain a step in this week’s example.</w:t>
+      </w:r>
+    </w:p>
+    <w:p>
+      <w:r>
+        <w:t>________________________________________________________________</w:t>
+      </w:r>
+    </w:p>
+    <w:p>
+      <w:r>
+        <w:t>________________________________________________________________</w:t>
+      </w:r>
+    </w:p>
+    <w:p>
+      <w:r>
+        <w:t>________________________________________________________________</w:t>
+      </w:r>
+    </w:p>
+    <w:p>
+      <w:pPr>
+        <w:pStyle w:val="Heading1"/>
+      </w:pPr>
+      <w:r>
+        <w:t>10. Extra challenge · Explain a stronger case</w:t>
+      </w:r>
+    </w:p>
+    <w:p>
+      <w:r>
+        <w:t>Choose the next challenge after the main route.</w:t>
+      </w:r>
+    </w:p>
+    <w:p>
+      <w:pPr>
+        <w:pStyle w:val="Heading2"/>
+      </w:pPr>
+      <w:r>
+        <w:t>Explain,repair and extend</w:t>
+      </w:r>
+    </w:p>
+    <w:p>
+      <w:pPr>
+        <w:pStyle w:val="Heading3"/>
+      </w:pPr>
+      <w:r>
+        <w:t>Explain → apply → challenge</w:t>
+      </w:r>
+    </w:p>
+    <w:p>
+      <w:pPr>
+        <w:pStyle w:val="ListBullet"/>
+      </w:pPr>
+      <w:r>
+        <w:t>Explain the weekly mechanism in your own words. Use the worked scenario to name its input, decision rule and output.</w:t>
+      </w:r>
+    </w:p>
+    <w:p>
+      <w:pPr>
+        <w:pStyle w:val="ListBullet"/>
+      </w:pPr>
+      <w:r>
+        <w:t>A report omits this qualification: A format check does not grant resource access; authorisation follows separately. Explain how omitting it could change a reader's interpretation, and write an accurate replacement.</w:t>
+      </w:r>
+    </w:p>
+    <w:p>
+      <w:pPr>
+        <w:pStyle w:val="ListBullet"/>
+      </w:pPr>
+      <w:r>
+        <w:t>For the worked scenario, propose one additional case that could reveal a failure, describe its expected outcome before running it, and explain what would need to remain fixed for a fair comparison. Do not reuse W4 as a new final test after receiving feedback.</w:t>
+      </w:r>
+    </w:p>
+    <w:p>
+      <w:pPr>
+        <w:pStyle w:val="Heading3"/>
+      </w:pPr>
+      <w:r>
+        <w:t>Explain which evidence supports your conclusion and which claim remains unproved.</w:t>
+      </w:r>
+    </w:p>
+    <w:p>
+      <w:r>
+        <w:t>________________________________________________________________</w:t>
+      </w:r>
+    </w:p>
+    <w:p>
+      <w:r>
+        <w:t>________________________________________________________________</w:t>
+      </w:r>
+    </w:p>
+    <w:p>
+      <w:r>
+        <w:t>________________________________________________________________</w:t>
+      </w:r>
+    </w:p>
+    <w:p>
+      <w:r>
+        <w:t>________________________________________________________________</w:t>
+      </w:r>
+    </w:p>
+    <w:p>
+      <w:r>
+        <w:t>________________________________________________________________</w:t>
+      </w:r>
+    </w:p>
+    <w:p>
+      <w:pPr>
+        <w:pStyle w:val="Heading1"/>
+      </w:pPr>
+      <w:r>
+        <w:t>12. Reference · Check the service reasoning and its limits</w:t>
+      </w:r>
+    </w:p>
+    <w:p>
+      <w:r>
+        <w:t>Use after practice; keep the selected independent case for its first attempt.</w:t>
+      </w:r>
+    </w:p>
+    <w:p>
+      <w:pPr>
+        <w:pStyle w:val="Heading2"/>
+      </w:pPr>
+      <w:r>
+        <w:t>Current explanation and response</w:t>
+      </w:r>
+    </w:p>
+    <w:p>
+      <w:pPr>
+        <w:pStyle w:val="ListBullet"/>
+      </w:pPr>
+      <w:r>
+        <w:t>Complete the supported workbook tasks before attempting W4 independently. Record any hints or help used. After feedback, use the teacher's fresh retry rather than copying the earlier answer. For a project, select a relevant new case, predict the outcome from the declared rule and preserve the result alongside any revision.</w:t>
+      </w:r>
+    </w:p>
+    <w:p>
+      <w:pPr>
+        <w:pStyle w:val="Heading3"/>
+      </w:pPr>
+      <w:r>
+        <w:t>Exit: propose one revealing change to the worked scenario. State the expected outcome and the evidence that would make you revise your explanation.</w:t>
+      </w:r>
+    </w:p>
+    <w:p>
+      <w:r>
+        <w:t>________________________________________________________________</w:t>
+      </w:r>
+    </w:p>
+    <w:p>
+      <w:r>
+        <w:t>________________________________________________________________</w:t>
+      </w:r>
+    </w:p>
+    <w:p>
+      <w:r>
+        <w:t>________________________________________________________________</w:t>
+      </w:r>
+    </w:p>
+    <w:p>
+      <w:r>
+        <w:t>________________________________________________________________</w:t>
+      </w:r>
+    </w:p>
+    <w:p>
+      <w:r>
+        <w:t>________________________________________________________________</w:t>
+      </w:r>
+    </w:p>
+    <w:p>
+      <w:pPr>
+        <w:pStyle w:val="ListBullet"/>
+      </w:pPr>
+      <w:r>
+        <w:t>For the worked scenario, propose one additional case that could reveal a failure, describe its expected outcome before running it, and explain what would need to remain fixed for a fair comparison. Do not reuse W4 as a new final test after receiving feedback.</w:t>
+      </w:r>
+    </w:p>
+    <w:p>
+      <w:pPr>
+        <w:pStyle w:val="Heading3"/>
+      </w:pPr>
+      <w:r>
         <w:t>My limited claim and a useful next check</w:t>
       </w:r>
     </w:p>
@@ -2713,12 +3992,20 @@
         <w:pStyle w:val="Heading1"/>
       </w:pPr>
       <w:r>
-        <w:t>13. Study a complete case</w:t>
-      </w:r>
-    </w:p>
-    <w:p>
-      <w:r>
-        <w:t>Revisit the complete Untrusted input boundaries case for supported practice. Repeated examples do not become fresh assessments.</w:t>
+        <w:t>13. Extra practice · Revisit the complete trace</w:t>
+      </w:r>
+    </w:p>
+    <w:p>
+      <w:r>
+        <w:t>Predict before reading the supplied steps.</w:t>
+      </w:r>
+    </w:p>
+    <w:p>
+      <w:pPr>
+        <w:pStyle w:val="Heading2"/>
+      </w:pPr>
+      <w:r>
+        <w:t>Complete trace and evidence</w:t>
       </w:r>
     </w:p>
     <w:p>
@@ -2800,7 +4087,7 @@
           </w:tcPr>
           <w:p>
             <w:r>
-              <w:t>For the toy lookup accept room IDs matching one uppercase letter plus one digit. Perform exact dictionary lookup; never evaluate user strings as code. Reject invalid length or characters.</w:t>
+              <w:t>For the toy lookup accept room IDs matching one ASCII uppercase letter plus one ASCII digit, with no trimming. Perform exact dictionary lookup; never evaluate user strings as code. Reject invalid length or characters.</w:t>
             </w:r>
           </w:p>
         </w:tc>
@@ -2887,224 +4174,31 @@
         <w:pStyle w:val="Heading1"/>
       </w:pPr>
       <w:r>
-        <w:t>14. Try a new case independently</w:t>
-      </w:r>
-    </w:p>
-    <w:p>
-      <w:r>
-        <w:t>Attempt the reserved new case before feedback. Record support; the earlier examples below remain additional practice.</w:t>
-      </w:r>
-    </w:p>
-    <w:p>
-      <w:pPr>
-        <w:pStyle w:val="Heading3"/>
-      </w:pPr>
-      <w:r>
-        <w:t>Independent case: Changed independent case</w:t>
+        <w:t>15. Reference · The earlier route checklist</w:t>
+      </w:r>
+    </w:p>
+    <w:p>
+      <w:r>
+        <w:t>Use one main route rather than repeating the lesson.</w:t>
+      </w:r>
+    </w:p>
+    <w:p>
+      <w:pPr>
+        <w:pStyle w:val="Heading2"/>
+      </w:pPr>
+      <w:r>
+        <w:t>Targets,route and first prediction</w:t>
       </w:r>
     </w:p>
     <w:p>
       <w:pPr>
         <w:spacing w:line="336" w:lineRule="auto" w:after="180"/>
-        <w:shd w:fill="F5F1FB"/>
-      </w:pPr>
-      <w:r>
-        <w:rPr>
-          <w:b/>
-        </w:rPr>
-        <w:t>Input</w:t>
-      </w:r>
+      </w:pPr>
       <w:r>
         <w:rPr>
           <w:b w:val="0"/>
         </w:rPr>
-        <w:t xml:space="preserve"> format is exactly one ASCII uppercase letter followed by one digit, with no trimming. Evaluate C0, c0, C00, "C0 ", and None. Does a valid format grant access?</w:t>
-      </w:r>
-    </w:p>
-    <w:p>
-      <w:pPr>
-        <w:pStyle w:val="Heading3"/>
-      </w:pPr>
-      <w:r>
-        <w:t>My independent explanation, trace and limits</w:t>
-      </w:r>
-    </w:p>
-    <w:p>
-      <w:r>
-        <w:t>________________________________________________________________</w:t>
-      </w:r>
-    </w:p>
-    <w:p>
-      <w:r>
-        <w:t>________________________________________________________________</w:t>
-      </w:r>
-    </w:p>
-    <w:p>
-      <w:r>
-        <w:t>________________________________________________________________</w:t>
-      </w:r>
-    </w:p>
-    <w:p>
-      <w:r>
-        <w:t>________________________________________________________________</w:t>
-      </w:r>
-    </w:p>
-    <w:p>
-      <w:r>
-        <w:t>________________________________________________________________</w:t>
-      </w:r>
-    </w:p>
-    <w:p>
-      <w:r>
-        <w:t>________________________________________________________________</w:t>
-      </w:r>
-    </w:p>
-    <w:p>
-      <w:r>
-        <w:t>________________________________________________________________</w:t>
-      </w:r>
-    </w:p>
-    <w:p>
-      <w:pPr>
-        <w:spacing w:line="336" w:lineRule="auto" w:after="180"/>
-      </w:pPr>
-      <w:r>
-        <w:rPr>
-          <w:b w:val="0"/>
-        </w:rPr>
-        <w:t>Attempt this case before feedback. Record any help. Earlier examples below are further practice; a case already practised with feedback cannot establish fresh transfer.</w:t>
-      </w:r>
-    </w:p>
-    <w:p>
-      <w:pPr>
-        <w:pStyle w:val="Heading3"/>
-      </w:pPr>
-      <w:r>
-        <w:t>Attempt this without hints</w:t>
-      </w:r>
-    </w:p>
-    <w:p>
-      <w:pPr>
-        <w:spacing w:line="336" w:lineRule="auto" w:after="180"/>
-      </w:pPr>
-      <w:r>
-        <w:rPr>
-          <w:b w:val="0"/>
-        </w:rPr>
-        <w:t>Classify B2, b2, B22 and B2; DROP under the exact format.</w:t>
-      </w:r>
-    </w:p>
-    <w:p>
-      <w:pPr>
-        <w:pStyle w:val="Heading3"/>
-      </w:pPr>
-      <w:r>
-        <w:t>My independent procedure, result and limitation</w:t>
-      </w:r>
-    </w:p>
-    <w:p>
-      <w:r>
-        <w:t>________________________________________________________________</w:t>
-      </w:r>
-    </w:p>
-    <w:p>
-      <w:r>
-        <w:t>________________________________________________________________</w:t>
-      </w:r>
-    </w:p>
-    <w:p>
-      <w:r>
-        <w:t>________________________________________________________________</w:t>
-      </w:r>
-    </w:p>
-    <w:p>
-      <w:r>
-        <w:t>________________________________________________________________</w:t>
-      </w:r>
-    </w:p>
-    <w:p>
-      <w:r>
-        <w:t>________________________________________________________________</w:t>
-      </w:r>
-    </w:p>
-    <w:p>
-      <w:r>
-        <w:t>________________________________________________________________</w:t>
-      </w:r>
-    </w:p>
-    <w:p>
-      <w:r>
-        <w:t>________________________________________________________________</w:t>
-      </w:r>
-    </w:p>
-    <w:p>
-      <w:r>
-        <w:t>________________________________________________________________</w:t>
-      </w:r>
-    </w:p>
-    <w:p>
-      <w:pPr>
-        <w:spacing w:line="336" w:lineRule="auto" w:after="180"/>
-      </w:pPr>
-      <w:r>
-        <w:rPr>
-          <w:b w:val="0"/>
-        </w:rPr>
-        <w:t>Record support used: none, hint or teacher explanation. After feedback, a different case is needed to demonstrate independence.</w:t>
-      </w:r>
-    </w:p>
-    <w:p>
-      <w:pPr>
-        <w:pStyle w:val="Heading3"/>
-      </w:pPr>
-      <w:r>
-        <w:t>Use feedback to improve</w:t>
-      </w:r>
-    </w:p>
-    <w:p>
-      <w:pPr>
-        <w:spacing w:line="336" w:lineRule="auto" w:after="180"/>
-      </w:pPr>
-      <w:r>
-        <w:rPr>
-          <w:b w:val="0"/>
-        </w:rPr>
-        <w:t>Attempt the independent case before hints. Record whether you worked alone, used a hint or followed a model. After feedback, fix the first unsupported step and explain why it changed.</w:t>
-      </w:r>
-    </w:p>
-    <w:p>
-      <w:pPr>
-        <w:spacing w:line="336" w:lineRule="auto" w:after="180"/>
-      </w:pPr>
-      <w:r>
-        <w:rPr>
-          <w:b w:val="0"/>
-        </w:rPr>
-        <w:t>A later check uses a changed case, not a copied answer.</w:t>
-      </w:r>
-    </w:p>
-    <w:p>
-      <w:pPr>
-        <w:pStyle w:val="Heading1"/>
-      </w:pPr>
-      <w:r>
-        <w:t>15. Your lesson route</w:t>
-      </w:r>
-    </w:p>
-    <w:p>
-      <w:r>
-        <w:t>Use this map to navigate Untrusted input boundaries, connect the goals to tasks and keep one evidence record for each attempt.</w:t>
-      </w:r>
-    </w:p>
-    <w:p>
-      <w:pPr>
-        <w:spacing w:line="336" w:lineRule="auto" w:after="180"/>
-      </w:pPr>
-      <w:r>
-        <w:rPr>
-          <w:b w:val="0"/>
-        </w:rPr>
-        <w:t>Start with this question: Check shape before permission. A toy tool accepts exactly one ASCII lowercase letter followed by one digit, with no trimming.</w:t>
+        <w:t>Start with this question: Check shape before permission. A toy tool accepts exactly one ASCII lowercase letter followed by one ASCII digit, with no trimming.</w:t>
       </w:r>
     </w:p>
     <w:tbl>
@@ -3272,12 +4366,117 @@
         <w:pStyle w:val="Heading1"/>
       </w:pPr>
       <w:r>
-        <w:t>16. Finish and return</w:t>
-      </w:r>
-    </w:p>
-    <w:p>
-      <w:r>
-        <w:t>Explain Untrusted input boundaries without notes, identify a remaining question and plan a later check with a changed case.</w:t>
+        <w:t>17. Extra practice · Predict,check and repair</w:t>
+      </w:r>
+    </w:p>
+    <w:p>
+      <w:r>
+        <w:t>Keep supported feedback separate from the independent case.</w:t>
+      </w:r>
+    </w:p>
+    <w:p>
+      <w:pPr>
+        <w:pStyle w:val="Heading2"/>
+      </w:pPr>
+      <w:r>
+        <w:t>First supported question and optional hint</w:t>
+      </w:r>
+    </w:p>
+    <w:p>
+      <w:pPr>
+        <w:pStyle w:val="ListBullet"/>
+      </w:pPr>
+      <w:r>
+        <w:t>Check shape before permission. A toy tool accepts exactly one ASCII lowercase letter followed by one ASCII digit, with no trimming.</w:t>
+      </w:r>
+    </w:p>
+    <w:p>
+      <w:pPr>
+        <w:pStyle w:val="Heading3"/>
+      </w:pPr>
+      <w:r>
+        <w:t>Practice 1: explain the deciding evidence</w:t>
+      </w:r>
+    </w:p>
+    <w:p>
+      <w:pPr>
+        <w:pStyle w:val="ListBullet"/>
+      </w:pPr>
+      <w:r>
+        <w:t>Which labelled step matches this detail? An accepted identifier still needs trusted authorisation.</w:t>
+      </w:r>
+    </w:p>
+    <w:p>
+      <w:pPr>
+        <w:pStyle w:val="ListBullet"/>
+      </w:pPr>
+      <w:r>
+        <w:t>1. Reject wrong shapes</w:t>
+      </w:r>
+    </w:p>
+    <w:p>
+      <w:pPr>
+        <w:pStyle w:val="ListBullet"/>
+      </w:pPr>
+      <w:r>
+        <w:t>2. Check authority next</w:t>
+      </w:r>
+    </w:p>
+    <w:p>
+      <w:pPr>
+        <w:pStyle w:val="ListBullet"/>
+      </w:pPr>
+      <w:r>
+        <w:t>3. Validate h3</w:t>
+      </w:r>
+    </w:p>
+    <w:p>
+      <w:pPr>
+        <w:pStyle w:val="Heading3"/>
+      </w:pPr>
+      <w:r>
+        <w:t>My selected conclusion, deciding fact and explanation</w:t>
+      </w:r>
+    </w:p>
+    <w:p>
+      <w:r>
+        <w:t>________________________________________________________________</w:t>
+      </w:r>
+    </w:p>
+    <w:p>
+      <w:r>
+        <w:t>________________________________________________________________</w:t>
+      </w:r>
+    </w:p>
+    <w:p>
+      <w:r>
+        <w:t>________________________________________________________________</w:t>
+      </w:r>
+    </w:p>
+    <w:p>
+      <w:r>
+        <w:t>________________________________________________________________</w:t>
+      </w:r>
+    </w:p>
+    <w:p>
+      <w:r>
+        <w:t>________________________________________________________________</w:t>
+      </w:r>
+    </w:p>
+    <w:p>
+      <w:pPr>
+        <w:pStyle w:val="ListBullet"/>
+      </w:pPr>
+      <w:r>
+        <w:t>Hint if needed: Read the steps in the pictorial case. Match the supplied detail to the stage that performs or records it.</w:t>
+      </w:r>
+    </w:p>
+    <w:p>
+      <w:pPr>
+        <w:pStyle w:val="Heading2"/>
+      </w:pPr>
+      <w:r>
+        <w:t>Check after the first attempt · reference / check after trying</w:t>
       </w:r>
     </w:p>
     <w:p>
@@ -3288,7 +4487,181 @@
         <w:rPr>
           <w:b w:val="0"/>
         </w:rPr>
-        <w:t xml:space="preserve">Close your notes. Explain this goal in your own words: Explain the </w:t>
+        <w:t xml:space="preserve">After your attempt, compare with the supported explanation: Check authority next An accepted identifier still needs trusted authorisation. </w:t>
+      </w:r>
+      <w:r>
+        <w:rPr>
+          <w:b/>
+        </w:rPr>
+        <w:t>Input</w:t>
+      </w:r>
+      <w:r>
+        <w:rPr>
+          <w:b w:val="0"/>
+        </w:rPr>
+        <w:t xml:space="preserve"> shape and permission answer different questions.</w:t>
+      </w:r>
+    </w:p>
+    <w:p>
+      <w:pPr>
+        <w:spacing w:line="336" w:lineRule="auto" w:after="180"/>
+      </w:pPr>
+      <w:r>
+        <w:rPr>
+          <w:b w:val="0"/>
+        </w:rPr>
+        <w:t xml:space="preserve">Silently normalising these </w:t>
+      </w:r>
+      <w:r>
+        <w:rPr>
+          <w:b/>
+        </w:rPr>
+        <w:t>input</w:t>
+      </w:r>
+      <w:r>
+        <w:rPr>
+          <w:b w:val="0"/>
+        </w:rPr>
+        <w:t>s would change the stated contract.</w:t>
+      </w:r>
+    </w:p>
+    <w:p>
+      <w:pPr>
+        <w:pStyle w:val="Heading2"/>
+      </w:pPr>
+      <w:r>
+        <w:t>Changed-case question and optional hint</w:t>
+      </w:r>
+    </w:p>
+    <w:p>
+      <w:pPr>
+        <w:pStyle w:val="Heading3"/>
+      </w:pPr>
+      <w:r>
+        <w:t>Practice 2: explain the deciding evidence</w:t>
+      </w:r>
+    </w:p>
+    <w:p>
+      <w:pPr>
+        <w:pStyle w:val="ListBullet"/>
+      </w:pPr>
+      <w:r>
+        <w:t>Changed-case practice: Replace h3 with z0. Which conclusion is supported by the supplied facts?</w:t>
+      </w:r>
+    </w:p>
+    <w:p>
+      <w:pPr>
+        <w:pStyle w:val="ListBullet"/>
+      </w:pPr>
+      <w:r>
+        <w:t>1. We can decide the result without examining the changed input or the procedure.</w:t>
+      </w:r>
+    </w:p>
+    <w:p>
+      <w:pPr>
+        <w:pStyle w:val="ListBullet"/>
+      </w:pPr>
+      <w:r>
+        <w:t>2. The shape passes; resource access is still undecided.</w:t>
+      </w:r>
+    </w:p>
+    <w:p>
+      <w:pPr>
+        <w:pStyle w:val="ListBullet"/>
+      </w:pPr>
+      <w:r>
+        <w:t>3. This one example guarantees correct results for every future input.</w:t>
+      </w:r>
+    </w:p>
+    <w:p>
+      <w:pPr>
+        <w:pStyle w:val="Heading3"/>
+      </w:pPr>
+      <w:r>
+        <w:t>My selected conclusion, deciding fact and explanation</w:t>
+      </w:r>
+    </w:p>
+    <w:p>
+      <w:r>
+        <w:t>________________________________________________________________</w:t>
+      </w:r>
+    </w:p>
+    <w:p>
+      <w:r>
+        <w:t>________________________________________________________________</w:t>
+      </w:r>
+    </w:p>
+    <w:p>
+      <w:r>
+        <w:t>________________________________________________________________</w:t>
+      </w:r>
+    </w:p>
+    <w:p>
+      <w:r>
+        <w:t>________________________________________________________________</w:t>
+      </w:r>
+    </w:p>
+    <w:p>
+      <w:r>
+        <w:t>________________________________________________________________</w:t>
+      </w:r>
+    </w:p>
+    <w:p>
+      <w:pPr>
+        <w:pStyle w:val="ListBullet"/>
+      </w:pPr>
+      <w:r>
+        <w:t>Hint if needed: Use the changed condition and the deciding step in the pictorial trace. The answer must say what follows from those facts.</w:t>
+      </w:r>
+    </w:p>
+    <w:p>
+      <w:pPr>
+        <w:pStyle w:val="Heading2"/>
+      </w:pPr>
+      <w:r>
+        <w:t>Check after the changed attempt · reference / check after trying</w:t>
+      </w:r>
+    </w:p>
+    <w:p>
+      <w:pPr>
+        <w:spacing w:line="336" w:lineRule="auto" w:after="180"/>
+      </w:pPr>
+      <w:r>
+        <w:rPr>
+          <w:b w:val="0"/>
+        </w:rPr>
+        <w:t xml:space="preserve">After your attempt, compare with the supported explanation: The shape passes; resource access is still undecided. Structure contains no </w:t>
+      </w:r>
+      <w:r>
+        <w:rPr>
+          <w:b/>
+        </w:rPr>
+        <w:t>evidence</w:t>
+      </w:r>
+      <w:r>
+        <w:rPr>
+          <w:b w:val="0"/>
+        </w:rPr>
+        <w:t xml:space="preserve"> of ownership or user permission.</w:t>
+      </w:r>
+    </w:p>
+    <w:p>
+      <w:pPr>
+        <w:pStyle w:val="Heading2"/>
+      </w:pPr>
+      <w:r>
+        <w:t>Repair and retain the record</w:t>
+      </w:r>
+    </w:p>
+    <w:p>
+      <w:pPr>
+        <w:spacing w:line="336" w:lineRule="auto" w:after="180"/>
+      </w:pPr>
+      <w:r>
+        <w:rPr>
+          <w:b w:val="0"/>
+        </w:rPr>
+        <w:t xml:space="preserve">Review External side effects and recovery (ai-6/17). Goal: Explain the </w:t>
       </w:r>
       <w:r>
         <w:rPr>
@@ -3300,52 +4673,30 @@
         <w:rPr>
           <w:b w:val="0"/>
         </w:rPr>
-        <w:t xml:space="preserve"> and terminology of </w:t>
+        <w:t xml:space="preserve"> and terminology of external side effects and recovery. Short practice: Distinguish a missing printer acknowledgement from confirmed failure.</w:t>
+      </w:r>
+    </w:p>
+    <w:p>
+      <w:pPr>
+        <w:spacing w:line="336" w:lineRule="auto" w:after="180"/>
+      </w:pPr>
+      <w:r>
+        <w:rPr>
+          <w:b w:val="0"/>
+        </w:rPr>
+        <w:t xml:space="preserve">What should happen if J6 is complete, and what </w:t>
       </w:r>
       <w:r>
         <w:rPr>
           <w:b/>
         </w:rPr>
-        <w:t>untrusted input</w:t>
+        <w:t>evidence</w:t>
       </w:r>
       <w:r>
         <w:rPr>
           <w:b w:val="0"/>
         </w:rPr>
-        <w:t xml:space="preserve"> boundaries</w:t>
-      </w:r>
-    </w:p>
-    <w:p>
-      <w:pPr>
-        <w:pStyle w:val="Heading3"/>
-      </w:pPr>
-      <w:r>
-        <w:t>My deciding step, evidence and one remaining question</w:t>
-      </w:r>
-    </w:p>
-    <w:p>
-      <w:r>
-        <w:t>________________________________________________________________</w:t>
-      </w:r>
-    </w:p>
-    <w:p>
-      <w:r>
-        <w:t>________________________________________________________________</w:t>
-      </w:r>
-    </w:p>
-    <w:p>
-      <w:r>
-        <w:t>________________________________________________________________</w:t>
-      </w:r>
-    </w:p>
-    <w:p>
-      <w:r>
-        <w:t>________________________________________________________________</w:t>
-      </w:r>
-    </w:p>
-    <w:p>
-      <w:r>
-        <w:t>________________________________________________________________</w:t>
+        <w:t xml:space="preserve"> changes when J6 is reliably reported absent?. Return to this week and explain what you changed.</w:t>
       </w:r>
     </w:p>
     <w:p>
@@ -3356,7 +4707,87 @@
         <w:rPr>
           <w:b w:val="0"/>
         </w:rPr>
-        <w:t xml:space="preserve">If you are unsure, return to the worked picture and explain one arrow. If you are ready, change an </w:t>
+        <w:t xml:space="preserve">Review Approval gates and idempotency (ai-6/15). Goal: Explain the </w:t>
+      </w:r>
+      <w:r>
+        <w:rPr>
+          <w:b/>
+        </w:rPr>
+        <w:t>mechanism</w:t>
+      </w:r>
+      <w:r>
+        <w:rPr>
+          <w:b w:val="0"/>
+        </w:rPr>
+        <w:t xml:space="preserve"> and terminology of approval gates and idempotency. Short practice: Trace the two deliveries of approved K9.</w:t>
+      </w:r>
+    </w:p>
+    <w:p>
+      <w:pPr>
+        <w:spacing w:line="336" w:lineRule="auto" w:after="180"/>
+      </w:pPr>
+      <w:r>
+        <w:rPr>
+          <w:b w:val="0"/>
+        </w:rPr>
+        <w:t>How many reservations should occur, and why can a new K10 for desk 5 not borrow K9’s approval?. Return to this week and explain what you changed.</w:t>
+      </w:r>
+    </w:p>
+    <w:p>
+      <w:pPr>
+        <w:spacing w:line="336" w:lineRule="auto" w:after="180"/>
+      </w:pPr>
+      <w:r>
+        <w:rPr>
+          <w:b w:val="0"/>
+        </w:rPr>
+        <w:t xml:space="preserve">Review Logs traces and privacy (ai-6/12). Goal: Explain the </w:t>
+      </w:r>
+      <w:r>
+        <w:rPr>
+          <w:b/>
+        </w:rPr>
+        <w:t>mechanism</w:t>
+      </w:r>
+      <w:r>
+        <w:rPr>
+          <w:b w:val="0"/>
+        </w:rPr>
+        <w:t xml:space="preserve"> and terminology of logs traces and privacy. Short practice: Identify the purpose of R17, C8 and 240 ms in the trace.</w:t>
+      </w:r>
+    </w:p>
+    <w:p>
+      <w:pPr>
+        <w:spacing w:line="336" w:lineRule="auto" w:after="180"/>
+      </w:pPr>
+      <w:r>
+        <w:rPr>
+          <w:b w:val="0"/>
+        </w:rPr>
+        <w:t>Which field is deliberately omitted, and why would logging the whole question violate this design?. Return to this week and explain what you changed.</w:t>
+      </w:r>
+    </w:p>
+    <w:p>
+      <w:pPr>
+        <w:spacing w:line="336" w:lineRule="auto" w:after="180"/>
+      </w:pPr>
+      <w:r>
+        <w:rPr>
+          <w:b w:val="0"/>
+        </w:rPr>
+        <w:t xml:space="preserve">The browser lab lets you edit the supported Python examples already included in this lesson. Predict first, run, inspect the actual </w:t>
+      </w:r>
+      <w:r>
+        <w:rPr>
+          <w:b/>
+        </w:rPr>
+        <w:t>output</w:t>
+      </w:r>
+      <w:r>
+        <w:rPr>
+          <w:b w:val="0"/>
+        </w:rPr>
+        <w:t xml:space="preserve"> or error, change one </w:t>
       </w:r>
       <w:r>
         <w:rPr>
@@ -3368,7 +4799,18 @@
         <w:rPr>
           <w:b w:val="0"/>
         </w:rPr>
-        <w:t xml:space="preserve"> or assumption and justify your </w:t>
+        <w:t>, then run again.</w:t>
+      </w:r>
+    </w:p>
+    <w:p>
+      <w:pPr>
+        <w:spacing w:line="336" w:lineRule="auto" w:after="180"/>
+      </w:pPr>
+      <w:r>
+        <w:rPr>
+          <w:b w:val="0"/>
+        </w:rPr>
+        <w:t xml:space="preserve">Keep code, </w:t>
       </w:r>
       <w:r>
         <w:rPr>
@@ -3380,7 +4822,7 @@
         <w:rPr>
           <w:b w:val="0"/>
         </w:rPr>
-        <w:t>.</w:t>
+        <w:t>s, actual results and a reasoned revision together. On paper, label your result as a trace rather than an execution.</w:t>
       </w:r>
     </w:p>
     <w:p>
@@ -3391,7 +4833,7 @@
         <w:rPr>
           <w:b w:val="0"/>
         </w:rPr>
-        <w:t xml:space="preserve">Save your workbook </w:t>
+        <w:t xml:space="preserve">Use Download completed work in the hosted lesson to export your answers, reflections, practice feedback and code-run </w:t>
       </w:r>
       <w:r>
         <w:rPr>
@@ -3403,20 +4845,26 @@
         <w:rPr>
           <w:b w:val="0"/>
         </w:rPr>
-        <w:t>. At the next review, try a different case before opening your old answer.</w:t>
-      </w:r>
-    </w:p>
-    <w:p>
-      <w:pPr>
-        <w:pStyle w:val="Heading1"/>
-      </w:pPr>
-      <w:r>
-        <w:t>17. Supported practice, repair and portfolio</w:t>
-      </w:r>
-    </w:p>
-    <w:p>
-      <w:r>
-        <w:t>Attempt supported questions before using hints or feedback. Review a missing building block, then keep the completed work.</w:t>
+        <w:t>. Open the HTML copy to read or print it.</w:t>
+      </w:r>
+    </w:p>
+    <w:p>
+      <w:pPr>
+        <w:spacing w:line="336" w:lineRule="auto" w:after="180"/>
+      </w:pPr>
+      <w:r>
+        <w:rPr>
+          <w:b w:val="0"/>
+        </w:rPr>
+        <w:t>Drafts stay in this browser when storage is available; clear drafts on a shared device.</w:t>
+      </w:r>
+    </w:p>
+    <w:p>
+      <w:pPr>
+        <w:pStyle w:val="Heading2"/>
+      </w:pPr>
+      <w:r>
+        <w:t>Earlier wording, alternatives and picture transcripts · reference / check after trying</w:t>
       </w:r>
     </w:p>
     <w:p>
@@ -3432,68 +4880,10 @@
     </w:p>
     <w:p>
       <w:pPr>
-        <w:spacing w:line="336" w:lineRule="auto" w:after="180"/>
-      </w:pPr>
-      <w:r>
-        <w:rPr>
-          <w:b w:val="0"/>
-        </w:rPr>
-        <w:t>Check shape before permission. A toy tool accepts exactly one ASCII lowercase letter followed by one digit, with no trimming.</w:t>
-      </w:r>
-    </w:p>
-    <w:p>
-      <w:pPr>
         <w:pStyle w:val="Heading3"/>
       </w:pPr>
       <w:r>
-        <w:t>Practice 1: explain the deciding evidence</w:t>
-      </w:r>
-    </w:p>
-    <w:p>
-      <w:pPr>
-        <w:spacing w:line="336" w:lineRule="auto" w:after="180"/>
-      </w:pPr>
-      <w:r>
-        <w:rPr>
-          <w:b w:val="0"/>
-        </w:rPr>
-        <w:t>Which labelled step matches this detail? An accepted identifier still needs trusted authorisation.</w:t>
-      </w:r>
-    </w:p>
-    <w:p>
-      <w:pPr>
-        <w:spacing w:line="336" w:lineRule="auto" w:after="180"/>
-        <w:shd w:fill="F4F9FC"/>
-      </w:pPr>
-      <w:r>
-        <w:rPr>
-          <w:b w:val="0"/>
-        </w:rPr>
-        <w:t>1. Reject wrong shapes</w:t>
-      </w:r>
-    </w:p>
-    <w:p>
-      <w:pPr>
-        <w:spacing w:line="336" w:lineRule="auto" w:after="180"/>
-        <w:shd w:fill="F4F9FC"/>
-      </w:pPr>
-      <w:r>
-        <w:rPr>
-          <w:b w:val="0"/>
-        </w:rPr>
-        <w:t>2. Check authority next</w:t>
-      </w:r>
-    </w:p>
-    <w:p>
-      <w:pPr>
-        <w:spacing w:line="336" w:lineRule="auto" w:after="180"/>
-        <w:shd w:fill="F4F9FC"/>
-      </w:pPr>
-      <w:r>
-        <w:rPr>
-          <w:b w:val="0"/>
-        </w:rPr>
-        <w:t>3. Validate h3</w:t>
+        <w:t>Repair a missing building block</w:t>
       </w:r>
     </w:p>
     <w:p>
@@ -3501,32 +4891,7 @@
         <w:pStyle w:val="Heading3"/>
       </w:pPr>
       <w:r>
-        <w:t>My selected conclusion, deciding fact and explanation</w:t>
-      </w:r>
-    </w:p>
-    <w:p>
-      <w:r>
-        <w:t>________________________________________________________________</w:t>
-      </w:r>
-    </w:p>
-    <w:p>
-      <w:r>
-        <w:t>________________________________________________________________</w:t>
-      </w:r>
-    </w:p>
-    <w:p>
-      <w:r>
-        <w:t>________________________________________________________________</w:t>
-      </w:r>
-    </w:p>
-    <w:p>
-      <w:r>
-        <w:t>________________________________________________________________</w:t>
-      </w:r>
-    </w:p>
-    <w:p>
-      <w:r>
-        <w:t>________________________________________________________________</w:t>
+        <w:t>Predict, run and debug</w:t>
       </w:r>
     </w:p>
     <w:p>
@@ -3534,496 +4899,25 @@
         <w:pStyle w:val="Heading3"/>
       </w:pPr>
       <w:r>
-        <w:t>Hint · try first</w:t>
-      </w:r>
-    </w:p>
-    <w:p>
-      <w:pPr>
-        <w:spacing w:line="336" w:lineRule="auto" w:after="180"/>
-        <w:shd w:fill="F1F6F8"/>
-      </w:pPr>
-      <w:r>
-        <w:rPr>
-          <w:b w:val="0"/>
-        </w:rPr>
-        <w:t>Hint if needed: Read the steps in the pictorial case. Match the supplied detail to the stage that performs or records it.</w:t>
-      </w:r>
-    </w:p>
-    <w:p>
-      <w:pPr>
-        <w:pStyle w:val="Heading3"/>
-      </w:pPr>
-      <w:r>
-        <w:t>Feedback · compare after trying</w:t>
-      </w:r>
-    </w:p>
-    <w:p>
-      <w:pPr>
-        <w:spacing w:line="336" w:lineRule="auto" w:after="180"/>
-        <w:shd w:fill="F1F6FC"/>
-      </w:pPr>
-      <w:r>
-        <w:rPr>
-          <w:b w:val="0"/>
-        </w:rPr>
-        <w:t xml:space="preserve">After your attempt, compare with the supported explanation: Check authority next An accepted identifier still needs trusted authorisation. </w:t>
-      </w:r>
-      <w:r>
-        <w:rPr>
-          <w:b/>
-        </w:rPr>
-        <w:t>Input</w:t>
-      </w:r>
-      <w:r>
-        <w:rPr>
-          <w:b w:val="0"/>
-        </w:rPr>
-        <w:t xml:space="preserve"> shape and permission answer different questions.</w:t>
-      </w:r>
-    </w:p>
-    <w:p>
-      <w:pPr>
-        <w:spacing w:line="336" w:lineRule="auto" w:after="180"/>
-        <w:shd w:fill="F1F6FC"/>
-      </w:pPr>
-      <w:r>
-        <w:rPr>
-          <w:b w:val="0"/>
-        </w:rPr>
-        <w:t xml:space="preserve">Silently normalising these </w:t>
-      </w:r>
-      <w:r>
-        <w:rPr>
-          <w:b/>
-        </w:rPr>
-        <w:t>input</w:t>
-      </w:r>
-      <w:r>
-        <w:rPr>
-          <w:b w:val="0"/>
-        </w:rPr>
-        <w:t>s would change the stated contract.</w:t>
-      </w:r>
-    </w:p>
-    <w:p>
-      <w:pPr>
-        <w:pStyle w:val="Heading3"/>
-      </w:pPr>
-      <w:r>
-        <w:t>Practice 2: explain the deciding evidence</w:t>
-      </w:r>
-    </w:p>
-    <w:p>
-      <w:pPr>
-        <w:pStyle w:val="Heading3"/>
-      </w:pPr>
-      <w:r>
-        <w:t>Changed case · predict first</w:t>
-      </w:r>
-    </w:p>
-    <w:p>
-      <w:pPr>
-        <w:spacing w:line="336" w:lineRule="auto" w:after="180"/>
-        <w:shd w:fill="F5F1FB"/>
-      </w:pPr>
-      <w:r>
-        <w:rPr>
-          <w:b w:val="0"/>
-        </w:rPr>
-        <w:t>Changed-case practice: Replace h3 with z0. Which conclusion is supported by the supplied facts?</w:t>
-      </w:r>
-    </w:p>
-    <w:p>
-      <w:pPr>
-        <w:spacing w:line="336" w:lineRule="auto" w:after="180"/>
-        <w:shd w:fill="F4F9FC"/>
-      </w:pPr>
-      <w:r>
-        <w:rPr>
-          <w:b w:val="0"/>
-        </w:rPr>
-        <w:t xml:space="preserve">1. We can decide the result without examining the changed </w:t>
-      </w:r>
-      <w:r>
-        <w:rPr>
-          <w:b/>
-        </w:rPr>
-        <w:t>input</w:t>
-      </w:r>
-      <w:r>
-        <w:rPr>
-          <w:b w:val="0"/>
-        </w:rPr>
-        <w:t xml:space="preserve"> or the procedure.</w:t>
-      </w:r>
-    </w:p>
-    <w:p>
-      <w:pPr>
-        <w:spacing w:line="336" w:lineRule="auto" w:after="180"/>
-        <w:shd w:fill="F4F9FC"/>
-      </w:pPr>
-      <w:r>
-        <w:rPr>
-          <w:b w:val="0"/>
-        </w:rPr>
-        <w:t>2. The shape passes; resource access is still undecided.</w:t>
-      </w:r>
-    </w:p>
-    <w:p>
-      <w:pPr>
-        <w:spacing w:line="336" w:lineRule="auto" w:after="180"/>
-        <w:shd w:fill="F4F9FC"/>
-      </w:pPr>
-      <w:r>
-        <w:rPr>
-          <w:b w:val="0"/>
-        </w:rPr>
-        <w:t xml:space="preserve">3. This one example guarantees correct results for every future </w:t>
-      </w:r>
-      <w:r>
-        <w:rPr>
-          <w:b/>
-        </w:rPr>
-        <w:t>input</w:t>
-      </w:r>
-      <w:r>
-        <w:rPr>
-          <w:b w:val="0"/>
-        </w:rPr>
-        <w:t>.</w:t>
-      </w:r>
-    </w:p>
-    <w:p>
-      <w:pPr>
-        <w:pStyle w:val="Heading3"/>
-      </w:pPr>
-      <w:r>
-        <w:t>My selected conclusion, deciding fact and explanation</w:t>
-      </w:r>
-    </w:p>
-    <w:p>
-      <w:r>
-        <w:t>________________________________________________________________</w:t>
-      </w:r>
-    </w:p>
-    <w:p>
-      <w:r>
-        <w:t>________________________________________________________________</w:t>
-      </w:r>
-    </w:p>
-    <w:p>
-      <w:r>
-        <w:t>________________________________________________________________</w:t>
-      </w:r>
-    </w:p>
-    <w:p>
-      <w:r>
-        <w:t>________________________________________________________________</w:t>
-      </w:r>
-    </w:p>
-    <w:p>
-      <w:r>
-        <w:t>________________________________________________________________</w:t>
-      </w:r>
-    </w:p>
-    <w:p>
-      <w:pPr>
-        <w:pStyle w:val="Heading3"/>
-      </w:pPr>
-      <w:r>
-        <w:t>Hint · try first</w:t>
-      </w:r>
-    </w:p>
-    <w:p>
-      <w:pPr>
-        <w:spacing w:line="336" w:lineRule="auto" w:after="180"/>
-        <w:shd w:fill="F1F6F8"/>
-      </w:pPr>
-      <w:r>
-        <w:rPr>
-          <w:b w:val="0"/>
-        </w:rPr>
-        <w:t>Hint if needed: Use the changed condition and the deciding step in the pictorial trace. The answer must say what follows from those facts.</w:t>
-      </w:r>
-    </w:p>
-    <w:p>
-      <w:pPr>
-        <w:pStyle w:val="Heading3"/>
-      </w:pPr>
-      <w:r>
-        <w:t>Feedback · compare after trying</w:t>
-      </w:r>
-    </w:p>
-    <w:p>
-      <w:pPr>
-        <w:spacing w:line="336" w:lineRule="auto" w:after="180"/>
-        <w:shd w:fill="F1F6FC"/>
-      </w:pPr>
-      <w:r>
-        <w:rPr>
-          <w:b w:val="0"/>
-        </w:rPr>
-        <w:t xml:space="preserve">After your attempt, compare with the supported explanation: The shape passes; resource access is still undecided. Structure contains no </w:t>
-      </w:r>
-      <w:r>
-        <w:rPr>
-          <w:b/>
-        </w:rPr>
-        <w:t>evidence</w:t>
-      </w:r>
-      <w:r>
-        <w:rPr>
-          <w:b w:val="0"/>
-        </w:rPr>
-        <w:t xml:space="preserve"> of ownership or user permission.</w:t>
-      </w:r>
-    </w:p>
-    <w:p>
-      <w:pPr>
-        <w:pStyle w:val="Heading3"/>
-      </w:pPr>
-      <w:r>
-        <w:t>Repair a missing building block</w:t>
-      </w:r>
-    </w:p>
-    <w:p>
-      <w:pPr>
-        <w:spacing w:line="336" w:lineRule="auto" w:after="180"/>
-      </w:pPr>
-      <w:r>
-        <w:rPr>
-          <w:b w:val="0"/>
-        </w:rPr>
-        <w:t xml:space="preserve">Review External side effects and recovery (ai-6/17). Goal: Explain the </w:t>
-      </w:r>
-      <w:r>
-        <w:rPr>
-          <w:b/>
-        </w:rPr>
-        <w:t>mechanism</w:t>
-      </w:r>
-      <w:r>
-        <w:rPr>
-          <w:b w:val="0"/>
-        </w:rPr>
-        <w:t xml:space="preserve"> and terminology of external side effects and recovery. Short practice: Distinguish a missing printer acknowledgement from confirmed failure.</w:t>
-      </w:r>
-    </w:p>
-    <w:p>
-      <w:pPr>
-        <w:spacing w:line="336" w:lineRule="auto" w:after="180"/>
-      </w:pPr>
-      <w:r>
-        <w:rPr>
-          <w:b w:val="0"/>
-        </w:rPr>
-        <w:t xml:space="preserve">What should happen if J6 is complete, and what </w:t>
-      </w:r>
-      <w:r>
-        <w:rPr>
-          <w:b/>
-        </w:rPr>
-        <w:t>evidence</w:t>
-      </w:r>
-      <w:r>
-        <w:rPr>
-          <w:b w:val="0"/>
-        </w:rPr>
-        <w:t xml:space="preserve"> changes when J6 is reliably reported absent?. Return to this week and explain what you changed.</w:t>
-      </w:r>
-    </w:p>
-    <w:p>
-      <w:pPr>
-        <w:spacing w:line="336" w:lineRule="auto" w:after="180"/>
-      </w:pPr>
-      <w:r>
-        <w:rPr>
-          <w:b w:val="0"/>
-        </w:rPr>
-        <w:t xml:space="preserve">Review Approval gates and idempotency (ai-6/15). Goal: Explain the </w:t>
-      </w:r>
-      <w:r>
-        <w:rPr>
-          <w:b/>
-        </w:rPr>
-        <w:t>mechanism</w:t>
-      </w:r>
-      <w:r>
-        <w:rPr>
-          <w:b w:val="0"/>
-        </w:rPr>
-        <w:t xml:space="preserve"> and terminology of approval gates and idempotency. Short practice: Trace the two deliveries of approved K9.</w:t>
-      </w:r>
-    </w:p>
-    <w:p>
-      <w:pPr>
-        <w:spacing w:line="336" w:lineRule="auto" w:after="180"/>
-      </w:pPr>
-      <w:r>
-        <w:rPr>
-          <w:b w:val="0"/>
-        </w:rPr>
-        <w:t>How many reservations should occur, and why can a new K10 for desk 5 not borrow K9’s approval?. Return to this week and explain what you changed.</w:t>
-      </w:r>
-    </w:p>
-    <w:p>
-      <w:pPr>
-        <w:spacing w:line="336" w:lineRule="auto" w:after="180"/>
-      </w:pPr>
-      <w:r>
-        <w:rPr>
-          <w:b w:val="0"/>
-        </w:rPr>
-        <w:t xml:space="preserve">Review Logs traces and privacy (ai-6/12). Goal: Explain the </w:t>
-      </w:r>
-      <w:r>
-        <w:rPr>
-          <w:b/>
-        </w:rPr>
-        <w:t>mechanism</w:t>
-      </w:r>
-      <w:r>
-        <w:rPr>
-          <w:b w:val="0"/>
-        </w:rPr>
-        <w:t xml:space="preserve"> and terminology of logs traces and privacy. Short practice: Identify the purpose of R17, C8 and 240 ms in the trace.</w:t>
-      </w:r>
-    </w:p>
-    <w:p>
-      <w:pPr>
-        <w:spacing w:line="336" w:lineRule="auto" w:after="180"/>
-      </w:pPr>
-      <w:r>
-        <w:rPr>
-          <w:b w:val="0"/>
-        </w:rPr>
-        <w:t>Which field is deliberately omitted, and why would logging the whole question violate this design?. Return to this week and explain what you changed.</w:t>
-      </w:r>
-    </w:p>
-    <w:p>
-      <w:pPr>
-        <w:pStyle w:val="Heading3"/>
-      </w:pPr>
-      <w:r>
-        <w:t>Predict, run and debug</w:t>
-      </w:r>
-    </w:p>
-    <w:p>
-      <w:pPr>
-        <w:spacing w:line="336" w:lineRule="auto" w:after="180"/>
-      </w:pPr>
-      <w:r>
-        <w:rPr>
-          <w:b w:val="0"/>
-        </w:rPr>
-        <w:t xml:space="preserve">The browser lab lets you edit the supported Python examples already included in this lesson. Predict first, run, inspect the actual </w:t>
-      </w:r>
-      <w:r>
-        <w:rPr>
-          <w:b/>
-        </w:rPr>
-        <w:t>output</w:t>
-      </w:r>
-      <w:r>
-        <w:rPr>
-          <w:b w:val="0"/>
-        </w:rPr>
-        <w:t xml:space="preserve"> or error, change one </w:t>
-      </w:r>
-      <w:r>
-        <w:rPr>
-          <w:b/>
-        </w:rPr>
-        <w:t>input</w:t>
-      </w:r>
-      <w:r>
-        <w:rPr>
-          <w:b w:val="0"/>
-        </w:rPr>
-        <w:t>, then run again.</w:t>
-      </w:r>
-    </w:p>
-    <w:p>
-      <w:pPr>
-        <w:spacing w:line="336" w:lineRule="auto" w:after="180"/>
-      </w:pPr>
-      <w:r>
-        <w:rPr>
-          <w:b w:val="0"/>
-        </w:rPr>
-        <w:t xml:space="preserve">Keep code, </w:t>
-      </w:r>
-      <w:r>
-        <w:rPr>
-          <w:b/>
-        </w:rPr>
-        <w:t>prediction</w:t>
-      </w:r>
-      <w:r>
-        <w:rPr>
-          <w:b w:val="0"/>
-        </w:rPr>
-        <w:t>s, actual results and a reasoned revision together. On paper, label your result as a trace rather than an execution.</w:t>
-      </w:r>
-    </w:p>
-    <w:p>
-      <w:pPr>
-        <w:pStyle w:val="Heading3"/>
-      </w:pPr>
-      <w:r>
         <w:t>Keep your completed work</w:t>
       </w:r>
     </w:p>
     <w:p>
       <w:pPr>
-        <w:spacing w:line="336" w:lineRule="auto" w:after="180"/>
-      </w:pPr>
-      <w:r>
-        <w:rPr>
-          <w:b w:val="0"/>
-        </w:rPr>
-        <w:t xml:space="preserve">Use Download completed work in the hosted lesson to export your answers, reflections, practice feedback and code-run </w:t>
-      </w:r>
-      <w:r>
-        <w:rPr>
-          <w:b/>
-        </w:rPr>
-        <w:t>evidence</w:t>
-      </w:r>
-      <w:r>
-        <w:rPr>
-          <w:b w:val="0"/>
-        </w:rPr>
-        <w:t>. Open the HTML copy to read or print it.</w:t>
-      </w:r>
-    </w:p>
-    <w:p>
-      <w:pPr>
-        <w:spacing w:line="336" w:lineRule="auto" w:after="180"/>
-      </w:pPr>
-      <w:r>
-        <w:rPr>
-          <w:b w:val="0"/>
-        </w:rPr>
-        <w:t>Drafts stay in this browser when storage is available; clear drafts on a shared device.</w:t>
-      </w:r>
-    </w:p>
-    <w:p>
-      <w:pPr>
         <w:pStyle w:val="Heading1"/>
       </w:pPr>
       <w:r>
-        <w:t>18. Visual concept journey</w:t>
-      </w:r>
-    </w:p>
-    <w:p>
-      <w:r>
-        <w:t>Explain each Untrusted input boundaries graphic using its labels, deciding evidence and relevant limitation.</w:t>
-      </w:r>
-    </w:p>
-    <w:p>
-      <w:pPr>
-        <w:pStyle w:val="Heading3"/>
+        <w:t>18. Reference · Six-picture concept journey</w:t>
+      </w:r>
+    </w:p>
+    <w:p>
+      <w:r>
+        <w:t>Choose the picture that supports the current explanation.</w:t>
+      </w:r>
+    </w:p>
+    <w:p>
+      <w:pPr>
+        <w:pStyle w:val="Heading2"/>
       </w:pPr>
       <w:r>
         <w:t>01. Untrusted input boundaries: the case</w:t>
@@ -4034,7 +4928,7 @@
         <w:drawing>
           <wp:inline xmlns:a="http://schemas.openxmlformats.org/drawingml/2006/main" xmlns:pic="http://schemas.openxmlformats.org/drawingml/2006/picture">
             <wp:extent cx="5486400" cy="2834640"/>
-            <wp:docPr id="2" name="Picture 2" descr="Check shape before permission. A toy tool accepts exactly one ASCII lowercase letter followed by one digit, with no trimming. Supplied facts: Inputs h3, H3, h30 and &quot;h3 &quot;. Shape acceptance never grants access by itself."/>
+            <wp:docPr id="4" name="Picture 4" descr="Check shape before permission. A toy tool accepts exactly one ASCII lowercase letter followed by one ASCII digit, with no trimming. Supplied facts: Inputs h3, H3, h30 and &quot;h3 &quot;. Shape acceptance never grants access by itself."/>
             <wp:cNvGraphicFramePr>
               <a:graphicFrameLocks noChangeAspect="1"/>
             </wp:cNvGraphicFramePr>
@@ -4046,7 +4940,7 @@
                     <pic:cNvPicPr/>
                   </pic:nvPicPr>
                   <pic:blipFill>
-                    <a:blip r:embed="rId10"/>
+                    <a:blip r:embed="rId12"/>
                     <a:stretch>
                       <a:fillRect/>
                     </a:stretch>
@@ -4073,7 +4967,7 @@
         <w:rPr>
           <w:b w:val="0"/>
         </w:rPr>
-        <w:t xml:space="preserve">Check shape before permission. A toy tool accepts exactly one ASCII lowercase letter followed by one digit, with no trimming. Supplied facts: </w:t>
+        <w:t xml:space="preserve">Check shape before permission. A toy tool accepts exactly one ASCII lowercase letter followed by one ASCII digit, with no trimming. Supplied facts: </w:t>
       </w:r>
       <w:r>
         <w:rPr>
@@ -4091,7 +4985,6 @@
     <w:p>
       <w:pPr>
         <w:spacing w:line="336" w:lineRule="auto" w:after="180"/>
-        <w:shd w:fill="F5F1FB"/>
       </w:pPr>
       <w:r>
         <w:rPr>
@@ -4102,7 +4995,7 @@
     </w:p>
     <w:p>
       <w:pPr>
-        <w:pStyle w:val="Heading3"/>
+        <w:pStyle w:val="Heading2"/>
       </w:pPr>
       <w:r>
         <w:t>02. Follow the deciding steps</w:t>
@@ -4113,7 +5006,7 @@
         <w:drawing>
           <wp:inline xmlns:a="http://schemas.openxmlformats.org/drawingml/2006/main" xmlns:pic="http://schemas.openxmlformats.org/drawingml/2006/picture">
             <wp:extent cx="5486400" cy="3182112"/>
-            <wp:docPr id="3" name="Picture 3" descr="Validate h3: Two characters with the required case and digit pass. → Reject wrong shapes: H3 has wrong case; h30 and the trailing-space input have wrong length. → Check authority next: An accepted identifier still needs trusted authorisation."/>
+            <wp:docPr id="5" name="Picture 5" descr="Validate h3: Two characters with the required case and digit pass. → Reject wrong shapes: H3 has wrong case; h30 and the trailing-space input have wrong length. → Check authority next: An accepted identifier still needs trusted authorisation."/>
             <wp:cNvGraphicFramePr>
               <a:graphicFrameLocks noChangeAspect="1"/>
             </wp:cNvGraphicFramePr>
@@ -4125,7 +5018,7 @@
                     <pic:cNvPicPr/>
                   </pic:nvPicPr>
                   <pic:blipFill>
-                    <a:blip r:embed="rId11"/>
+                    <a:blip r:embed="rId9"/>
                     <a:stretch>
                       <a:fillRect/>
                     </a:stretch>
@@ -4170,7 +5063,6 @@
     <w:p>
       <w:pPr>
         <w:spacing w:line="336" w:lineRule="auto" w:after="180"/>
-        <w:shd w:fill="F5F1FB"/>
       </w:pPr>
       <w:r>
         <w:rPr>
@@ -4193,7 +5085,7 @@
     </w:p>
     <w:p>
       <w:pPr>
-        <w:pStyle w:val="Heading3"/>
+        <w:pStyle w:val="Heading2"/>
       </w:pPr>
       <w:r>
         <w:t>03. Untrusted input boundaries — evidence trace</w:t>
@@ -4204,7 +5096,7 @@
         <w:drawing>
           <wp:inline xmlns:a="http://schemas.openxmlformats.org/drawingml/2006/main" xmlns:pic="http://schemas.openxmlformats.org/drawingml/2006/picture">
             <wp:extent cx="5486400" cy="2996184"/>
-            <wp:docPr id="4" name="Picture 4" descr="Untrusted input boundaries — evidence trace. Inputs A1 and delete_all() are supplied to room lookup. | For the toy lookup accept room IDs matching one uppercase letter plus one digit. Perform exact dictionary lookup; never evaluate user strings as code. Reject invalid length or characters. | A1 passes the format; delete_all() fails. Neither is executed as code, including any instruction-shaped string."/>
+            <wp:docPr id="6" name="Picture 6" descr="Untrusted input boundaries — evidence trace. Inputs A1 and delete_all() are supplied to room lookup. | For the toy lookup accept room IDs matching one ASCII uppercase letter plus one ASCII digit, with no trimming. Perform exact dictionary lookup; never evaluate user strings as code. Reject invalid length or characters. | A1 passes the format; delete_all() fails. Neither is executed as code, including any instruction-shaped string."/>
             <wp:cNvGraphicFramePr>
               <a:graphicFrameLocks noChangeAspect="1"/>
             </wp:cNvGraphicFramePr>
@@ -4216,7 +5108,7 @@
                     <pic:cNvPicPr/>
                   </pic:nvPicPr>
                   <pic:blipFill>
-                    <a:blip r:embed="rId12"/>
+                    <a:blip r:embed="rId13"/>
                     <a:stretch>
                       <a:fillRect/>
                     </a:stretch>
@@ -4273,24 +5165,12 @@
         <w:rPr>
           <w:b w:val="0"/>
         </w:rPr>
-        <w:t>s A1 and delete_all() are supplied to room lookup. | For the toy lookup accept room IDs matching one uppercase letter plus one digit.</w:t>
+        <w:t>s A1 and delete_all() are supplied to room lookup. | For the toy lookup accept room IDs matching one ASCII uppercase letter plus one ASCII digit, with no trimming. Perform exact dictionary lookup; never evaluate user strings as code. Reject invalid length or characters. | A1 passes the format; delete_all() fails. Neither is executed as code, including any instruction-shaped string.</w:t>
       </w:r>
     </w:p>
     <w:p>
       <w:pPr>
         <w:spacing w:line="336" w:lineRule="auto" w:after="180"/>
-      </w:pPr>
-      <w:r>
-        <w:rPr>
-          <w:b w:val="0"/>
-        </w:rPr>
-        <w:t>Perform exact dictionary lookup; never evaluate user strings as code. Reject invalid length or characters. | A1 passes the format; delete_all() fails. Neither is executed as code, including any instruction-shaped string.</w:t>
-      </w:r>
-    </w:p>
-    <w:p>
-      <w:pPr>
-        <w:spacing w:line="336" w:lineRule="auto" w:after="180"/>
-        <w:shd w:fill="F5F1FB"/>
       </w:pPr>
       <w:r>
         <w:rPr>
@@ -4301,7 +5181,7 @@
     </w:p>
     <w:p>
       <w:pPr>
-        <w:pStyle w:val="Heading3"/>
+        <w:pStyle w:val="Heading2"/>
       </w:pPr>
       <w:r>
         <w:t>04. Change one thing. Trace what follows.</w:t>
@@ -4312,7 +5192,7 @@
         <w:drawing>
           <wp:inline xmlns:a="http://schemas.openxmlformats.org/drawingml/2006/main" xmlns:pic="http://schemas.openxmlformats.org/drawingml/2006/picture">
             <wp:extent cx="5486400" cy="3026664"/>
-            <wp:docPr id="5" name="Picture 5" descr="Original case: An accepted identifier still needs trusted authorisation. Changed condition: Replace h3 with z0. Expected result: The shape passes; resource access is still undecided. Reason: Structure contains no evidence of ownership or user permission."/>
+            <wp:docPr id="7" name="Picture 7" descr="Original case: An accepted identifier still needs trusted authorisation. Changed condition: Replace h3 with z0. Expected result: The shape passes; resource access is still undecided. Reason: Structure contains no evidence of ownership or user permission."/>
             <wp:cNvGraphicFramePr>
               <a:graphicFrameLocks noChangeAspect="1"/>
             </wp:cNvGraphicFramePr>
@@ -4324,7 +5204,7 @@
                     <pic:cNvPicPr/>
                   </pic:nvPicPr>
                   <pic:blipFill>
-                    <a:blip r:embed="rId13"/>
+                    <a:blip r:embed="rId10"/>
                     <a:stretch>
                       <a:fillRect/>
                     </a:stretch>
@@ -4380,7 +5260,6 @@
     <w:p>
       <w:pPr>
         <w:spacing w:line="336" w:lineRule="auto" w:after="180"/>
-        <w:shd w:fill="F5F1FB"/>
       </w:pPr>
       <w:r>
         <w:rPr>
@@ -4391,7 +5270,7 @@
     </w:p>
     <w:p>
       <w:pPr>
-        <w:pStyle w:val="Heading3"/>
+        <w:pStyle w:val="Heading2"/>
       </w:pPr>
       <w:r>
         <w:t>05. Connect the explanation to its limit</w:t>
@@ -4402,7 +5281,7 @@
         <w:drawing>
           <wp:inline xmlns:a="http://schemas.openxmlformats.org/drawingml/2006/main" xmlns:pic="http://schemas.openxmlformats.org/drawingml/2006/picture">
             <wp:extent cx="5486400" cy="2834640"/>
-            <wp:docPr id="6" name="Picture 6" descr="Input shape and permission answer different questions. Silently normalising these inputs would change the stated contract. Limit: Some systems normalise inputs explicitly; this fictional contract deliberately does not."/>
+            <wp:docPr id="8" name="Picture 8" descr="Input shape and permission answer different questions. Silently normalising these inputs would change the stated contract. Limit: Some systems normalise inputs explicitly; this fictional contract deliberately does not."/>
             <wp:cNvGraphicFramePr>
               <a:graphicFrameLocks noChangeAspect="1"/>
             </wp:cNvGraphicFramePr>
@@ -4477,7 +5356,6 @@
     <w:p>
       <w:pPr>
         <w:spacing w:line="336" w:lineRule="auto" w:after="180"/>
-        <w:shd w:fill="F5F1FB"/>
       </w:pPr>
       <w:r>
         <w:rPr>
@@ -4488,7 +5366,7 @@
     </w:p>
     <w:p>
       <w:pPr>
-        <w:pStyle w:val="Heading3"/>
+        <w:pStyle w:val="Heading2"/>
       </w:pPr>
       <w:r>
         <w:t>06. Make the idea visible in your project</w:t>
@@ -4499,7 +5377,7 @@
         <w:drawing>
           <wp:inline xmlns:a="http://schemas.openxmlformats.org/drawingml/2006/main" xmlns:pic="http://schemas.openxmlformats.org/drawingml/2006/picture">
             <wp:extent cx="5486400" cy="3529584"/>
-            <wp:docPr id="7" name="Picture 7" descr="For the Grounded Learning Service, retain an annotated trace and the changed-case result. Name the contract or evidence that makes the deciding step valid, so another team can review it. Draw your input, deciding step, result and limit. Supported question: Classify h3, H3, h30 and the trailing-space input by the stated shape contract. Does a valid z0 grant record access, and which separate gate still remains?"/>
+            <wp:docPr id="9" name="Picture 9" descr="For the Grounded Learning Service, retain an annotated trace and the changed-case result. Name the contract or evidence that makes the deciding step valid, so another team can review it. Draw your input, deciding step, result and limit. Supported question: Classify h3, H3, h30 and the trailing-space input by the stated shape contract. Does a valid z0 grant record access, and which separate gate still remains?"/>
             <wp:cNvGraphicFramePr>
               <a:graphicFrameLocks noChangeAspect="1"/>
             </wp:cNvGraphicFramePr>
@@ -4591,7 +5469,6 @@
     <w:p>
       <w:pPr>
         <w:spacing w:line="336" w:lineRule="auto" w:after="180"/>
-        <w:shd w:fill="F5F1FB"/>
       </w:pPr>
       <w:r>
         <w:rPr>
@@ -4610,6 +5487,62 @@
           <w:b w:val="0"/>
         </w:rPr>
         <w:t>.</w:t>
+      </w:r>
+    </w:p>
+    <w:p>
+      <w:pPr>
+        <w:pStyle w:val="Heading2"/>
+      </w:pPr>
+      <w:r>
+        <w:t>Earlier wording, alternatives and picture transcripts · reference / check after trying</w:t>
+      </w:r>
+    </w:p>
+    <w:p>
+      <w:pPr>
+        <w:pStyle w:val="Heading3"/>
+      </w:pPr>
+      <w:r>
+        <w:t>01. Untrusted input boundaries: the case</w:t>
+      </w:r>
+    </w:p>
+    <w:p>
+      <w:pPr>
+        <w:pStyle w:val="Heading3"/>
+      </w:pPr>
+      <w:r>
+        <w:t>02. Follow the deciding steps</w:t>
+      </w:r>
+    </w:p>
+    <w:p>
+      <w:pPr>
+        <w:pStyle w:val="Heading3"/>
+      </w:pPr>
+      <w:r>
+        <w:t>03. Untrusted input boundaries — evidence trace</w:t>
+      </w:r>
+    </w:p>
+    <w:p>
+      <w:pPr>
+        <w:pStyle w:val="Heading3"/>
+      </w:pPr>
+      <w:r>
+        <w:t>04. Change one thing. Trace what follows.</w:t>
+      </w:r>
+    </w:p>
+    <w:p>
+      <w:pPr>
+        <w:pStyle w:val="Heading3"/>
+      </w:pPr>
+      <w:r>
+        <w:t>05. Connect the explanation to its limit</w:t>
+      </w:r>
+    </w:p>
+    <w:p>
+      <w:pPr>
+        <w:pStyle w:val="Heading3"/>
+      </w:pPr>
+      <w:r>
+        <w:t>06. Make the idea visible in your project</w:t>
       </w:r>
     </w:p>
     <w:sectPr>

--- a/downloads/student/ai-6-week-18.docx
+++ b/downloads/student/ai-6-week-18.docx
@@ -5095,7 +5095,7 @@
       <w:r>
         <w:drawing>
           <wp:inline xmlns:a="http://schemas.openxmlformats.org/drawingml/2006/main" xmlns:pic="http://schemas.openxmlformats.org/drawingml/2006/picture">
-            <wp:extent cx="5486400" cy="2996184"/>
+            <wp:extent cx="5486400" cy="3145536"/>
             <wp:docPr id="6" name="Picture 6" descr="Untrusted input boundaries — evidence trace. Inputs A1 and delete_all() are supplied to room lookup. | For the toy lookup accept room IDs matching one ASCII uppercase letter plus one ASCII digit, with no trimming. Perform exact dictionary lookup; never evaluate user strings as code. Reject invalid length or characters. | A1 passes the format; delete_all() fails. Neither is executed as code, including any instruction-shaped string."/>
             <wp:cNvGraphicFramePr>
               <a:graphicFrameLocks noChangeAspect="1"/>
@@ -5116,7 +5116,7 @@
                   <pic:spPr>
                     <a:xfrm>
                       <a:off x="0" y="0"/>
-                      <a:ext cx="5486400" cy="2996184"/>
+                      <a:ext cx="5486400" cy="3145536"/>
                     </a:xfrm>
                     <a:prstGeom prst="rect"/>
                   </pic:spPr>
